--- a/discoverer-neo/docs/user-guide/manual/Discoverer-Neo-VIEWER-Guide-Quick-pt-PT.docx
+++ b/discoverer-neo/docs/user-guide/manual/Discoverer-Neo-VIEWER-Guide-Quick-pt-PT.docx
@@ -54,7 +54,7 @@
           <w:sz w:val="22"/>
           <w:szCs w:val="22"/>
         </w:rPr>
-        <w:t>Versão 2.0.0</w:t>
+        <w:t>Versão 2.0.1</w:t>
       </w:r>
     </w:p>
     <w:p>
@@ -74,7 +74,7 @@
     <w:sdt>
       <w:sdtPr>
         <w:alias w:val="Índice"/>
-        <w:id w:val="-779109097"/>
+        <w:id w:val="512113645"/>
       </w:sdtPr>
       <w:sdtEndPr/>
       <w:sdtContent>
@@ -102,7 +102,7 @@
           <w:r>
             <w:fldChar w:fldCharType="separate"/>
           </w:r>
-          <w:hyperlink w:anchor="_Toc241669350" w:history="1">
+          <w:hyperlink w:anchor="_Toc241671881" w:history="1">
             <w:r>
               <w:rPr>
                 <w:rStyle w:val="Hiperligao"/>
@@ -126,7 +126,7 @@
               <w:rPr>
                 <w:noProof/>
               </w:rPr>
-              <w:instrText xml:space="preserve"> PAGEREF _Toc241669350 \h </w:instrText>
+              <w:instrText xml:space="preserve"> PAGEREF _Toc241671881 \h </w:instrText>
             </w:r>
             <w:r>
               <w:rPr>
@@ -168,7 +168,7 @@
               <w14:ligatures w14:val="standardContextual"/>
             </w:rPr>
           </w:pPr>
-          <w:hyperlink w:anchor="_Toc241669351" w:history="1">
+          <w:hyperlink w:anchor="_Toc241671882" w:history="1">
             <w:r>
               <w:rPr>
                 <w:rStyle w:val="Hiperligao"/>
@@ -192,7 +192,7 @@
               <w:rPr>
                 <w:noProof/>
               </w:rPr>
-              <w:instrText xml:space="preserve"> PAGEREF _Toc241669351 \h </w:instrText>
+              <w:instrText xml:space="preserve"> PAGEREF _Toc241671882 \h </w:instrText>
             </w:r>
             <w:r>
               <w:rPr>
@@ -234,7 +234,7 @@
               <w14:ligatures w14:val="standardContextual"/>
             </w:rPr>
           </w:pPr>
-          <w:hyperlink w:anchor="_Toc241669352" w:history="1">
+          <w:hyperlink w:anchor="_Toc241671883" w:history="1">
             <w:r>
               <w:rPr>
                 <w:rStyle w:val="Hiperligao"/>
@@ -258,7 +258,7 @@
               <w:rPr>
                 <w:noProof/>
               </w:rPr>
-              <w:instrText xml:space="preserve"> PAGEREF _Toc241669352 \h </w:instrText>
+              <w:instrText xml:space="preserve"> PAGEREF _Toc241671883 \h </w:instrText>
             </w:r>
             <w:r>
               <w:rPr>
@@ -300,7 +300,7 @@
               <w14:ligatures w14:val="standardContextual"/>
             </w:rPr>
           </w:pPr>
-          <w:hyperlink w:anchor="_Toc241669353" w:history="1">
+          <w:hyperlink w:anchor="_Toc241671884" w:history="1">
             <w:r>
               <w:rPr>
                 <w:rStyle w:val="Hiperligao"/>
@@ -324,7 +324,7 @@
               <w:rPr>
                 <w:noProof/>
               </w:rPr>
-              <w:instrText xml:space="preserve"> PAGEREF _Toc241669353 \h </w:instrText>
+              <w:instrText xml:space="preserve"> PAGEREF _Toc241671884 \h </w:instrText>
             </w:r>
             <w:r>
               <w:rPr>
@@ -366,7 +366,7 @@
               <w14:ligatures w14:val="standardContextual"/>
             </w:rPr>
           </w:pPr>
-          <w:hyperlink w:anchor="_Toc241669354" w:history="1">
+          <w:hyperlink w:anchor="_Toc241671885" w:history="1">
             <w:r>
               <w:rPr>
                 <w:rStyle w:val="Hiperligao"/>
@@ -390,7 +390,7 @@
               <w:rPr>
                 <w:noProof/>
               </w:rPr>
-              <w:instrText xml:space="preserve"> PAGEREF _Toc241669354 \h </w:instrText>
+              <w:instrText xml:space="preserve"> PAGEREF _Toc241671885 \h </w:instrText>
             </w:r>
             <w:r>
               <w:rPr>
@@ -432,7 +432,7 @@
               <w14:ligatures w14:val="standardContextual"/>
             </w:rPr>
           </w:pPr>
-          <w:hyperlink w:anchor="_Toc241669355" w:history="1">
+          <w:hyperlink w:anchor="_Toc241671886" w:history="1">
             <w:r>
               <w:rPr>
                 <w:rStyle w:val="Hiperligao"/>
@@ -456,7 +456,7 @@
               <w:rPr>
                 <w:noProof/>
               </w:rPr>
-              <w:instrText xml:space="preserve"> PAGEREF _Toc241669355 \h </w:instrText>
+              <w:instrText xml:space="preserve"> PAGEREF _Toc241671886 \h </w:instrText>
             </w:r>
             <w:r>
               <w:rPr>
@@ -504,7 +504,7 @@
       <w:pPr>
         <w:pStyle w:val="Ttulo1"/>
       </w:pPr>
-      <w:bookmarkStart w:id="0" w:name="_Toc241669350"/>
+      <w:bookmarkStart w:id="0" w:name="_Toc241671881"/>
       <w:r>
         <w:lastRenderedPageBreak/>
         <w:t>A sua função numa página</w:t>
@@ -561,7 +561,7 @@
           <w:left w:w="10" w:type="dxa"/>
           <w:right w:w="10" w:type="dxa"/>
         </w:tblCellMar>
-        <w:tblLook w:val="04A0" w:firstRow="1" w:lastRow="0" w:firstColumn="1" w:lastColumn="0" w:noHBand="0" w:noVBand="1"/>
+        <w:tblLook w:val="0000" w:firstRow="0" w:lastRow="0" w:firstColumn="0" w:lastColumn="0" w:noHBand="0" w:noVBand="0"/>
       </w:tblPr>
       <w:tblGrid>
         <w:gridCol w:w="4513"/>
@@ -1010,7 +1010,7 @@
           <w:noProof/>
         </w:rPr>
         <w:drawing>
-          <wp:inline distT="0" distB="0" distL="0" distR="0" wp14:anchorId="260A58AC" wp14:editId="75F89300">
+          <wp:inline distT="0" distB="0" distL="0" distR="0" wp14:anchorId="792694AA" wp14:editId="5822435B">
             <wp:extent cx="5715000" cy="3571875"/>
             <wp:effectExtent l="0" t="0" r="0" b="0"/>
             <wp:docPr id="471" name="01-login.png" descr="A página de início de sessão com Email, Palavra-passe, Manter sessão iniciada e o botão Iniciar sessão." title="A página de início de sessão com Email, Palavra-passe, Manter sessão iniciada e o botão Iniciar sessão."/>
@@ -1063,7 +1063,7 @@
         <w:pStyle w:val="Ttulo1"/>
         <w:pageBreakBefore/>
       </w:pPr>
-      <w:bookmarkStart w:id="1" w:name="_Toc241669351"/>
+      <w:bookmarkStart w:id="1" w:name="_Toc241671882"/>
       <w:r>
         <w:lastRenderedPageBreak/>
         <w:t>Painel e Mapas</w:t>
@@ -1106,7 +1106,7 @@
           <w:noProof/>
         </w:rPr>
         <w:drawing>
-          <wp:inline distT="0" distB="0" distL="0" distR="0" wp14:anchorId="5C2C6301" wp14:editId="2DDF0EE2">
+          <wp:inline distT="0" distB="0" distL="0" distR="0" wp14:anchorId="357ECECE" wp14:editId="5CD07905">
             <wp:extent cx="5715000" cy="3429000"/>
             <wp:effectExtent l="0" t="0" r="0" b="0"/>
             <wp:docPr id="472" name="03-maps-all.png" descr="A lista de Mapas, separador Todos, onde cada mapa tem apenas o ícone Abrir." title="A lista de Mapas, separador Todos, onde cada mapa tem apenas o ícone Abrir."/>
@@ -1266,7 +1266,7 @@
           <w:left w:w="10" w:type="dxa"/>
           <w:right w:w="10" w:type="dxa"/>
         </w:tblCellMar>
-        <w:tblLook w:val="04A0" w:firstRow="1" w:lastRow="0" w:firstColumn="1" w:lastColumn="0" w:noHBand="0" w:noVBand="1"/>
+        <w:tblLook w:val="0000" w:firstRow="0" w:lastRow="0" w:firstColumn="0" w:lastColumn="0" w:noHBand="0" w:noVBand="0"/>
       </w:tblPr>
       <w:tblGrid>
         <w:gridCol w:w="4513"/>
@@ -1578,7 +1578,7 @@
         <w:pStyle w:val="Ttulo1"/>
         <w:pageBreakBefore/>
       </w:pPr>
-      <w:bookmarkStart w:id="2" w:name="_Toc241669352"/>
+      <w:bookmarkStart w:id="2" w:name="_Toc241671883"/>
       <w:r>
         <w:lastRenderedPageBreak/>
         <w:t>Executar e ler um mapa</w:t>
@@ -1601,7 +1601,7 @@
           <w:noProof/>
         </w:rPr>
         <w:drawing>
-          <wp:inline distT="0" distB="0" distL="0" distR="0" wp14:anchorId="614AAEB2" wp14:editId="091CBE28">
+          <wp:inline distT="0" distB="0" distL="0" distR="0" wp14:anchorId="44BF99E5" wp14:editId="057FC14F">
             <wp:extent cx="5715000" cy="3571875"/>
             <wp:effectExtent l="0" t="0" r="0" b="0"/>
             <wp:docPr id="473" name="06-viewer-results.png" descr="Uma execução concluída com os botões Excel, CSV e PDF por cima da grelha de resultados." title="Uma execução concluída com os botões Excel, CSV e PDF por cima da grelha de resultados."/>
@@ -1794,7 +1794,7 @@
           <w:left w:w="10" w:type="dxa"/>
           <w:right w:w="10" w:type="dxa"/>
         </w:tblCellMar>
-        <w:tblLook w:val="04A0" w:firstRow="1" w:lastRow="0" w:firstColumn="1" w:lastColumn="0" w:noHBand="0" w:noVBand="1"/>
+        <w:tblLook w:val="0000" w:firstRow="0" w:lastRow="0" w:firstColumn="0" w:lastColumn="0" w:noHBand="0" w:noVBand="0"/>
       </w:tblPr>
       <w:tblGrid>
         <w:gridCol w:w="4513"/>
@@ -2117,7 +2117,7 @@
         <w:pStyle w:val="Ttulo1"/>
         <w:pageBreakBefore/>
       </w:pPr>
-      <w:bookmarkStart w:id="3" w:name="_Toc241669353"/>
+      <w:bookmarkStart w:id="3" w:name="_Toc241671884"/>
       <w:r>
         <w:lastRenderedPageBreak/>
         <w:t>Execuções e Exportações</w:t>
@@ -2157,7 +2157,7 @@
           <w:noProof/>
         </w:rPr>
         <w:drawing>
-          <wp:inline distT="0" distB="0" distL="0" distR="0" wp14:anchorId="2EB7AFB1" wp14:editId="57DBE4C1">
+          <wp:inline distT="0" distB="0" distL="0" distR="0" wp14:anchorId="1127A262" wp14:editId="388D434C">
             <wp:extent cx="5715000" cy="3571875"/>
             <wp:effectExtent l="0" t="0" r="0" b="0"/>
             <wp:docPr id="474" name="07-runs.png" descr="A página Execuções com as execuções do próprio Viewer." title="A página Execuções com as execuções do próprio Viewer."/>
@@ -2324,7 +2324,7 @@
           <w:left w:w="10" w:type="dxa"/>
           <w:right w:w="10" w:type="dxa"/>
         </w:tblCellMar>
-        <w:tblLook w:val="04A0" w:firstRow="1" w:lastRow="0" w:firstColumn="1" w:lastColumn="0" w:noHBand="0" w:noVBand="1"/>
+        <w:tblLook w:val="0000" w:firstRow="0" w:lastRow="0" w:firstColumn="0" w:lastColumn="0" w:noHBand="0" w:noVBand="0"/>
       </w:tblPr>
       <w:tblGrid>
         <w:gridCol w:w="4513"/>
@@ -2538,7 +2538,7 @@
         <w:pStyle w:val="Ttulo1"/>
         <w:pageBreakBefore/>
       </w:pPr>
-      <w:bookmarkStart w:id="4" w:name="_Toc241669354"/>
+      <w:bookmarkStart w:id="4" w:name="_Toc241671885"/>
       <w:r>
         <w:lastRenderedPageBreak/>
         <w:t>Agendamentos</w:t>
@@ -2591,7 +2591,7 @@
           <w:noProof/>
         </w:rPr>
         <w:drawing>
-          <wp:inline distT="0" distB="0" distL="0" distR="0" wp14:anchorId="29E39695" wp14:editId="1B149D22">
+          <wp:inline distT="0" distB="0" distL="0" distR="0" wp14:anchorId="1E5B8F35" wp14:editId="39919A81">
             <wp:extent cx="5715000" cy="3571875"/>
             <wp:effectExtent l="0" t="0" r="0" b="0"/>
             <wp:docPr id="475" name="09-schedules.png" descr="A página Agendamentos com a mensagem Ainda não existem agendamentos." title="A página Agendamentos com a mensagem Ainda não existem agendamentos."/>
@@ -2791,7 +2791,7 @@
           <w:left w:w="10" w:type="dxa"/>
           <w:right w:w="10" w:type="dxa"/>
         </w:tblCellMar>
-        <w:tblLook w:val="04A0" w:firstRow="1" w:lastRow="0" w:firstColumn="1" w:lastColumn="0" w:noHBand="0" w:noVBand="1"/>
+        <w:tblLook w:val="0000" w:firstRow="0" w:lastRow="0" w:firstColumn="0" w:lastColumn="0" w:noHBand="0" w:noVBand="0"/>
       </w:tblPr>
       <w:tblGrid>
         <w:gridCol w:w="4513"/>
@@ -3057,7 +3057,7 @@
         <w:pStyle w:val="Ttulo1"/>
         <w:pageBreakBefore/>
       </w:pPr>
-      <w:bookmarkStart w:id="5" w:name="_Toc241669355"/>
+      <w:bookmarkStart w:id="5" w:name="_Toc241671886"/>
       <w:r>
         <w:lastRenderedPageBreak/>
         <w:t>Definições</w:t>
@@ -3090,7 +3090,7 @@
           <w:noProof/>
         </w:rPr>
         <w:drawing>
-          <wp:inline distT="0" distB="0" distL="0" distR="0" wp14:anchorId="00DCF460" wp14:editId="3797C43E">
+          <wp:inline distT="0" distB="0" distL="0" distR="0" wp14:anchorId="21E10DD3" wp14:editId="51DC0BA7">
             <wp:extent cx="5715000" cy="3571875"/>
             <wp:effectExtent l="0" t="0" r="0" b="0"/>
             <wp:docPr id="476" name="04-settings.png" descr="A página Definições com os cartões Idioma de exibição, Aparência e Paleta." title="A página Definições com os cartões Idioma de exibição, Aparência e Paleta."/>
@@ -3399,7 +3399,7 @@
         <w:sz w:val="16"/>
         <w:szCs w:val="16"/>
       </w:rPr>
-      <w:t>Discoverer Neo 2.0.0 · Guia rápido · VIEWER</w:t>
+      <w:t>Discoverer Neo 2.0.1 · Guia rápido · VIEWER</w:t>
     </w:r>
   </w:p>
 </w:hdr>
@@ -3408,10 +3408,10 @@
 <file path=word/numbering.xml><?xml version="1.0" encoding="utf-8"?>
 <w:numbering xmlns:wpc="http://schemas.microsoft.com/office/word/2010/wordprocessingCanvas" xmlns:cx="http://schemas.microsoft.com/office/drawing/2014/chartex" xmlns:cx1="http://schemas.microsoft.com/office/drawing/2015/9/8/chartex" xmlns:cx2="http://schemas.microsoft.com/office/drawing/2015/10/21/chartex" xmlns:cx3="http://schemas.microsoft.com/office/drawing/2016/5/9/chartex" xmlns:cx4="http://schemas.microsoft.com/office/drawing/2016/5/10/chartex" xmlns:cx5="http://schemas.microsoft.com/office/drawing/2016/5/11/chartex" xmlns:cx6="http://schemas.microsoft.com/office/drawing/2016/5/12/chartex" xmlns:cx7="http://schemas.microsoft.com/office/drawing/2016/5/13/chartex" xmlns:cx8="http://schemas.microsoft.com/office/drawing/2016/5/14/chartex" xmlns:mc="http://schemas.openxmlformats.org/markup-compatibility/2006" xmlns:aink="http://schemas.microsoft.com/office/drawing/2016/ink" xmlns:am3d="http://schemas.microsoft.com/office/drawing/2017/model3d" xmlns:o="urn:schemas-microsoft-com:office:office" xmlns:oel="http://schemas.microsoft.com/office/2019/extlst" xmlns:r="http://schemas.openxmlformats.org/officeDocument/2006/relationships" xmlns:m="http://schemas.openxmlformats.org/officeDocument/2006/math" xmlns:v="urn:schemas-microsoft-com:vml" xmlns:wp14="http://schemas.microsoft.com/office/word/2010/wordprocessingDrawing" xmlns:wp="http://schemas.openxmlformats.org/drawingml/2006/wordprocessingDrawing" xmlns:w10="urn:schemas-microsoft-com:office:word" xmlns:w="http://schemas.openxmlformats.org/wordprocessingml/2006/main" xmlns:w14="http://schemas.microsoft.com/office/word/2010/wordml" xmlns:w15="http://schemas.microsoft.com/office/word/2012/wordml" xmlns:w16cex="http://schemas.microsoft.com/office/word/2018/wordml/cex" xmlns:w16cid="http://schemas.microsoft.com/office/word/2016/wordml/cid" xmlns:w16="http://schemas.microsoft.com/office/word/2018/wordml" xmlns:w16sdtdh="http://schemas.microsoft.com/office/word/2020/wordml/sdtdatahash" xmlns:w16se="http://schemas.microsoft.com/office/word/2015/wordml/symex" xmlns:wpg="http://schemas.microsoft.com/office/word/2010/wordprocessingGroup" xmlns:wpi="http://schemas.microsoft.com/office/word/2010/wordprocessingInk" xmlns:wne="http://schemas.microsoft.com/office/word/2006/wordml" xmlns:wps="http://schemas.microsoft.com/office/word/2010/wordprocessingShape" mc:Ignorable="w14 w15 w16se w16cid w16 w16cex w16sdtdh wp14">
   <w:abstractNum w:abstractNumId="0" w15:restartNumberingAfterBreak="0">
-    <w:nsid w:val="08AA1810"/>
+    <w:nsid w:val="11034F2D"/>
     <w:multiLevelType w:val="hybridMultilevel"/>
-    <w:tmpl w:val="B61A80EA"/>
-    <w:lvl w:ilvl="0" w:tplc="2E664446">
+    <w:tmpl w:val="85A0DA30"/>
+    <w:lvl w:ilvl="0" w:tplc="F92E23B2">
       <w:start w:val="1"/>
       <w:numFmt w:val="decimal"/>
       <w:lvlText w:val="%1."/>
@@ -3420,7 +3420,7 @@
         <w:ind w:left="360" w:hanging="300"/>
       </w:pPr>
     </w:lvl>
-    <w:lvl w:ilvl="1" w:tplc="ABB493CA" w:tentative="1">
+    <w:lvl w:ilvl="1" w:tplc="A5680884" w:tentative="1">
       <w:start w:val="1"/>
       <w:numFmt w:val="lowerLetter"/>
       <w:lvlText w:val="%2."/>
@@ -3429,47 +3429,105 @@
         <w:ind w:left="720" w:hanging="300"/>
       </w:pPr>
     </w:lvl>
-    <w:lvl w:ilvl="2" w:tplc="1D76C104">
+    <w:lvl w:ilvl="2" w:tplc="1A1A9D60">
       <w:numFmt w:val="decimal"/>
       <w:lvlText w:val=""/>
       <w:lvlJc w:val="left"/>
     </w:lvl>
-    <w:lvl w:ilvl="3" w:tplc="6F6E28A0">
+    <w:lvl w:ilvl="3" w:tplc="E9027656">
       <w:numFmt w:val="decimal"/>
       <w:lvlText w:val=""/>
       <w:lvlJc w:val="left"/>
     </w:lvl>
-    <w:lvl w:ilvl="4" w:tplc="C6BE0AE0">
+    <w:lvl w:ilvl="4" w:tplc="4B86C884">
       <w:numFmt w:val="decimal"/>
       <w:lvlText w:val=""/>
       <w:lvlJc w:val="left"/>
     </w:lvl>
-    <w:lvl w:ilvl="5" w:tplc="7C3EDBE6">
+    <w:lvl w:ilvl="5" w:tplc="FA982338">
       <w:numFmt w:val="decimal"/>
       <w:lvlText w:val=""/>
       <w:lvlJc w:val="left"/>
     </w:lvl>
-    <w:lvl w:ilvl="6" w:tplc="C20A9472">
+    <w:lvl w:ilvl="6" w:tplc="9CA28F30">
       <w:numFmt w:val="decimal"/>
       <w:lvlText w:val=""/>
       <w:lvlJc w:val="left"/>
     </w:lvl>
-    <w:lvl w:ilvl="7" w:tplc="56D248B0">
+    <w:lvl w:ilvl="7" w:tplc="C0E0FF38">
       <w:numFmt w:val="decimal"/>
       <w:lvlText w:val=""/>
       <w:lvlJc w:val="left"/>
     </w:lvl>
-    <w:lvl w:ilvl="8" w:tplc="0AEEBA22">
+    <w:lvl w:ilvl="8" w:tplc="CBDC5C90">
       <w:numFmt w:val="decimal"/>
       <w:lvlText w:val=""/>
       <w:lvlJc w:val="left"/>
     </w:lvl>
   </w:abstractNum>
   <w:abstractNum w:abstractNumId="1" w15:restartNumberingAfterBreak="0">
-    <w:nsid w:val="1DF33B0E"/>
+    <w:nsid w:val="1CE70217"/>
     <w:multiLevelType w:val="hybridMultilevel"/>
-    <w:tmpl w:val="771AAC50"/>
-    <w:lvl w:ilvl="0" w:tplc="029C8B02">
+    <w:tmpl w:val="B524A57A"/>
+    <w:lvl w:ilvl="0" w:tplc="D7707F6A" w:tentative="1">
+      <w:start w:val="1"/>
+      <w:numFmt w:val="bullet"/>
+      <w:lvlText w:val="•"/>
+      <w:lvlJc w:val="left"/>
+      <w:pPr>
+        <w:ind w:left="360" w:hanging="260"/>
+      </w:pPr>
+    </w:lvl>
+    <w:lvl w:ilvl="1" w:tplc="8292BC28" w:tentative="1">
+      <w:start w:val="1"/>
+      <w:numFmt w:val="bullet"/>
+      <w:lvlText w:val="–"/>
+      <w:lvlJc w:val="left"/>
+      <w:pPr>
+        <w:ind w:left="720" w:hanging="260"/>
+      </w:pPr>
+    </w:lvl>
+    <w:lvl w:ilvl="2" w:tplc="CC94C0BA">
+      <w:numFmt w:val="decimal"/>
+      <w:lvlText w:val=""/>
+      <w:lvlJc w:val="left"/>
+    </w:lvl>
+    <w:lvl w:ilvl="3" w:tplc="48FEC8EE">
+      <w:numFmt w:val="decimal"/>
+      <w:lvlText w:val=""/>
+      <w:lvlJc w:val="left"/>
+    </w:lvl>
+    <w:lvl w:ilvl="4" w:tplc="07D27BA0">
+      <w:numFmt w:val="decimal"/>
+      <w:lvlText w:val=""/>
+      <w:lvlJc w:val="left"/>
+    </w:lvl>
+    <w:lvl w:ilvl="5" w:tplc="0FF458B0">
+      <w:numFmt w:val="decimal"/>
+      <w:lvlText w:val=""/>
+      <w:lvlJc w:val="left"/>
+    </w:lvl>
+    <w:lvl w:ilvl="6" w:tplc="D1D8D1BC">
+      <w:numFmt w:val="decimal"/>
+      <w:lvlText w:val=""/>
+      <w:lvlJc w:val="left"/>
+    </w:lvl>
+    <w:lvl w:ilvl="7" w:tplc="CDACF8B4">
+      <w:numFmt w:val="decimal"/>
+      <w:lvlText w:val=""/>
+      <w:lvlJc w:val="left"/>
+    </w:lvl>
+    <w:lvl w:ilvl="8" w:tplc="D952A794">
+      <w:numFmt w:val="decimal"/>
+      <w:lvlText w:val=""/>
+      <w:lvlJc w:val="left"/>
+    </w:lvl>
+  </w:abstractNum>
+  <w:abstractNum w:abstractNumId="2" w15:restartNumberingAfterBreak="0">
+    <w:nsid w:val="2BCA1933"/>
+    <w:multiLevelType w:val="hybridMultilevel"/>
+    <w:tmpl w:val="F98AA70E"/>
+    <w:lvl w:ilvl="0" w:tplc="4E4C25F2">
       <w:start w:val="1"/>
       <w:numFmt w:val="decimal"/>
       <w:lvlText w:val="%1."/>
@@ -3478,7 +3536,7 @@
         <w:ind w:left="360" w:hanging="300"/>
       </w:pPr>
     </w:lvl>
-    <w:lvl w:ilvl="1" w:tplc="2DB279AA" w:tentative="1">
+    <w:lvl w:ilvl="1" w:tplc="2A7AE2FE" w:tentative="1">
       <w:start w:val="1"/>
       <w:numFmt w:val="lowerLetter"/>
       <w:lvlText w:val="%2."/>
@@ -3487,47 +3545,47 @@
         <w:ind w:left="720" w:hanging="300"/>
       </w:pPr>
     </w:lvl>
-    <w:lvl w:ilvl="2" w:tplc="FF1A5010">
+    <w:lvl w:ilvl="2" w:tplc="EC622C7A">
       <w:numFmt w:val="decimal"/>
       <w:lvlText w:val=""/>
       <w:lvlJc w:val="left"/>
     </w:lvl>
-    <w:lvl w:ilvl="3" w:tplc="EE749C60">
+    <w:lvl w:ilvl="3" w:tplc="C1B4CB6E">
       <w:numFmt w:val="decimal"/>
       <w:lvlText w:val=""/>
       <w:lvlJc w:val="left"/>
     </w:lvl>
-    <w:lvl w:ilvl="4" w:tplc="9A623A3C">
+    <w:lvl w:ilvl="4" w:tplc="F94EB792">
       <w:numFmt w:val="decimal"/>
       <w:lvlText w:val=""/>
       <w:lvlJc w:val="left"/>
     </w:lvl>
-    <w:lvl w:ilvl="5" w:tplc="5E1A89B0">
+    <w:lvl w:ilvl="5" w:tplc="11541D34">
       <w:numFmt w:val="decimal"/>
       <w:lvlText w:val=""/>
       <w:lvlJc w:val="left"/>
     </w:lvl>
-    <w:lvl w:ilvl="6" w:tplc="AFEC5F6C">
+    <w:lvl w:ilvl="6" w:tplc="DF08B24A">
       <w:numFmt w:val="decimal"/>
       <w:lvlText w:val=""/>
       <w:lvlJc w:val="left"/>
     </w:lvl>
-    <w:lvl w:ilvl="7" w:tplc="07161986">
+    <w:lvl w:ilvl="7" w:tplc="361A0758">
       <w:numFmt w:val="decimal"/>
       <w:lvlText w:val=""/>
       <w:lvlJc w:val="left"/>
     </w:lvl>
-    <w:lvl w:ilvl="8" w:tplc="8B2C9634">
+    <w:lvl w:ilvl="8" w:tplc="1B004506">
       <w:numFmt w:val="decimal"/>
       <w:lvlText w:val=""/>
       <w:lvlJc w:val="left"/>
     </w:lvl>
   </w:abstractNum>
-  <w:abstractNum w:abstractNumId="2" w15:restartNumberingAfterBreak="0">
-    <w:nsid w:val="29F420C7"/>
+  <w:abstractNum w:abstractNumId="3" w15:restartNumberingAfterBreak="0">
+    <w:nsid w:val="33B565FC"/>
     <w:multiLevelType w:val="hybridMultilevel"/>
-    <w:tmpl w:val="796A4D86"/>
-    <w:lvl w:ilvl="0" w:tplc="98B02148">
+    <w:tmpl w:val="724EAC76"/>
+    <w:lvl w:ilvl="0" w:tplc="B9883F54">
       <w:start w:val="1"/>
       <w:numFmt w:val="decimal"/>
       <w:lvlText w:val="%1."/>
@@ -3536,7 +3594,7 @@
         <w:ind w:left="360" w:hanging="300"/>
       </w:pPr>
     </w:lvl>
-    <w:lvl w:ilvl="1" w:tplc="49D4C5F0" w:tentative="1">
+    <w:lvl w:ilvl="1" w:tplc="E13EBD9A" w:tentative="1">
       <w:start w:val="1"/>
       <w:numFmt w:val="lowerLetter"/>
       <w:lvlText w:val="%2."/>
@@ -3545,47 +3603,47 @@
         <w:ind w:left="720" w:hanging="300"/>
       </w:pPr>
     </w:lvl>
-    <w:lvl w:ilvl="2" w:tplc="3FB69750">
+    <w:lvl w:ilvl="2" w:tplc="632E3344">
       <w:numFmt w:val="decimal"/>
       <w:lvlText w:val=""/>
       <w:lvlJc w:val="left"/>
     </w:lvl>
-    <w:lvl w:ilvl="3" w:tplc="789C5AA6">
+    <w:lvl w:ilvl="3" w:tplc="1FA2DF04">
       <w:numFmt w:val="decimal"/>
       <w:lvlText w:val=""/>
       <w:lvlJc w:val="left"/>
     </w:lvl>
-    <w:lvl w:ilvl="4" w:tplc="F3B86BE8">
+    <w:lvl w:ilvl="4" w:tplc="33AC9670">
       <w:numFmt w:val="decimal"/>
       <w:lvlText w:val=""/>
       <w:lvlJc w:val="left"/>
     </w:lvl>
-    <w:lvl w:ilvl="5" w:tplc="262E1E1A">
+    <w:lvl w:ilvl="5" w:tplc="BD528F42">
       <w:numFmt w:val="decimal"/>
       <w:lvlText w:val=""/>
       <w:lvlJc w:val="left"/>
     </w:lvl>
-    <w:lvl w:ilvl="6" w:tplc="4510E2FE">
+    <w:lvl w:ilvl="6" w:tplc="6A3013DC">
       <w:numFmt w:val="decimal"/>
       <w:lvlText w:val=""/>
       <w:lvlJc w:val="left"/>
     </w:lvl>
-    <w:lvl w:ilvl="7" w:tplc="B45C9DBE">
+    <w:lvl w:ilvl="7" w:tplc="44DE474A">
       <w:numFmt w:val="decimal"/>
       <w:lvlText w:val=""/>
       <w:lvlJc w:val="left"/>
     </w:lvl>
-    <w:lvl w:ilvl="8" w:tplc="1FFC48E0">
+    <w:lvl w:ilvl="8" w:tplc="73501D3A">
       <w:numFmt w:val="decimal"/>
       <w:lvlText w:val=""/>
       <w:lvlJc w:val="left"/>
     </w:lvl>
   </w:abstractNum>
-  <w:abstractNum w:abstractNumId="3" w15:restartNumberingAfterBreak="0">
-    <w:nsid w:val="33D778E2"/>
+  <w:abstractNum w:abstractNumId="4" w15:restartNumberingAfterBreak="0">
+    <w:nsid w:val="34D765DE"/>
     <w:multiLevelType w:val="hybridMultilevel"/>
-    <w:tmpl w:val="B4409334"/>
-    <w:lvl w:ilvl="0" w:tplc="A8B00302">
+    <w:tmpl w:val="7674AF94"/>
+    <w:lvl w:ilvl="0" w:tplc="6CC674C8">
       <w:start w:val="1"/>
       <w:numFmt w:val="decimal"/>
       <w:lvlText w:val="%1."/>
@@ -3594,7 +3652,7 @@
         <w:ind w:left="360" w:hanging="300"/>
       </w:pPr>
     </w:lvl>
-    <w:lvl w:ilvl="1" w:tplc="ACF262E4" w:tentative="1">
+    <w:lvl w:ilvl="1" w:tplc="9148E71E" w:tentative="1">
       <w:start w:val="1"/>
       <w:numFmt w:val="lowerLetter"/>
       <w:lvlText w:val="%2."/>
@@ -3603,105 +3661,47 @@
         <w:ind w:left="720" w:hanging="300"/>
       </w:pPr>
     </w:lvl>
-    <w:lvl w:ilvl="2" w:tplc="5CFA5106">
+    <w:lvl w:ilvl="2" w:tplc="29C25734">
       <w:numFmt w:val="decimal"/>
       <w:lvlText w:val=""/>
       <w:lvlJc w:val="left"/>
     </w:lvl>
-    <w:lvl w:ilvl="3" w:tplc="A4DC34B8">
+    <w:lvl w:ilvl="3" w:tplc="C82E10BC">
       <w:numFmt w:val="decimal"/>
       <w:lvlText w:val=""/>
       <w:lvlJc w:val="left"/>
     </w:lvl>
-    <w:lvl w:ilvl="4" w:tplc="C198887C">
+    <w:lvl w:ilvl="4" w:tplc="6C5A13C4">
       <w:numFmt w:val="decimal"/>
       <w:lvlText w:val=""/>
       <w:lvlJc w:val="left"/>
     </w:lvl>
-    <w:lvl w:ilvl="5" w:tplc="85EC2742">
+    <w:lvl w:ilvl="5" w:tplc="8D6843A8">
       <w:numFmt w:val="decimal"/>
       <w:lvlText w:val=""/>
       <w:lvlJc w:val="left"/>
     </w:lvl>
-    <w:lvl w:ilvl="6" w:tplc="7AA471A8">
+    <w:lvl w:ilvl="6" w:tplc="E9D87FEE">
       <w:numFmt w:val="decimal"/>
       <w:lvlText w:val=""/>
       <w:lvlJc w:val="left"/>
     </w:lvl>
-    <w:lvl w:ilvl="7" w:tplc="96DCFBAA">
+    <w:lvl w:ilvl="7" w:tplc="3D3A36B0">
       <w:numFmt w:val="decimal"/>
       <w:lvlText w:val=""/>
       <w:lvlJc w:val="left"/>
     </w:lvl>
-    <w:lvl w:ilvl="8" w:tplc="305EEAE4">
+    <w:lvl w:ilvl="8" w:tplc="8E2CB4E4">
       <w:numFmt w:val="decimal"/>
       <w:lvlText w:val=""/>
       <w:lvlJc w:val="left"/>
     </w:lvl>
   </w:abstractNum>
-  <w:abstractNum w:abstractNumId="4" w15:restartNumberingAfterBreak="0">
-    <w:nsid w:val="33D77ABD"/>
+  <w:abstractNum w:abstractNumId="5" w15:restartNumberingAfterBreak="0">
+    <w:nsid w:val="3AED480F"/>
     <w:multiLevelType w:val="hybridMultilevel"/>
-    <w:tmpl w:val="D4EE5A80"/>
-    <w:lvl w:ilvl="0" w:tplc="38764E4C" w:tentative="1">
-      <w:start w:val="1"/>
-      <w:numFmt w:val="bullet"/>
-      <w:lvlText w:val="•"/>
-      <w:lvlJc w:val="left"/>
-      <w:pPr>
-        <w:ind w:left="360" w:hanging="260"/>
-      </w:pPr>
-    </w:lvl>
-    <w:lvl w:ilvl="1" w:tplc="0D328F2A" w:tentative="1">
-      <w:start w:val="1"/>
-      <w:numFmt w:val="bullet"/>
-      <w:lvlText w:val="–"/>
-      <w:lvlJc w:val="left"/>
-      <w:pPr>
-        <w:ind w:left="720" w:hanging="260"/>
-      </w:pPr>
-    </w:lvl>
-    <w:lvl w:ilvl="2" w:tplc="D988F23C">
-      <w:numFmt w:val="decimal"/>
-      <w:lvlText w:val=""/>
-      <w:lvlJc w:val="left"/>
-    </w:lvl>
-    <w:lvl w:ilvl="3" w:tplc="7188FA6A">
-      <w:numFmt w:val="decimal"/>
-      <w:lvlText w:val=""/>
-      <w:lvlJc w:val="left"/>
-    </w:lvl>
-    <w:lvl w:ilvl="4" w:tplc="693EF002">
-      <w:numFmt w:val="decimal"/>
-      <w:lvlText w:val=""/>
-      <w:lvlJc w:val="left"/>
-    </w:lvl>
-    <w:lvl w:ilvl="5" w:tplc="0B8C4FD8">
-      <w:numFmt w:val="decimal"/>
-      <w:lvlText w:val=""/>
-      <w:lvlJc w:val="left"/>
-    </w:lvl>
-    <w:lvl w:ilvl="6" w:tplc="9D5C739E">
-      <w:numFmt w:val="decimal"/>
-      <w:lvlText w:val=""/>
-      <w:lvlJc w:val="left"/>
-    </w:lvl>
-    <w:lvl w:ilvl="7" w:tplc="0492CFA2">
-      <w:numFmt w:val="decimal"/>
-      <w:lvlText w:val=""/>
-      <w:lvlJc w:val="left"/>
-    </w:lvl>
-    <w:lvl w:ilvl="8" w:tplc="F89ABC62">
-      <w:numFmt w:val="decimal"/>
-      <w:lvlText w:val=""/>
-      <w:lvlJc w:val="left"/>
-    </w:lvl>
-  </w:abstractNum>
-  <w:abstractNum w:abstractNumId="5" w15:restartNumberingAfterBreak="0">
-    <w:nsid w:val="4C977C00"/>
-    <w:multiLevelType w:val="hybridMultilevel"/>
-    <w:tmpl w:val="D92862DA"/>
-    <w:lvl w:ilvl="0" w:tplc="AA82CE32">
+    <w:tmpl w:val="40F2F784"/>
+    <w:lvl w:ilvl="0" w:tplc="428C6354">
       <w:start w:val="1"/>
       <w:numFmt w:val="decimal"/>
       <w:lvlText w:val="%1."/>
@@ -3710,7 +3710,7 @@
         <w:ind w:left="360" w:hanging="300"/>
       </w:pPr>
     </w:lvl>
-    <w:lvl w:ilvl="1" w:tplc="F40C3110" w:tentative="1">
+    <w:lvl w:ilvl="1" w:tplc="E476446A" w:tentative="1">
       <w:start w:val="1"/>
       <w:numFmt w:val="lowerLetter"/>
       <w:lvlText w:val="%2."/>
@@ -3719,47 +3719,47 @@
         <w:ind w:left="720" w:hanging="300"/>
       </w:pPr>
     </w:lvl>
-    <w:lvl w:ilvl="2" w:tplc="7D80FED6">
+    <w:lvl w:ilvl="2" w:tplc="1A9AD474">
       <w:numFmt w:val="decimal"/>
       <w:lvlText w:val=""/>
       <w:lvlJc w:val="left"/>
     </w:lvl>
-    <w:lvl w:ilvl="3" w:tplc="DB2265C0">
+    <w:lvl w:ilvl="3" w:tplc="1EDAF0BE">
       <w:numFmt w:val="decimal"/>
       <w:lvlText w:val=""/>
       <w:lvlJc w:val="left"/>
     </w:lvl>
-    <w:lvl w:ilvl="4" w:tplc="D526CE90">
+    <w:lvl w:ilvl="4" w:tplc="517C98D0">
       <w:numFmt w:val="decimal"/>
       <w:lvlText w:val=""/>
       <w:lvlJc w:val="left"/>
     </w:lvl>
-    <w:lvl w:ilvl="5" w:tplc="FA588F4A">
+    <w:lvl w:ilvl="5" w:tplc="EBAE0A56">
       <w:numFmt w:val="decimal"/>
       <w:lvlText w:val=""/>
       <w:lvlJc w:val="left"/>
     </w:lvl>
-    <w:lvl w:ilvl="6" w:tplc="771E3BAC">
+    <w:lvl w:ilvl="6" w:tplc="F77A9542">
       <w:numFmt w:val="decimal"/>
       <w:lvlText w:val=""/>
       <w:lvlJc w:val="left"/>
     </w:lvl>
-    <w:lvl w:ilvl="7" w:tplc="BD060B7E">
+    <w:lvl w:ilvl="7" w:tplc="8C784D90">
       <w:numFmt w:val="decimal"/>
       <w:lvlText w:val=""/>
       <w:lvlJc w:val="left"/>
     </w:lvl>
-    <w:lvl w:ilvl="8" w:tplc="3DDCAAB6">
+    <w:lvl w:ilvl="8" w:tplc="FD78ADFE">
       <w:numFmt w:val="decimal"/>
       <w:lvlText w:val=""/>
       <w:lvlJc w:val="left"/>
     </w:lvl>
   </w:abstractNum>
   <w:abstractNum w:abstractNumId="6" w15:restartNumberingAfterBreak="0">
-    <w:nsid w:val="6E30742E"/>
+    <w:nsid w:val="4FD7308F"/>
     <w:multiLevelType w:val="hybridMultilevel"/>
-    <w:tmpl w:val="A042854C"/>
-    <w:lvl w:ilvl="0" w:tplc="4FAE5906" w:tentative="1">
+    <w:tmpl w:val="4754D23C"/>
+    <w:lvl w:ilvl="0" w:tplc="E5547BAC" w:tentative="1">
       <w:start w:val="1"/>
       <w:numFmt w:val="bullet"/>
       <w:lvlText w:val="●"/>
@@ -3768,7 +3768,7 @@
         <w:ind w:left="720" w:hanging="360"/>
       </w:pPr>
     </w:lvl>
-    <w:lvl w:ilvl="1" w:tplc="C8A2AC12" w:tentative="1">
+    <w:lvl w:ilvl="1" w:tplc="1AD6DA86" w:tentative="1">
       <w:start w:val="1"/>
       <w:numFmt w:val="bullet"/>
       <w:lvlText w:val="○"/>
@@ -3777,7 +3777,7 @@
         <w:ind w:left="1440" w:hanging="360"/>
       </w:pPr>
     </w:lvl>
-    <w:lvl w:ilvl="2" w:tplc="CBCAA9FA" w:tentative="1">
+    <w:lvl w:ilvl="2" w:tplc="EC589FDC" w:tentative="1">
       <w:start w:val="1"/>
       <w:numFmt w:val="bullet"/>
       <w:lvlText w:val="■"/>
@@ -3786,7 +3786,7 @@
         <w:ind w:left="2160" w:hanging="360"/>
       </w:pPr>
     </w:lvl>
-    <w:lvl w:ilvl="3" w:tplc="918AE2C4" w:tentative="1">
+    <w:lvl w:ilvl="3" w:tplc="4322CCFE" w:tentative="1">
       <w:start w:val="1"/>
       <w:numFmt w:val="bullet"/>
       <w:lvlText w:val="●"/>
@@ -3795,7 +3795,7 @@
         <w:ind w:left="2880" w:hanging="360"/>
       </w:pPr>
     </w:lvl>
-    <w:lvl w:ilvl="4" w:tplc="10C0004C" w:tentative="1">
+    <w:lvl w:ilvl="4" w:tplc="B00E770A" w:tentative="1">
       <w:start w:val="1"/>
       <w:numFmt w:val="bullet"/>
       <w:lvlText w:val="○"/>
@@ -3804,7 +3804,7 @@
         <w:ind w:left="3600" w:hanging="360"/>
       </w:pPr>
     </w:lvl>
-    <w:lvl w:ilvl="5" w:tplc="BDA4F4EE" w:tentative="1">
+    <w:lvl w:ilvl="5" w:tplc="4022B980" w:tentative="1">
       <w:start w:val="1"/>
       <w:numFmt w:val="bullet"/>
       <w:lvlText w:val="■"/>
@@ -3813,7 +3813,7 @@
         <w:ind w:left="4320" w:hanging="360"/>
       </w:pPr>
     </w:lvl>
-    <w:lvl w:ilvl="6" w:tplc="1A907602" w:tentative="1">
+    <w:lvl w:ilvl="6" w:tplc="017A0E96" w:tentative="1">
       <w:start w:val="1"/>
       <w:numFmt w:val="bullet"/>
       <w:lvlText w:val="●"/>
@@ -3822,7 +3822,7 @@
         <w:ind w:left="5040" w:hanging="360"/>
       </w:pPr>
     </w:lvl>
-    <w:lvl w:ilvl="7" w:tplc="B3D8D1DE" w:tentative="1">
+    <w:lvl w:ilvl="7" w:tplc="E398FDCC" w:tentative="1">
       <w:start w:val="1"/>
       <w:numFmt w:val="bullet"/>
       <w:lvlText w:val="●"/>
@@ -3831,7 +3831,7 @@
         <w:ind w:left="5760" w:hanging="360"/>
       </w:pPr>
     </w:lvl>
-    <w:lvl w:ilvl="8" w:tplc="E1BC6860" w:tentative="1">
+    <w:lvl w:ilvl="8" w:tplc="0B02B6D2" w:tentative="1">
       <w:start w:val="1"/>
       <w:numFmt w:val="bullet"/>
       <w:lvlText w:val="●"/>
@@ -3841,38 +3841,38 @@
       </w:pPr>
     </w:lvl>
   </w:abstractNum>
-  <w:num w:numId="1" w16cid:durableId="1752579187">
+  <w:num w:numId="1" w16cid:durableId="1901478473">
     <w:abstractNumId w:val="6"/>
     <w:lvlOverride w:ilvl="0">
       <w:startOverride w:val="1"/>
     </w:lvlOverride>
   </w:num>
-  <w:num w:numId="2" w16cid:durableId="1731423615">
+  <w:num w:numId="2" w16cid:durableId="1357652468">
+    <w:abstractNumId w:val="3"/>
+    <w:lvlOverride w:ilvl="0">
+      <w:startOverride w:val="1"/>
+    </w:lvlOverride>
+  </w:num>
+  <w:num w:numId="3" w16cid:durableId="155926840">
+    <w:abstractNumId w:val="4"/>
+    <w:lvlOverride w:ilvl="0">
+      <w:startOverride w:val="1"/>
+    </w:lvlOverride>
+  </w:num>
+  <w:num w:numId="4" w16cid:durableId="1189374067">
+    <w:abstractNumId w:val="0"/>
+    <w:lvlOverride w:ilvl="0">
+      <w:startOverride w:val="1"/>
+    </w:lvlOverride>
+  </w:num>
+  <w:num w:numId="5" w16cid:durableId="996302890">
     <w:abstractNumId w:val="5"/>
     <w:lvlOverride w:ilvl="0">
       <w:startOverride w:val="1"/>
     </w:lvlOverride>
   </w:num>
-  <w:num w:numId="3" w16cid:durableId="2016493815">
-    <w:abstractNumId w:val="0"/>
-    <w:lvlOverride w:ilvl="0">
-      <w:startOverride w:val="1"/>
-    </w:lvlOverride>
-  </w:num>
-  <w:num w:numId="4" w16cid:durableId="383912731">
+  <w:num w:numId="6" w16cid:durableId="563033560">
     <w:abstractNumId w:val="2"/>
-    <w:lvlOverride w:ilvl="0">
-      <w:startOverride w:val="1"/>
-    </w:lvlOverride>
-  </w:num>
-  <w:num w:numId="5" w16cid:durableId="229539111">
-    <w:abstractNumId w:val="1"/>
-    <w:lvlOverride w:ilvl="0">
-      <w:startOverride w:val="1"/>
-    </w:lvlOverride>
-  </w:num>
-  <w:num w:numId="6" w16cid:durableId="611131082">
-    <w:abstractNumId w:val="3"/>
     <w:lvlOverride w:ilvl="0">
       <w:startOverride w:val="1"/>
     </w:lvlOverride>
@@ -4553,7 +4553,7 @@
     <w:autoRedefine/>
     <w:uiPriority w:val="39"/>
     <w:unhideWhenUsed/>
-    <w:rsid w:val="008042E5"/>
+    <w:rsid w:val="00052622"/>
     <w:pPr>
       <w:spacing w:after="100"/>
     </w:pPr>

--- a/discoverer-neo/docs/user-guide/manual/Discoverer-Neo-VIEWER-Guide-Quick-pt-PT.docx
+++ b/discoverer-neo/docs/user-guide/manual/Discoverer-Neo-VIEWER-Guide-Quick-pt-PT.docx
@@ -54,7 +54,7 @@
           <w:sz w:val="22"/>
           <w:szCs w:val="22"/>
         </w:rPr>
-        <w:t>Versão 2.0.1</w:t>
+        <w:t>Versão 2.1.0</w:t>
       </w:r>
     </w:p>
     <w:p>
@@ -74,7 +74,7 @@
     <w:sdt>
       <w:sdtPr>
         <w:alias w:val="Índice"/>
-        <w:id w:val="512113645"/>
+        <w:id w:val="-1197543764"/>
       </w:sdtPr>
       <w:sdtEndPr/>
       <w:sdtContent>
@@ -102,7 +102,7 @@
           <w:r>
             <w:fldChar w:fldCharType="separate"/>
           </w:r>
-          <w:hyperlink w:anchor="_Toc241671881" w:history="1">
+          <w:hyperlink w:anchor="_Toc241697198" w:history="1">
             <w:r>
               <w:rPr>
                 <w:rStyle w:val="Hiperligao"/>
@@ -126,7 +126,7 @@
               <w:rPr>
                 <w:noProof/>
               </w:rPr>
-              <w:instrText xml:space="preserve"> PAGEREF _Toc241671881 \h </w:instrText>
+              <w:instrText xml:space="preserve"> PAGEREF _Toc241697198 \h </w:instrText>
             </w:r>
             <w:r>
               <w:rPr>
@@ -168,7 +168,7 @@
               <w14:ligatures w14:val="standardContextual"/>
             </w:rPr>
           </w:pPr>
-          <w:hyperlink w:anchor="_Toc241671882" w:history="1">
+          <w:hyperlink w:anchor="_Toc241697199" w:history="1">
             <w:r>
               <w:rPr>
                 <w:rStyle w:val="Hiperligao"/>
@@ -192,7 +192,7 @@
               <w:rPr>
                 <w:noProof/>
               </w:rPr>
-              <w:instrText xml:space="preserve"> PAGEREF _Toc241671882 \h </w:instrText>
+              <w:instrText xml:space="preserve"> PAGEREF _Toc241697199 \h </w:instrText>
             </w:r>
             <w:r>
               <w:rPr>
@@ -234,7 +234,7 @@
               <w14:ligatures w14:val="standardContextual"/>
             </w:rPr>
           </w:pPr>
-          <w:hyperlink w:anchor="_Toc241671883" w:history="1">
+          <w:hyperlink w:anchor="_Toc241697200" w:history="1">
             <w:r>
               <w:rPr>
                 <w:rStyle w:val="Hiperligao"/>
@@ -258,7 +258,7 @@
               <w:rPr>
                 <w:noProof/>
               </w:rPr>
-              <w:instrText xml:space="preserve"> PAGEREF _Toc241671883 \h </w:instrText>
+              <w:instrText xml:space="preserve"> PAGEREF _Toc241697200 \h </w:instrText>
             </w:r>
             <w:r>
               <w:rPr>
@@ -300,7 +300,7 @@
               <w14:ligatures w14:val="standardContextual"/>
             </w:rPr>
           </w:pPr>
-          <w:hyperlink w:anchor="_Toc241671884" w:history="1">
+          <w:hyperlink w:anchor="_Toc241697201" w:history="1">
             <w:r>
               <w:rPr>
                 <w:rStyle w:val="Hiperligao"/>
@@ -324,7 +324,7 @@
               <w:rPr>
                 <w:noProof/>
               </w:rPr>
-              <w:instrText xml:space="preserve"> PAGEREF _Toc241671884 \h </w:instrText>
+              <w:instrText xml:space="preserve"> PAGEREF _Toc241697201 \h </w:instrText>
             </w:r>
             <w:r>
               <w:rPr>
@@ -366,7 +366,7 @@
               <w14:ligatures w14:val="standardContextual"/>
             </w:rPr>
           </w:pPr>
-          <w:hyperlink w:anchor="_Toc241671885" w:history="1">
+          <w:hyperlink w:anchor="_Toc241697202" w:history="1">
             <w:r>
               <w:rPr>
                 <w:rStyle w:val="Hiperligao"/>
@@ -390,7 +390,7 @@
               <w:rPr>
                 <w:noProof/>
               </w:rPr>
-              <w:instrText xml:space="preserve"> PAGEREF _Toc241671885 \h </w:instrText>
+              <w:instrText xml:space="preserve"> PAGEREF _Toc241697202 \h </w:instrText>
             </w:r>
             <w:r>
               <w:rPr>
@@ -432,7 +432,7 @@
               <w14:ligatures w14:val="standardContextual"/>
             </w:rPr>
           </w:pPr>
-          <w:hyperlink w:anchor="_Toc241671886" w:history="1">
+          <w:hyperlink w:anchor="_Toc241697203" w:history="1">
             <w:r>
               <w:rPr>
                 <w:rStyle w:val="Hiperligao"/>
@@ -456,7 +456,7 @@
               <w:rPr>
                 <w:noProof/>
               </w:rPr>
-              <w:instrText xml:space="preserve"> PAGEREF _Toc241671886 \h </w:instrText>
+              <w:instrText xml:space="preserve"> PAGEREF _Toc241697203 \h </w:instrText>
             </w:r>
             <w:r>
               <w:rPr>
@@ -504,7 +504,7 @@
       <w:pPr>
         <w:pStyle w:val="Ttulo1"/>
       </w:pPr>
-      <w:bookmarkStart w:id="0" w:name="_Toc241671881"/>
+      <w:bookmarkStart w:id="0" w:name="_Toc241697198"/>
       <w:r>
         <w:lastRenderedPageBreak/>
         <w:t>A sua função numa página</w:t>
@@ -561,7 +561,7 @@
           <w:left w:w="10" w:type="dxa"/>
           <w:right w:w="10" w:type="dxa"/>
         </w:tblCellMar>
-        <w:tblLook w:val="0000" w:firstRow="0" w:lastRow="0" w:firstColumn="0" w:lastColumn="0" w:noHBand="0" w:noVBand="0"/>
+        <w:tblLook w:val="04A0" w:firstRow="1" w:lastRow="0" w:firstColumn="1" w:lastColumn="0" w:noHBand="0" w:noVBand="1"/>
       </w:tblPr>
       <w:tblGrid>
         <w:gridCol w:w="4513"/>
@@ -1010,10 +1010,10 @@
           <w:noProof/>
         </w:rPr>
         <w:drawing>
-          <wp:inline distT="0" distB="0" distL="0" distR="0" wp14:anchorId="792694AA" wp14:editId="5822435B">
+          <wp:inline distT="0" distB="0" distL="0" distR="0" wp14:anchorId="016F3077" wp14:editId="21A2E706">
             <wp:extent cx="5715000" cy="3571875"/>
             <wp:effectExtent l="0" t="0" r="0" b="0"/>
-            <wp:docPr id="471" name="01-login.png" descr="A página de início de sessão com Email, Palavra-passe, Manter sessão iniciada e o botão Iniciar sessão." title="A página de início de sessão com Email, Palavra-passe, Manter sessão iniciada e o botão Iniciar sessão."/>
+            <wp:docPr id="435" name="01-login.png" descr="A página de início de sessão com Email, Palavra-passe, Manter sessão iniciada e o botão Iniciar sessão." title="A página de início de sessão com Email, Palavra-passe, Manter sessão iniciada e o botão Iniciar sessão."/>
             <wp:cNvGraphicFramePr>
               <a:graphicFrameLocks xmlns:a="http://schemas.openxmlformats.org/drawingml/2006/main" noChangeAspect="1"/>
             </wp:cNvGraphicFramePr>
@@ -1063,7 +1063,7 @@
         <w:pStyle w:val="Ttulo1"/>
         <w:pageBreakBefore/>
       </w:pPr>
-      <w:bookmarkStart w:id="1" w:name="_Toc241671882"/>
+      <w:bookmarkStart w:id="1" w:name="_Toc241697199"/>
       <w:r>
         <w:lastRenderedPageBreak/>
         <w:t>Painel e Mapas</w:t>
@@ -1106,10 +1106,10 @@
           <w:noProof/>
         </w:rPr>
         <w:drawing>
-          <wp:inline distT="0" distB="0" distL="0" distR="0" wp14:anchorId="357ECECE" wp14:editId="5CD07905">
+          <wp:inline distT="0" distB="0" distL="0" distR="0" wp14:anchorId="0185A7F4" wp14:editId="7F88E14A">
             <wp:extent cx="5715000" cy="3429000"/>
             <wp:effectExtent l="0" t="0" r="0" b="0"/>
-            <wp:docPr id="472" name="03-maps-all.png" descr="A lista de Mapas, separador Todos, onde cada mapa tem apenas o ícone Abrir." title="A lista de Mapas, separador Todos, onde cada mapa tem apenas o ícone Abrir."/>
+            <wp:docPr id="436" name="03-maps-all.png" descr="A lista de Mapas, separador Todos, onde cada mapa tem apenas o ícone Abrir." title="A lista de Mapas, separador Todos, onde cada mapa tem apenas o ícone Abrir."/>
             <wp:cNvGraphicFramePr>
               <a:graphicFrameLocks xmlns:a="http://schemas.openxmlformats.org/drawingml/2006/main" noChangeAspect="1"/>
             </wp:cNvGraphicFramePr>
@@ -1266,7 +1266,7 @@
           <w:left w:w="10" w:type="dxa"/>
           <w:right w:w="10" w:type="dxa"/>
         </w:tblCellMar>
-        <w:tblLook w:val="0000" w:firstRow="0" w:lastRow="0" w:firstColumn="0" w:lastColumn="0" w:noHBand="0" w:noVBand="0"/>
+        <w:tblLook w:val="04A0" w:firstRow="1" w:lastRow="0" w:firstColumn="1" w:lastColumn="0" w:noHBand="0" w:noVBand="1"/>
       </w:tblPr>
       <w:tblGrid>
         <w:gridCol w:w="4513"/>
@@ -1578,7 +1578,7 @@
         <w:pStyle w:val="Ttulo1"/>
         <w:pageBreakBefore/>
       </w:pPr>
-      <w:bookmarkStart w:id="2" w:name="_Toc241671883"/>
+      <w:bookmarkStart w:id="2" w:name="_Toc241697200"/>
       <w:r>
         <w:lastRenderedPageBreak/>
         <w:t>Executar e ler um mapa</w:t>
@@ -1601,10 +1601,10 @@
           <w:noProof/>
         </w:rPr>
         <w:drawing>
-          <wp:inline distT="0" distB="0" distL="0" distR="0" wp14:anchorId="44BF99E5" wp14:editId="057FC14F">
+          <wp:inline distT="0" distB="0" distL="0" distR="0" wp14:anchorId="4137CB6F" wp14:editId="14842C2E">
             <wp:extent cx="5715000" cy="3571875"/>
             <wp:effectExtent l="0" t="0" r="0" b="0"/>
-            <wp:docPr id="473" name="06-viewer-results.png" descr="Uma execução concluída com os botões Excel, CSV e PDF por cima da grelha de resultados." title="Uma execução concluída com os botões Excel, CSV e PDF por cima da grelha de resultados."/>
+            <wp:docPr id="437" name="06-viewer-results.png" descr="Uma execução concluída com os botões Excel, CSV e PDF por cima da grelha de resultados." title="Uma execução concluída com os botões Excel, CSV e PDF por cima da grelha de resultados."/>
             <wp:cNvGraphicFramePr>
               <a:graphicFrameLocks xmlns:a="http://schemas.openxmlformats.org/drawingml/2006/main" noChangeAspect="1"/>
             </wp:cNvGraphicFramePr>
@@ -1794,7 +1794,7 @@
           <w:left w:w="10" w:type="dxa"/>
           <w:right w:w="10" w:type="dxa"/>
         </w:tblCellMar>
-        <w:tblLook w:val="0000" w:firstRow="0" w:lastRow="0" w:firstColumn="0" w:lastColumn="0" w:noHBand="0" w:noVBand="0"/>
+        <w:tblLook w:val="04A0" w:firstRow="1" w:lastRow="0" w:firstColumn="1" w:lastColumn="0" w:noHBand="0" w:noVBand="1"/>
       </w:tblPr>
       <w:tblGrid>
         <w:gridCol w:w="4513"/>
@@ -2117,7 +2117,7 @@
         <w:pStyle w:val="Ttulo1"/>
         <w:pageBreakBefore/>
       </w:pPr>
-      <w:bookmarkStart w:id="3" w:name="_Toc241671884"/>
+      <w:bookmarkStart w:id="3" w:name="_Toc241697201"/>
       <w:r>
         <w:lastRenderedPageBreak/>
         <w:t>Execuções e Exportações</w:t>
@@ -2157,10 +2157,10 @@
           <w:noProof/>
         </w:rPr>
         <w:drawing>
-          <wp:inline distT="0" distB="0" distL="0" distR="0" wp14:anchorId="1127A262" wp14:editId="388D434C">
+          <wp:inline distT="0" distB="0" distL="0" distR="0" wp14:anchorId="2D9FA5CC" wp14:editId="60A848B7">
             <wp:extent cx="5715000" cy="3571875"/>
             <wp:effectExtent l="0" t="0" r="0" b="0"/>
-            <wp:docPr id="474" name="07-runs.png" descr="A página Execuções com as execuções do próprio Viewer." title="A página Execuções com as execuções do próprio Viewer."/>
+            <wp:docPr id="438" name="07-runs.png" descr="A página Execuções com as execuções do próprio Viewer." title="A página Execuções com as execuções do próprio Viewer."/>
             <wp:cNvGraphicFramePr>
               <a:graphicFrameLocks xmlns:a="http://schemas.openxmlformats.org/drawingml/2006/main" noChangeAspect="1"/>
             </wp:cNvGraphicFramePr>
@@ -2324,7 +2324,7 @@
           <w:left w:w="10" w:type="dxa"/>
           <w:right w:w="10" w:type="dxa"/>
         </w:tblCellMar>
-        <w:tblLook w:val="0000" w:firstRow="0" w:lastRow="0" w:firstColumn="0" w:lastColumn="0" w:noHBand="0" w:noVBand="0"/>
+        <w:tblLook w:val="04A0" w:firstRow="1" w:lastRow="0" w:firstColumn="1" w:lastColumn="0" w:noHBand="0" w:noVBand="1"/>
       </w:tblPr>
       <w:tblGrid>
         <w:gridCol w:w="4513"/>
@@ -2538,7 +2538,7 @@
         <w:pStyle w:val="Ttulo1"/>
         <w:pageBreakBefore/>
       </w:pPr>
-      <w:bookmarkStart w:id="4" w:name="_Toc241671885"/>
+      <w:bookmarkStart w:id="4" w:name="_Toc241697202"/>
       <w:r>
         <w:lastRenderedPageBreak/>
         <w:t>Agendamentos</w:t>
@@ -2591,10 +2591,10 @@
           <w:noProof/>
         </w:rPr>
         <w:drawing>
-          <wp:inline distT="0" distB="0" distL="0" distR="0" wp14:anchorId="1E5B8F35" wp14:editId="39919A81">
+          <wp:inline distT="0" distB="0" distL="0" distR="0" wp14:anchorId="32FA8ADE" wp14:editId="50AE4030">
             <wp:extent cx="5715000" cy="3571875"/>
             <wp:effectExtent l="0" t="0" r="0" b="0"/>
-            <wp:docPr id="475" name="09-schedules.png" descr="A página Agendamentos com a mensagem Ainda não existem agendamentos." title="A página Agendamentos com a mensagem Ainda não existem agendamentos."/>
+            <wp:docPr id="439" name="09-schedules.png" descr="A página Agendamentos com a mensagem Ainda não existem agendamentos." title="A página Agendamentos com a mensagem Ainda não existem agendamentos."/>
             <wp:cNvGraphicFramePr>
               <a:graphicFrameLocks xmlns:a="http://schemas.openxmlformats.org/drawingml/2006/main" noChangeAspect="1"/>
             </wp:cNvGraphicFramePr>
@@ -2791,7 +2791,7 @@
           <w:left w:w="10" w:type="dxa"/>
           <w:right w:w="10" w:type="dxa"/>
         </w:tblCellMar>
-        <w:tblLook w:val="0000" w:firstRow="0" w:lastRow="0" w:firstColumn="0" w:lastColumn="0" w:noHBand="0" w:noVBand="0"/>
+        <w:tblLook w:val="04A0" w:firstRow="1" w:lastRow="0" w:firstColumn="1" w:lastColumn="0" w:noHBand="0" w:noVBand="1"/>
       </w:tblPr>
       <w:tblGrid>
         <w:gridCol w:w="4513"/>
@@ -3057,7 +3057,7 @@
         <w:pStyle w:val="Ttulo1"/>
         <w:pageBreakBefore/>
       </w:pPr>
-      <w:bookmarkStart w:id="5" w:name="_Toc241671886"/>
+      <w:bookmarkStart w:id="5" w:name="_Toc241697203"/>
       <w:r>
         <w:lastRenderedPageBreak/>
         <w:t>Definições</w:t>
@@ -3090,10 +3090,10 @@
           <w:noProof/>
         </w:rPr>
         <w:drawing>
-          <wp:inline distT="0" distB="0" distL="0" distR="0" wp14:anchorId="21E10DD3" wp14:editId="51DC0BA7">
+          <wp:inline distT="0" distB="0" distL="0" distR="0" wp14:anchorId="47E14D99" wp14:editId="296AD075">
             <wp:extent cx="5715000" cy="3571875"/>
             <wp:effectExtent l="0" t="0" r="0" b="0"/>
-            <wp:docPr id="476" name="04-settings.png" descr="A página Definições com os cartões Idioma de exibição, Aparência e Paleta." title="A página Definições com os cartões Idioma de exibição, Aparência e Paleta."/>
+            <wp:docPr id="440" name="04-settings.png" descr="A página Definições com os cartões Idioma de exibição, Aparência e Paleta." title="A página Definições com os cartões Idioma de exibição, Aparência e Paleta."/>
             <wp:cNvGraphicFramePr>
               <a:graphicFrameLocks xmlns:a="http://schemas.openxmlformats.org/drawingml/2006/main" noChangeAspect="1"/>
             </wp:cNvGraphicFramePr>
@@ -3399,7 +3399,7 @@
         <w:sz w:val="16"/>
         <w:szCs w:val="16"/>
       </w:rPr>
-      <w:t>Discoverer Neo 2.0.1 · Guia rápido · VIEWER</w:t>
+      <w:t>Discoverer Neo 2.1.0 · Guia rápido · VIEWER</w:t>
     </w:r>
   </w:p>
 </w:hdr>
@@ -3408,10 +3408,154 @@
 <file path=word/numbering.xml><?xml version="1.0" encoding="utf-8"?>
 <w:numbering xmlns:wpc="http://schemas.microsoft.com/office/word/2010/wordprocessingCanvas" xmlns:cx="http://schemas.microsoft.com/office/drawing/2014/chartex" xmlns:cx1="http://schemas.microsoft.com/office/drawing/2015/9/8/chartex" xmlns:cx2="http://schemas.microsoft.com/office/drawing/2015/10/21/chartex" xmlns:cx3="http://schemas.microsoft.com/office/drawing/2016/5/9/chartex" xmlns:cx4="http://schemas.microsoft.com/office/drawing/2016/5/10/chartex" xmlns:cx5="http://schemas.microsoft.com/office/drawing/2016/5/11/chartex" xmlns:cx6="http://schemas.microsoft.com/office/drawing/2016/5/12/chartex" xmlns:cx7="http://schemas.microsoft.com/office/drawing/2016/5/13/chartex" xmlns:cx8="http://schemas.microsoft.com/office/drawing/2016/5/14/chartex" xmlns:mc="http://schemas.openxmlformats.org/markup-compatibility/2006" xmlns:aink="http://schemas.microsoft.com/office/drawing/2016/ink" xmlns:am3d="http://schemas.microsoft.com/office/drawing/2017/model3d" xmlns:o="urn:schemas-microsoft-com:office:office" xmlns:oel="http://schemas.microsoft.com/office/2019/extlst" xmlns:r="http://schemas.openxmlformats.org/officeDocument/2006/relationships" xmlns:m="http://schemas.openxmlformats.org/officeDocument/2006/math" xmlns:v="urn:schemas-microsoft-com:vml" xmlns:wp14="http://schemas.microsoft.com/office/word/2010/wordprocessingDrawing" xmlns:wp="http://schemas.openxmlformats.org/drawingml/2006/wordprocessingDrawing" xmlns:w10="urn:schemas-microsoft-com:office:word" xmlns:w="http://schemas.openxmlformats.org/wordprocessingml/2006/main" xmlns:w14="http://schemas.microsoft.com/office/word/2010/wordml" xmlns:w15="http://schemas.microsoft.com/office/word/2012/wordml" xmlns:w16cex="http://schemas.microsoft.com/office/word/2018/wordml/cex" xmlns:w16cid="http://schemas.microsoft.com/office/word/2016/wordml/cid" xmlns:w16="http://schemas.microsoft.com/office/word/2018/wordml" xmlns:w16sdtdh="http://schemas.microsoft.com/office/word/2020/wordml/sdtdatahash" xmlns:w16se="http://schemas.microsoft.com/office/word/2015/wordml/symex" xmlns:wpg="http://schemas.microsoft.com/office/word/2010/wordprocessingGroup" xmlns:wpi="http://schemas.microsoft.com/office/word/2010/wordprocessingInk" xmlns:wne="http://schemas.microsoft.com/office/word/2006/wordml" xmlns:wps="http://schemas.microsoft.com/office/word/2010/wordprocessingShape" mc:Ignorable="w14 w15 w16se w16cid w16 w16cex w16sdtdh wp14">
   <w:abstractNum w:abstractNumId="0" w15:restartNumberingAfterBreak="0">
-    <w:nsid w:val="11034F2D"/>
+    <w:nsid w:val="03D117C0"/>
     <w:multiLevelType w:val="hybridMultilevel"/>
-    <w:tmpl w:val="85A0DA30"/>
-    <w:lvl w:ilvl="0" w:tplc="F92E23B2">
+    <w:tmpl w:val="AADA1DC8"/>
+    <w:lvl w:ilvl="0" w:tplc="E41CA2BA" w:tentative="1">
+      <w:start w:val="1"/>
+      <w:numFmt w:val="bullet"/>
+      <w:lvlText w:val="•"/>
+      <w:lvlJc w:val="left"/>
+      <w:pPr>
+        <w:ind w:left="360" w:hanging="260"/>
+      </w:pPr>
+    </w:lvl>
+    <w:lvl w:ilvl="1" w:tplc="2F8C9842" w:tentative="1">
+      <w:start w:val="1"/>
+      <w:numFmt w:val="bullet"/>
+      <w:lvlText w:val="–"/>
+      <w:lvlJc w:val="left"/>
+      <w:pPr>
+        <w:ind w:left="720" w:hanging="260"/>
+      </w:pPr>
+    </w:lvl>
+    <w:lvl w:ilvl="2" w:tplc="C3845734">
+      <w:numFmt w:val="decimal"/>
+      <w:lvlText w:val=""/>
+      <w:lvlJc w:val="left"/>
+    </w:lvl>
+    <w:lvl w:ilvl="3" w:tplc="C10C830E">
+      <w:numFmt w:val="decimal"/>
+      <w:lvlText w:val=""/>
+      <w:lvlJc w:val="left"/>
+    </w:lvl>
+    <w:lvl w:ilvl="4" w:tplc="311C608C">
+      <w:numFmt w:val="decimal"/>
+      <w:lvlText w:val=""/>
+      <w:lvlJc w:val="left"/>
+    </w:lvl>
+    <w:lvl w:ilvl="5" w:tplc="64E88CA0">
+      <w:numFmt w:val="decimal"/>
+      <w:lvlText w:val=""/>
+      <w:lvlJc w:val="left"/>
+    </w:lvl>
+    <w:lvl w:ilvl="6" w:tplc="50BA8120">
+      <w:numFmt w:val="decimal"/>
+      <w:lvlText w:val=""/>
+      <w:lvlJc w:val="left"/>
+    </w:lvl>
+    <w:lvl w:ilvl="7" w:tplc="40D0DD82">
+      <w:numFmt w:val="decimal"/>
+      <w:lvlText w:val=""/>
+      <w:lvlJc w:val="left"/>
+    </w:lvl>
+    <w:lvl w:ilvl="8" w:tplc="6560801C">
+      <w:numFmt w:val="decimal"/>
+      <w:lvlText w:val=""/>
+      <w:lvlJc w:val="left"/>
+    </w:lvl>
+  </w:abstractNum>
+  <w:abstractNum w:abstractNumId="1" w15:restartNumberingAfterBreak="0">
+    <w:nsid w:val="198C563B"/>
+    <w:multiLevelType w:val="hybridMultilevel"/>
+    <w:tmpl w:val="C512C25C"/>
+    <w:lvl w:ilvl="0" w:tplc="B6D0E2FA" w:tentative="1">
+      <w:start w:val="1"/>
+      <w:numFmt w:val="bullet"/>
+      <w:lvlText w:val="●"/>
+      <w:lvlJc w:val="left"/>
+      <w:pPr>
+        <w:ind w:left="720" w:hanging="360"/>
+      </w:pPr>
+    </w:lvl>
+    <w:lvl w:ilvl="1" w:tplc="48FC7E70" w:tentative="1">
+      <w:start w:val="1"/>
+      <w:numFmt w:val="bullet"/>
+      <w:lvlText w:val="○"/>
+      <w:lvlJc w:val="left"/>
+      <w:pPr>
+        <w:ind w:left="1440" w:hanging="360"/>
+      </w:pPr>
+    </w:lvl>
+    <w:lvl w:ilvl="2" w:tplc="F716C9DC" w:tentative="1">
+      <w:start w:val="1"/>
+      <w:numFmt w:val="bullet"/>
+      <w:lvlText w:val="■"/>
+      <w:lvlJc w:val="left"/>
+      <w:pPr>
+        <w:ind w:left="2160" w:hanging="360"/>
+      </w:pPr>
+    </w:lvl>
+    <w:lvl w:ilvl="3" w:tplc="886E89EE" w:tentative="1">
+      <w:start w:val="1"/>
+      <w:numFmt w:val="bullet"/>
+      <w:lvlText w:val="●"/>
+      <w:lvlJc w:val="left"/>
+      <w:pPr>
+        <w:ind w:left="2880" w:hanging="360"/>
+      </w:pPr>
+    </w:lvl>
+    <w:lvl w:ilvl="4" w:tplc="E048DE10" w:tentative="1">
+      <w:start w:val="1"/>
+      <w:numFmt w:val="bullet"/>
+      <w:lvlText w:val="○"/>
+      <w:lvlJc w:val="left"/>
+      <w:pPr>
+        <w:ind w:left="3600" w:hanging="360"/>
+      </w:pPr>
+    </w:lvl>
+    <w:lvl w:ilvl="5" w:tplc="9E1E8B20" w:tentative="1">
+      <w:start w:val="1"/>
+      <w:numFmt w:val="bullet"/>
+      <w:lvlText w:val="■"/>
+      <w:lvlJc w:val="left"/>
+      <w:pPr>
+        <w:ind w:left="4320" w:hanging="360"/>
+      </w:pPr>
+    </w:lvl>
+    <w:lvl w:ilvl="6" w:tplc="EBAA92FE" w:tentative="1">
+      <w:start w:val="1"/>
+      <w:numFmt w:val="bullet"/>
+      <w:lvlText w:val="●"/>
+      <w:lvlJc w:val="left"/>
+      <w:pPr>
+        <w:ind w:left="5040" w:hanging="360"/>
+      </w:pPr>
+    </w:lvl>
+    <w:lvl w:ilvl="7" w:tplc="90EE88F2" w:tentative="1">
+      <w:start w:val="1"/>
+      <w:numFmt w:val="bullet"/>
+      <w:lvlText w:val="●"/>
+      <w:lvlJc w:val="left"/>
+      <w:pPr>
+        <w:ind w:left="5760" w:hanging="360"/>
+      </w:pPr>
+    </w:lvl>
+    <w:lvl w:ilvl="8" w:tplc="2CD67362" w:tentative="1">
+      <w:start w:val="1"/>
+      <w:numFmt w:val="bullet"/>
+      <w:lvlText w:val="●"/>
+      <w:lvlJc w:val="left"/>
+      <w:pPr>
+        <w:ind w:left="6480" w:hanging="360"/>
+      </w:pPr>
+    </w:lvl>
+  </w:abstractNum>
+  <w:abstractNum w:abstractNumId="2" w15:restartNumberingAfterBreak="0">
+    <w:nsid w:val="1C297883"/>
+    <w:multiLevelType w:val="hybridMultilevel"/>
+    <w:tmpl w:val="391EBE66"/>
+    <w:lvl w:ilvl="0" w:tplc="E812A0AA">
       <w:start w:val="1"/>
       <w:numFmt w:val="decimal"/>
       <w:lvlText w:val="%1."/>
@@ -3420,7 +3564,7 @@
         <w:ind w:left="360" w:hanging="300"/>
       </w:pPr>
     </w:lvl>
-    <w:lvl w:ilvl="1" w:tplc="A5680884" w:tentative="1">
+    <w:lvl w:ilvl="1" w:tplc="14381A2A" w:tentative="1">
       <w:start w:val="1"/>
       <w:numFmt w:val="lowerLetter"/>
       <w:lvlText w:val="%2."/>
@@ -3429,105 +3573,47 @@
         <w:ind w:left="720" w:hanging="300"/>
       </w:pPr>
     </w:lvl>
-    <w:lvl w:ilvl="2" w:tplc="1A1A9D60">
+    <w:lvl w:ilvl="2" w:tplc="44B43BB2">
       <w:numFmt w:val="decimal"/>
       <w:lvlText w:val=""/>
       <w:lvlJc w:val="left"/>
     </w:lvl>
-    <w:lvl w:ilvl="3" w:tplc="E9027656">
+    <w:lvl w:ilvl="3" w:tplc="7D243FA2">
       <w:numFmt w:val="decimal"/>
       <w:lvlText w:val=""/>
       <w:lvlJc w:val="left"/>
     </w:lvl>
-    <w:lvl w:ilvl="4" w:tplc="4B86C884">
+    <w:lvl w:ilvl="4" w:tplc="76ECA372">
       <w:numFmt w:val="decimal"/>
       <w:lvlText w:val=""/>
       <w:lvlJc w:val="left"/>
     </w:lvl>
-    <w:lvl w:ilvl="5" w:tplc="FA982338">
+    <w:lvl w:ilvl="5" w:tplc="FAFEAE88">
       <w:numFmt w:val="decimal"/>
       <w:lvlText w:val=""/>
       <w:lvlJc w:val="left"/>
     </w:lvl>
-    <w:lvl w:ilvl="6" w:tplc="9CA28F30">
+    <w:lvl w:ilvl="6" w:tplc="136A157E">
       <w:numFmt w:val="decimal"/>
       <w:lvlText w:val=""/>
       <w:lvlJc w:val="left"/>
     </w:lvl>
-    <w:lvl w:ilvl="7" w:tplc="C0E0FF38">
+    <w:lvl w:ilvl="7" w:tplc="FF061744">
       <w:numFmt w:val="decimal"/>
       <w:lvlText w:val=""/>
       <w:lvlJc w:val="left"/>
     </w:lvl>
-    <w:lvl w:ilvl="8" w:tplc="CBDC5C90">
+    <w:lvl w:ilvl="8" w:tplc="F55200FC">
       <w:numFmt w:val="decimal"/>
       <w:lvlText w:val=""/>
       <w:lvlJc w:val="left"/>
     </w:lvl>
   </w:abstractNum>
-  <w:abstractNum w:abstractNumId="1" w15:restartNumberingAfterBreak="0">
-    <w:nsid w:val="1CE70217"/>
+  <w:abstractNum w:abstractNumId="3" w15:restartNumberingAfterBreak="0">
+    <w:nsid w:val="260D7925"/>
     <w:multiLevelType w:val="hybridMultilevel"/>
-    <w:tmpl w:val="B524A57A"/>
-    <w:lvl w:ilvl="0" w:tplc="D7707F6A" w:tentative="1">
-      <w:start w:val="1"/>
-      <w:numFmt w:val="bullet"/>
-      <w:lvlText w:val="•"/>
-      <w:lvlJc w:val="left"/>
-      <w:pPr>
-        <w:ind w:left="360" w:hanging="260"/>
-      </w:pPr>
-    </w:lvl>
-    <w:lvl w:ilvl="1" w:tplc="8292BC28" w:tentative="1">
-      <w:start w:val="1"/>
-      <w:numFmt w:val="bullet"/>
-      <w:lvlText w:val="–"/>
-      <w:lvlJc w:val="left"/>
-      <w:pPr>
-        <w:ind w:left="720" w:hanging="260"/>
-      </w:pPr>
-    </w:lvl>
-    <w:lvl w:ilvl="2" w:tplc="CC94C0BA">
-      <w:numFmt w:val="decimal"/>
-      <w:lvlText w:val=""/>
-      <w:lvlJc w:val="left"/>
-    </w:lvl>
-    <w:lvl w:ilvl="3" w:tplc="48FEC8EE">
-      <w:numFmt w:val="decimal"/>
-      <w:lvlText w:val=""/>
-      <w:lvlJc w:val="left"/>
-    </w:lvl>
-    <w:lvl w:ilvl="4" w:tplc="07D27BA0">
-      <w:numFmt w:val="decimal"/>
-      <w:lvlText w:val=""/>
-      <w:lvlJc w:val="left"/>
-    </w:lvl>
-    <w:lvl w:ilvl="5" w:tplc="0FF458B0">
-      <w:numFmt w:val="decimal"/>
-      <w:lvlText w:val=""/>
-      <w:lvlJc w:val="left"/>
-    </w:lvl>
-    <w:lvl w:ilvl="6" w:tplc="D1D8D1BC">
-      <w:numFmt w:val="decimal"/>
-      <w:lvlText w:val=""/>
-      <w:lvlJc w:val="left"/>
-    </w:lvl>
-    <w:lvl w:ilvl="7" w:tplc="CDACF8B4">
-      <w:numFmt w:val="decimal"/>
-      <w:lvlText w:val=""/>
-      <w:lvlJc w:val="left"/>
-    </w:lvl>
-    <w:lvl w:ilvl="8" w:tplc="D952A794">
-      <w:numFmt w:val="decimal"/>
-      <w:lvlText w:val=""/>
-      <w:lvlJc w:val="left"/>
-    </w:lvl>
-  </w:abstractNum>
-  <w:abstractNum w:abstractNumId="2" w15:restartNumberingAfterBreak="0">
-    <w:nsid w:val="2BCA1933"/>
-    <w:multiLevelType w:val="hybridMultilevel"/>
-    <w:tmpl w:val="F98AA70E"/>
-    <w:lvl w:ilvl="0" w:tplc="4E4C25F2">
+    <w:tmpl w:val="A2341016"/>
+    <w:lvl w:ilvl="0" w:tplc="8A602CB6">
       <w:start w:val="1"/>
       <w:numFmt w:val="decimal"/>
       <w:lvlText w:val="%1."/>
@@ -3536,7 +3622,7 @@
         <w:ind w:left="360" w:hanging="300"/>
       </w:pPr>
     </w:lvl>
-    <w:lvl w:ilvl="1" w:tplc="2A7AE2FE" w:tentative="1">
+    <w:lvl w:ilvl="1" w:tplc="A6F0DCDE" w:tentative="1">
       <w:start w:val="1"/>
       <w:numFmt w:val="lowerLetter"/>
       <w:lvlText w:val="%2."/>
@@ -3545,47 +3631,47 @@
         <w:ind w:left="720" w:hanging="300"/>
       </w:pPr>
     </w:lvl>
-    <w:lvl w:ilvl="2" w:tplc="EC622C7A">
+    <w:lvl w:ilvl="2" w:tplc="CD9A18C8">
       <w:numFmt w:val="decimal"/>
       <w:lvlText w:val=""/>
       <w:lvlJc w:val="left"/>
     </w:lvl>
-    <w:lvl w:ilvl="3" w:tplc="C1B4CB6E">
+    <w:lvl w:ilvl="3" w:tplc="39B8B1A6">
       <w:numFmt w:val="decimal"/>
       <w:lvlText w:val=""/>
       <w:lvlJc w:val="left"/>
     </w:lvl>
-    <w:lvl w:ilvl="4" w:tplc="F94EB792">
+    <w:lvl w:ilvl="4" w:tplc="9B70BE32">
       <w:numFmt w:val="decimal"/>
       <w:lvlText w:val=""/>
       <w:lvlJc w:val="left"/>
     </w:lvl>
-    <w:lvl w:ilvl="5" w:tplc="11541D34">
+    <w:lvl w:ilvl="5" w:tplc="369A1D62">
       <w:numFmt w:val="decimal"/>
       <w:lvlText w:val=""/>
       <w:lvlJc w:val="left"/>
     </w:lvl>
-    <w:lvl w:ilvl="6" w:tplc="DF08B24A">
+    <w:lvl w:ilvl="6" w:tplc="87729E56">
       <w:numFmt w:val="decimal"/>
       <w:lvlText w:val=""/>
       <w:lvlJc w:val="left"/>
     </w:lvl>
-    <w:lvl w:ilvl="7" w:tplc="361A0758">
+    <w:lvl w:ilvl="7" w:tplc="B0D20BB4">
       <w:numFmt w:val="decimal"/>
       <w:lvlText w:val=""/>
       <w:lvlJc w:val="left"/>
     </w:lvl>
-    <w:lvl w:ilvl="8" w:tplc="1B004506">
+    <w:lvl w:ilvl="8" w:tplc="325C81B2">
       <w:numFmt w:val="decimal"/>
       <w:lvlText w:val=""/>
       <w:lvlJc w:val="left"/>
     </w:lvl>
   </w:abstractNum>
-  <w:abstractNum w:abstractNumId="3" w15:restartNumberingAfterBreak="0">
-    <w:nsid w:val="33B565FC"/>
+  <w:abstractNum w:abstractNumId="4" w15:restartNumberingAfterBreak="0">
+    <w:nsid w:val="506A3F74"/>
     <w:multiLevelType w:val="hybridMultilevel"/>
-    <w:tmpl w:val="724EAC76"/>
-    <w:lvl w:ilvl="0" w:tplc="B9883F54">
+    <w:tmpl w:val="E80A7722"/>
+    <w:lvl w:ilvl="0" w:tplc="F15E6220">
       <w:start w:val="1"/>
       <w:numFmt w:val="decimal"/>
       <w:lvlText w:val="%1."/>
@@ -3594,7 +3680,7 @@
         <w:ind w:left="360" w:hanging="300"/>
       </w:pPr>
     </w:lvl>
-    <w:lvl w:ilvl="1" w:tplc="E13EBD9A" w:tentative="1">
+    <w:lvl w:ilvl="1" w:tplc="00FE8196" w:tentative="1">
       <w:start w:val="1"/>
       <w:numFmt w:val="lowerLetter"/>
       <w:lvlText w:val="%2."/>
@@ -3603,47 +3689,47 @@
         <w:ind w:left="720" w:hanging="300"/>
       </w:pPr>
     </w:lvl>
-    <w:lvl w:ilvl="2" w:tplc="632E3344">
+    <w:lvl w:ilvl="2" w:tplc="D4E6168E">
       <w:numFmt w:val="decimal"/>
       <w:lvlText w:val=""/>
       <w:lvlJc w:val="left"/>
     </w:lvl>
-    <w:lvl w:ilvl="3" w:tplc="1FA2DF04">
+    <w:lvl w:ilvl="3" w:tplc="C6C27F0A">
       <w:numFmt w:val="decimal"/>
       <w:lvlText w:val=""/>
       <w:lvlJc w:val="left"/>
     </w:lvl>
-    <w:lvl w:ilvl="4" w:tplc="33AC9670">
+    <w:lvl w:ilvl="4" w:tplc="13B69758">
       <w:numFmt w:val="decimal"/>
       <w:lvlText w:val=""/>
       <w:lvlJc w:val="left"/>
     </w:lvl>
-    <w:lvl w:ilvl="5" w:tplc="BD528F42">
+    <w:lvl w:ilvl="5" w:tplc="B62E7CE8">
       <w:numFmt w:val="decimal"/>
       <w:lvlText w:val=""/>
       <w:lvlJc w:val="left"/>
     </w:lvl>
-    <w:lvl w:ilvl="6" w:tplc="6A3013DC">
+    <w:lvl w:ilvl="6" w:tplc="42B22804">
       <w:numFmt w:val="decimal"/>
       <w:lvlText w:val=""/>
       <w:lvlJc w:val="left"/>
     </w:lvl>
-    <w:lvl w:ilvl="7" w:tplc="44DE474A">
+    <w:lvl w:ilvl="7" w:tplc="73445086">
       <w:numFmt w:val="decimal"/>
       <w:lvlText w:val=""/>
       <w:lvlJc w:val="left"/>
     </w:lvl>
-    <w:lvl w:ilvl="8" w:tplc="73501D3A">
+    <w:lvl w:ilvl="8" w:tplc="88EA0F26">
       <w:numFmt w:val="decimal"/>
       <w:lvlText w:val=""/>
       <w:lvlJc w:val="left"/>
     </w:lvl>
   </w:abstractNum>
-  <w:abstractNum w:abstractNumId="4" w15:restartNumberingAfterBreak="0">
-    <w:nsid w:val="34D765DE"/>
+  <w:abstractNum w:abstractNumId="5" w15:restartNumberingAfterBreak="0">
+    <w:nsid w:val="51F44262"/>
     <w:multiLevelType w:val="hybridMultilevel"/>
-    <w:tmpl w:val="7674AF94"/>
-    <w:lvl w:ilvl="0" w:tplc="6CC674C8">
+    <w:tmpl w:val="B62643BE"/>
+    <w:lvl w:ilvl="0" w:tplc="23909094">
       <w:start w:val="1"/>
       <w:numFmt w:val="decimal"/>
       <w:lvlText w:val="%1."/>
@@ -3652,7 +3738,7 @@
         <w:ind w:left="360" w:hanging="300"/>
       </w:pPr>
     </w:lvl>
-    <w:lvl w:ilvl="1" w:tplc="9148E71E" w:tentative="1">
+    <w:lvl w:ilvl="1" w:tplc="F4CA7F06" w:tentative="1">
       <w:start w:val="1"/>
       <w:numFmt w:val="lowerLetter"/>
       <w:lvlText w:val="%2."/>
@@ -3661,47 +3747,47 @@
         <w:ind w:left="720" w:hanging="300"/>
       </w:pPr>
     </w:lvl>
-    <w:lvl w:ilvl="2" w:tplc="29C25734">
+    <w:lvl w:ilvl="2" w:tplc="A45A9E76">
       <w:numFmt w:val="decimal"/>
       <w:lvlText w:val=""/>
       <w:lvlJc w:val="left"/>
     </w:lvl>
-    <w:lvl w:ilvl="3" w:tplc="C82E10BC">
+    <w:lvl w:ilvl="3" w:tplc="93080780">
       <w:numFmt w:val="decimal"/>
       <w:lvlText w:val=""/>
       <w:lvlJc w:val="left"/>
     </w:lvl>
-    <w:lvl w:ilvl="4" w:tplc="6C5A13C4">
+    <w:lvl w:ilvl="4" w:tplc="F22E8614">
       <w:numFmt w:val="decimal"/>
       <w:lvlText w:val=""/>
       <w:lvlJc w:val="left"/>
     </w:lvl>
-    <w:lvl w:ilvl="5" w:tplc="8D6843A8">
+    <w:lvl w:ilvl="5" w:tplc="39C82EA2">
       <w:numFmt w:val="decimal"/>
       <w:lvlText w:val=""/>
       <w:lvlJc w:val="left"/>
     </w:lvl>
-    <w:lvl w:ilvl="6" w:tplc="E9D87FEE">
+    <w:lvl w:ilvl="6" w:tplc="41DCEE90">
       <w:numFmt w:val="decimal"/>
       <w:lvlText w:val=""/>
       <w:lvlJc w:val="left"/>
     </w:lvl>
-    <w:lvl w:ilvl="7" w:tplc="3D3A36B0">
+    <w:lvl w:ilvl="7" w:tplc="CF6C1C24">
       <w:numFmt w:val="decimal"/>
       <w:lvlText w:val=""/>
       <w:lvlJc w:val="left"/>
     </w:lvl>
-    <w:lvl w:ilvl="8" w:tplc="8E2CB4E4">
+    <w:lvl w:ilvl="8" w:tplc="DE7CD686">
       <w:numFmt w:val="decimal"/>
       <w:lvlText w:val=""/>
       <w:lvlJc w:val="left"/>
     </w:lvl>
   </w:abstractNum>
-  <w:abstractNum w:abstractNumId="5" w15:restartNumberingAfterBreak="0">
-    <w:nsid w:val="3AED480F"/>
+  <w:abstractNum w:abstractNumId="6" w15:restartNumberingAfterBreak="0">
+    <w:nsid w:val="5DDE5C0E"/>
     <w:multiLevelType w:val="hybridMultilevel"/>
-    <w:tmpl w:val="40F2F784"/>
-    <w:lvl w:ilvl="0" w:tplc="428C6354">
+    <w:tmpl w:val="9D148A4A"/>
+    <w:lvl w:ilvl="0" w:tplc="C00897A4">
       <w:start w:val="1"/>
       <w:numFmt w:val="decimal"/>
       <w:lvlText w:val="%1."/>
@@ -3710,7 +3796,7 @@
         <w:ind w:left="360" w:hanging="300"/>
       </w:pPr>
     </w:lvl>
-    <w:lvl w:ilvl="1" w:tplc="E476446A" w:tentative="1">
+    <w:lvl w:ilvl="1" w:tplc="D670206E" w:tentative="1">
       <w:start w:val="1"/>
       <w:numFmt w:val="lowerLetter"/>
       <w:lvlText w:val="%2."/>
@@ -3719,160 +3805,74 @@
         <w:ind w:left="720" w:hanging="300"/>
       </w:pPr>
     </w:lvl>
-    <w:lvl w:ilvl="2" w:tplc="1A9AD474">
+    <w:lvl w:ilvl="2" w:tplc="65CA8886">
       <w:numFmt w:val="decimal"/>
       <w:lvlText w:val=""/>
       <w:lvlJc w:val="left"/>
     </w:lvl>
-    <w:lvl w:ilvl="3" w:tplc="1EDAF0BE">
+    <w:lvl w:ilvl="3" w:tplc="F824114A">
       <w:numFmt w:val="decimal"/>
       <w:lvlText w:val=""/>
       <w:lvlJc w:val="left"/>
     </w:lvl>
-    <w:lvl w:ilvl="4" w:tplc="517C98D0">
+    <w:lvl w:ilvl="4" w:tplc="958CC730">
       <w:numFmt w:val="decimal"/>
       <w:lvlText w:val=""/>
       <w:lvlJc w:val="left"/>
     </w:lvl>
-    <w:lvl w:ilvl="5" w:tplc="EBAE0A56">
+    <w:lvl w:ilvl="5" w:tplc="3236B58E">
       <w:numFmt w:val="decimal"/>
       <w:lvlText w:val=""/>
       <w:lvlJc w:val="left"/>
     </w:lvl>
-    <w:lvl w:ilvl="6" w:tplc="F77A9542">
+    <w:lvl w:ilvl="6" w:tplc="78B4352E">
       <w:numFmt w:val="decimal"/>
       <w:lvlText w:val=""/>
       <w:lvlJc w:val="left"/>
     </w:lvl>
-    <w:lvl w:ilvl="7" w:tplc="8C784D90">
+    <w:lvl w:ilvl="7" w:tplc="7AD00576">
       <w:numFmt w:val="decimal"/>
       <w:lvlText w:val=""/>
       <w:lvlJc w:val="left"/>
     </w:lvl>
-    <w:lvl w:ilvl="8" w:tplc="FD78ADFE">
+    <w:lvl w:ilvl="8" w:tplc="CAF0D01E">
       <w:numFmt w:val="decimal"/>
       <w:lvlText w:val=""/>
       <w:lvlJc w:val="left"/>
     </w:lvl>
   </w:abstractNum>
-  <w:abstractNum w:abstractNumId="6" w15:restartNumberingAfterBreak="0">
-    <w:nsid w:val="4FD7308F"/>
-    <w:multiLevelType w:val="hybridMultilevel"/>
-    <w:tmpl w:val="4754D23C"/>
-    <w:lvl w:ilvl="0" w:tplc="E5547BAC" w:tentative="1">
-      <w:start w:val="1"/>
-      <w:numFmt w:val="bullet"/>
-      <w:lvlText w:val="●"/>
-      <w:lvlJc w:val="left"/>
-      <w:pPr>
-        <w:ind w:left="720" w:hanging="360"/>
-      </w:pPr>
-    </w:lvl>
-    <w:lvl w:ilvl="1" w:tplc="1AD6DA86" w:tentative="1">
-      <w:start w:val="1"/>
-      <w:numFmt w:val="bullet"/>
-      <w:lvlText w:val="○"/>
-      <w:lvlJc w:val="left"/>
-      <w:pPr>
-        <w:ind w:left="1440" w:hanging="360"/>
-      </w:pPr>
-    </w:lvl>
-    <w:lvl w:ilvl="2" w:tplc="EC589FDC" w:tentative="1">
-      <w:start w:val="1"/>
-      <w:numFmt w:val="bullet"/>
-      <w:lvlText w:val="■"/>
-      <w:lvlJc w:val="left"/>
-      <w:pPr>
-        <w:ind w:left="2160" w:hanging="360"/>
-      </w:pPr>
-    </w:lvl>
-    <w:lvl w:ilvl="3" w:tplc="4322CCFE" w:tentative="1">
-      <w:start w:val="1"/>
-      <w:numFmt w:val="bullet"/>
-      <w:lvlText w:val="●"/>
-      <w:lvlJc w:val="left"/>
-      <w:pPr>
-        <w:ind w:left="2880" w:hanging="360"/>
-      </w:pPr>
-    </w:lvl>
-    <w:lvl w:ilvl="4" w:tplc="B00E770A" w:tentative="1">
-      <w:start w:val="1"/>
-      <w:numFmt w:val="bullet"/>
-      <w:lvlText w:val="○"/>
-      <w:lvlJc w:val="left"/>
-      <w:pPr>
-        <w:ind w:left="3600" w:hanging="360"/>
-      </w:pPr>
-    </w:lvl>
-    <w:lvl w:ilvl="5" w:tplc="4022B980" w:tentative="1">
-      <w:start w:val="1"/>
-      <w:numFmt w:val="bullet"/>
-      <w:lvlText w:val="■"/>
-      <w:lvlJc w:val="left"/>
-      <w:pPr>
-        <w:ind w:left="4320" w:hanging="360"/>
-      </w:pPr>
-    </w:lvl>
-    <w:lvl w:ilvl="6" w:tplc="017A0E96" w:tentative="1">
-      <w:start w:val="1"/>
-      <w:numFmt w:val="bullet"/>
-      <w:lvlText w:val="●"/>
-      <w:lvlJc w:val="left"/>
-      <w:pPr>
-        <w:ind w:left="5040" w:hanging="360"/>
-      </w:pPr>
-    </w:lvl>
-    <w:lvl w:ilvl="7" w:tplc="E398FDCC" w:tentative="1">
-      <w:start w:val="1"/>
-      <w:numFmt w:val="bullet"/>
-      <w:lvlText w:val="●"/>
-      <w:lvlJc w:val="left"/>
-      <w:pPr>
-        <w:ind w:left="5760" w:hanging="360"/>
-      </w:pPr>
-    </w:lvl>
-    <w:lvl w:ilvl="8" w:tplc="0B02B6D2" w:tentative="1">
-      <w:start w:val="1"/>
-      <w:numFmt w:val="bullet"/>
-      <w:lvlText w:val="●"/>
-      <w:lvlJc w:val="left"/>
-      <w:pPr>
-        <w:ind w:left="6480" w:hanging="360"/>
-      </w:pPr>
-    </w:lvl>
-  </w:abstractNum>
-  <w:num w:numId="1" w16cid:durableId="1901478473">
-    <w:abstractNumId w:val="6"/>
+  <w:num w:numId="1" w16cid:durableId="170683557">
+    <w:abstractNumId w:val="1"/>
     <w:lvlOverride w:ilvl="0">
       <w:startOverride w:val="1"/>
     </w:lvlOverride>
   </w:num>
-  <w:num w:numId="2" w16cid:durableId="1357652468">
+  <w:num w:numId="2" w16cid:durableId="345450930">
+    <w:abstractNumId w:val="5"/>
+    <w:lvlOverride w:ilvl="0">
+      <w:startOverride w:val="1"/>
+    </w:lvlOverride>
+  </w:num>
+  <w:num w:numId="3" w16cid:durableId="1957057781">
+    <w:abstractNumId w:val="4"/>
+    <w:lvlOverride w:ilvl="0">
+      <w:startOverride w:val="1"/>
+    </w:lvlOverride>
+  </w:num>
+  <w:num w:numId="4" w16cid:durableId="207031720">
     <w:abstractNumId w:val="3"/>
     <w:lvlOverride w:ilvl="0">
       <w:startOverride w:val="1"/>
     </w:lvlOverride>
   </w:num>
-  <w:num w:numId="3" w16cid:durableId="155926840">
-    <w:abstractNumId w:val="4"/>
+  <w:num w:numId="5" w16cid:durableId="770660625">
+    <w:abstractNumId w:val="2"/>
     <w:lvlOverride w:ilvl="0">
       <w:startOverride w:val="1"/>
     </w:lvlOverride>
   </w:num>
-  <w:num w:numId="4" w16cid:durableId="1189374067">
-    <w:abstractNumId w:val="0"/>
-    <w:lvlOverride w:ilvl="0">
-      <w:startOverride w:val="1"/>
-    </w:lvlOverride>
-  </w:num>
-  <w:num w:numId="5" w16cid:durableId="996302890">
-    <w:abstractNumId w:val="5"/>
-    <w:lvlOverride w:ilvl="0">
-      <w:startOverride w:val="1"/>
-    </w:lvlOverride>
-  </w:num>
-  <w:num w:numId="6" w16cid:durableId="563033560">
-    <w:abstractNumId w:val="2"/>
+  <w:num w:numId="6" w16cid:durableId="1822232034">
+    <w:abstractNumId w:val="6"/>
     <w:lvlOverride w:ilvl="0">
       <w:startOverride w:val="1"/>
     </w:lvlOverride>
@@ -4553,7 +4553,7 @@
     <w:autoRedefine/>
     <w:uiPriority w:val="39"/>
     <w:unhideWhenUsed/>
-    <w:rsid w:val="00052622"/>
+    <w:rsid w:val="00C0517D"/>
     <w:pPr>
       <w:spacing w:after="100"/>
     </w:pPr>

--- a/discoverer-neo/docs/user-guide/manual/Discoverer-Neo-VIEWER-Guide-Quick-pt-PT.docx
+++ b/discoverer-neo/docs/user-guide/manual/Discoverer-Neo-VIEWER-Guide-Quick-pt-PT.docx
@@ -74,7 +74,7 @@
     <w:sdt>
       <w:sdtPr>
         <w:alias w:val="Índice"/>
-        <w:id w:val="-1197543764"/>
+        <w:id w:val="-1243640107"/>
       </w:sdtPr>
       <w:sdtEndPr/>
       <w:sdtContent>
@@ -102,7 +102,7 @@
           <w:r>
             <w:fldChar w:fldCharType="separate"/>
           </w:r>
-          <w:hyperlink w:anchor="_Toc241697198" w:history="1">
+          <w:hyperlink w:anchor="_Toc241746070" w:history="1">
             <w:r>
               <w:rPr>
                 <w:rStyle w:val="Hiperligao"/>
@@ -126,7 +126,7 @@
               <w:rPr>
                 <w:noProof/>
               </w:rPr>
-              <w:instrText xml:space="preserve"> PAGEREF _Toc241697198 \h </w:instrText>
+              <w:instrText xml:space="preserve"> PAGEREF _Toc241746070 \h </w:instrText>
             </w:r>
             <w:r>
               <w:rPr>
@@ -168,7 +168,7 @@
               <w14:ligatures w14:val="standardContextual"/>
             </w:rPr>
           </w:pPr>
-          <w:hyperlink w:anchor="_Toc241697199" w:history="1">
+          <w:hyperlink w:anchor="_Toc241746071" w:history="1">
             <w:r>
               <w:rPr>
                 <w:rStyle w:val="Hiperligao"/>
@@ -192,7 +192,7 @@
               <w:rPr>
                 <w:noProof/>
               </w:rPr>
-              <w:instrText xml:space="preserve"> PAGEREF _Toc241697199 \h </w:instrText>
+              <w:instrText xml:space="preserve"> PAGEREF _Toc241746071 \h </w:instrText>
             </w:r>
             <w:r>
               <w:rPr>
@@ -234,7 +234,7 @@
               <w14:ligatures w14:val="standardContextual"/>
             </w:rPr>
           </w:pPr>
-          <w:hyperlink w:anchor="_Toc241697200" w:history="1">
+          <w:hyperlink w:anchor="_Toc241746072" w:history="1">
             <w:r>
               <w:rPr>
                 <w:rStyle w:val="Hiperligao"/>
@@ -258,7 +258,7 @@
               <w:rPr>
                 <w:noProof/>
               </w:rPr>
-              <w:instrText xml:space="preserve"> PAGEREF _Toc241697200 \h </w:instrText>
+              <w:instrText xml:space="preserve"> PAGEREF _Toc241746072 \h </w:instrText>
             </w:r>
             <w:r>
               <w:rPr>
@@ -300,7 +300,7 @@
               <w14:ligatures w14:val="standardContextual"/>
             </w:rPr>
           </w:pPr>
-          <w:hyperlink w:anchor="_Toc241697201" w:history="1">
+          <w:hyperlink w:anchor="_Toc241746073" w:history="1">
             <w:r>
               <w:rPr>
                 <w:rStyle w:val="Hiperligao"/>
@@ -324,7 +324,7 @@
               <w:rPr>
                 <w:noProof/>
               </w:rPr>
-              <w:instrText xml:space="preserve"> PAGEREF _Toc241697201 \h </w:instrText>
+              <w:instrText xml:space="preserve"> PAGEREF _Toc241746073 \h </w:instrText>
             </w:r>
             <w:r>
               <w:rPr>
@@ -366,7 +366,7 @@
               <w14:ligatures w14:val="standardContextual"/>
             </w:rPr>
           </w:pPr>
-          <w:hyperlink w:anchor="_Toc241697202" w:history="1">
+          <w:hyperlink w:anchor="_Toc241746074" w:history="1">
             <w:r>
               <w:rPr>
                 <w:rStyle w:val="Hiperligao"/>
@@ -390,7 +390,7 @@
               <w:rPr>
                 <w:noProof/>
               </w:rPr>
-              <w:instrText xml:space="preserve"> PAGEREF _Toc241697202 \h </w:instrText>
+              <w:instrText xml:space="preserve"> PAGEREF _Toc241746074 \h </w:instrText>
             </w:r>
             <w:r>
               <w:rPr>
@@ -432,7 +432,7 @@
               <w14:ligatures w14:val="standardContextual"/>
             </w:rPr>
           </w:pPr>
-          <w:hyperlink w:anchor="_Toc241697203" w:history="1">
+          <w:hyperlink w:anchor="_Toc241746075" w:history="1">
             <w:r>
               <w:rPr>
                 <w:rStyle w:val="Hiperligao"/>
@@ -456,7 +456,7 @@
               <w:rPr>
                 <w:noProof/>
               </w:rPr>
-              <w:instrText xml:space="preserve"> PAGEREF _Toc241697203 \h </w:instrText>
+              <w:instrText xml:space="preserve"> PAGEREF _Toc241746075 \h </w:instrText>
             </w:r>
             <w:r>
               <w:rPr>
@@ -504,7 +504,7 @@
       <w:pPr>
         <w:pStyle w:val="Ttulo1"/>
       </w:pPr>
-      <w:bookmarkStart w:id="0" w:name="_Toc241697198"/>
+      <w:bookmarkStart w:id="0" w:name="_Toc241746070"/>
       <w:r>
         <w:lastRenderedPageBreak/>
         <w:t>A sua função numa página</w:t>
@@ -1010,7 +1010,7 @@
           <w:noProof/>
         </w:rPr>
         <w:drawing>
-          <wp:inline distT="0" distB="0" distL="0" distR="0" wp14:anchorId="016F3077" wp14:editId="21A2E706">
+          <wp:inline distT="0" distB="0" distL="0" distR="0" wp14:anchorId="2F83562C" wp14:editId="5C8DABDA">
             <wp:extent cx="5715000" cy="3571875"/>
             <wp:effectExtent l="0" t="0" r="0" b="0"/>
             <wp:docPr id="435" name="01-login.png" descr="A página de início de sessão com Email, Palavra-passe, Manter sessão iniciada e o botão Iniciar sessão." title="A página de início de sessão com Email, Palavra-passe, Manter sessão iniciada e o botão Iniciar sessão."/>
@@ -1063,7 +1063,7 @@
         <w:pStyle w:val="Ttulo1"/>
         <w:pageBreakBefore/>
       </w:pPr>
-      <w:bookmarkStart w:id="1" w:name="_Toc241697199"/>
+      <w:bookmarkStart w:id="1" w:name="_Toc241746071"/>
       <w:r>
         <w:lastRenderedPageBreak/>
         <w:t>Painel e Mapas</w:t>
@@ -1106,7 +1106,7 @@
           <w:noProof/>
         </w:rPr>
         <w:drawing>
-          <wp:inline distT="0" distB="0" distL="0" distR="0" wp14:anchorId="0185A7F4" wp14:editId="7F88E14A">
+          <wp:inline distT="0" distB="0" distL="0" distR="0" wp14:anchorId="4206AA2E" wp14:editId="14BB7457">
             <wp:extent cx="5715000" cy="3429000"/>
             <wp:effectExtent l="0" t="0" r="0" b="0"/>
             <wp:docPr id="436" name="03-maps-all.png" descr="A lista de Mapas, separador Todos, onde cada mapa tem apenas o ícone Abrir." title="A lista de Mapas, separador Todos, onde cada mapa tem apenas o ícone Abrir."/>
@@ -1578,7 +1578,7 @@
         <w:pStyle w:val="Ttulo1"/>
         <w:pageBreakBefore/>
       </w:pPr>
-      <w:bookmarkStart w:id="2" w:name="_Toc241697200"/>
+      <w:bookmarkStart w:id="2" w:name="_Toc241746072"/>
       <w:r>
         <w:lastRenderedPageBreak/>
         <w:t>Executar e ler um mapa</w:t>
@@ -1601,7 +1601,7 @@
           <w:noProof/>
         </w:rPr>
         <w:drawing>
-          <wp:inline distT="0" distB="0" distL="0" distR="0" wp14:anchorId="4137CB6F" wp14:editId="14842C2E">
+          <wp:inline distT="0" distB="0" distL="0" distR="0" wp14:anchorId="766AE7F9" wp14:editId="7E522866">
             <wp:extent cx="5715000" cy="3571875"/>
             <wp:effectExtent l="0" t="0" r="0" b="0"/>
             <wp:docPr id="437" name="06-viewer-results.png" descr="Uma execução concluída com os botões Excel, CSV e PDF por cima da grelha de resultados." title="Uma execução concluída com os botões Excel, CSV e PDF por cima da grelha de resultados."/>
@@ -2117,7 +2117,7 @@
         <w:pStyle w:val="Ttulo1"/>
         <w:pageBreakBefore/>
       </w:pPr>
-      <w:bookmarkStart w:id="3" w:name="_Toc241697201"/>
+      <w:bookmarkStart w:id="3" w:name="_Toc241746073"/>
       <w:r>
         <w:lastRenderedPageBreak/>
         <w:t>Execuções e Exportações</w:t>
@@ -2157,7 +2157,7 @@
           <w:noProof/>
         </w:rPr>
         <w:drawing>
-          <wp:inline distT="0" distB="0" distL="0" distR="0" wp14:anchorId="2D9FA5CC" wp14:editId="60A848B7">
+          <wp:inline distT="0" distB="0" distL="0" distR="0" wp14:anchorId="30E4D574" wp14:editId="55DD9B7B">
             <wp:extent cx="5715000" cy="3571875"/>
             <wp:effectExtent l="0" t="0" r="0" b="0"/>
             <wp:docPr id="438" name="07-runs.png" descr="A página Execuções com as execuções do próprio Viewer." title="A página Execuções com as execuções do próprio Viewer."/>
@@ -2538,7 +2538,7 @@
         <w:pStyle w:val="Ttulo1"/>
         <w:pageBreakBefore/>
       </w:pPr>
-      <w:bookmarkStart w:id="4" w:name="_Toc241697202"/>
+      <w:bookmarkStart w:id="4" w:name="_Toc241746074"/>
       <w:r>
         <w:lastRenderedPageBreak/>
         <w:t>Agendamentos</w:t>
@@ -2591,7 +2591,7 @@
           <w:noProof/>
         </w:rPr>
         <w:drawing>
-          <wp:inline distT="0" distB="0" distL="0" distR="0" wp14:anchorId="32FA8ADE" wp14:editId="50AE4030">
+          <wp:inline distT="0" distB="0" distL="0" distR="0" wp14:anchorId="31A29D71" wp14:editId="467ED722">
             <wp:extent cx="5715000" cy="3571875"/>
             <wp:effectExtent l="0" t="0" r="0" b="0"/>
             <wp:docPr id="439" name="09-schedules.png" descr="A página Agendamentos com a mensagem Ainda não existem agendamentos." title="A página Agendamentos com a mensagem Ainda não existem agendamentos."/>
@@ -3057,7 +3057,7 @@
         <w:pStyle w:val="Ttulo1"/>
         <w:pageBreakBefore/>
       </w:pPr>
-      <w:bookmarkStart w:id="5" w:name="_Toc241697203"/>
+      <w:bookmarkStart w:id="5" w:name="_Toc241746075"/>
       <w:r>
         <w:lastRenderedPageBreak/>
         <w:t>Definições</w:t>
@@ -3090,7 +3090,7 @@
           <w:noProof/>
         </w:rPr>
         <w:drawing>
-          <wp:inline distT="0" distB="0" distL="0" distR="0" wp14:anchorId="47E14D99" wp14:editId="296AD075">
+          <wp:inline distT="0" distB="0" distL="0" distR="0" wp14:anchorId="0B102073" wp14:editId="04B9A13D">
             <wp:extent cx="5715000" cy="3571875"/>
             <wp:effectExtent l="0" t="0" r="0" b="0"/>
             <wp:docPr id="440" name="04-settings.png" descr="A página Definições com os cartões Idioma de exibição, Aparência e Paleta." title="A página Definições com os cartões Idioma de exibição, Aparência e Paleta."/>
@@ -3408,10 +3408,242 @@
 <file path=word/numbering.xml><?xml version="1.0" encoding="utf-8"?>
 <w:numbering xmlns:wpc="http://schemas.microsoft.com/office/word/2010/wordprocessingCanvas" xmlns:cx="http://schemas.microsoft.com/office/drawing/2014/chartex" xmlns:cx1="http://schemas.microsoft.com/office/drawing/2015/9/8/chartex" xmlns:cx2="http://schemas.microsoft.com/office/drawing/2015/10/21/chartex" xmlns:cx3="http://schemas.microsoft.com/office/drawing/2016/5/9/chartex" xmlns:cx4="http://schemas.microsoft.com/office/drawing/2016/5/10/chartex" xmlns:cx5="http://schemas.microsoft.com/office/drawing/2016/5/11/chartex" xmlns:cx6="http://schemas.microsoft.com/office/drawing/2016/5/12/chartex" xmlns:cx7="http://schemas.microsoft.com/office/drawing/2016/5/13/chartex" xmlns:cx8="http://schemas.microsoft.com/office/drawing/2016/5/14/chartex" xmlns:mc="http://schemas.openxmlformats.org/markup-compatibility/2006" xmlns:aink="http://schemas.microsoft.com/office/drawing/2016/ink" xmlns:am3d="http://schemas.microsoft.com/office/drawing/2017/model3d" xmlns:o="urn:schemas-microsoft-com:office:office" xmlns:oel="http://schemas.microsoft.com/office/2019/extlst" xmlns:r="http://schemas.openxmlformats.org/officeDocument/2006/relationships" xmlns:m="http://schemas.openxmlformats.org/officeDocument/2006/math" xmlns:v="urn:schemas-microsoft-com:vml" xmlns:wp14="http://schemas.microsoft.com/office/word/2010/wordprocessingDrawing" xmlns:wp="http://schemas.openxmlformats.org/drawingml/2006/wordprocessingDrawing" xmlns:w10="urn:schemas-microsoft-com:office:word" xmlns:w="http://schemas.openxmlformats.org/wordprocessingml/2006/main" xmlns:w14="http://schemas.microsoft.com/office/word/2010/wordml" xmlns:w15="http://schemas.microsoft.com/office/word/2012/wordml" xmlns:w16cex="http://schemas.microsoft.com/office/word/2018/wordml/cex" xmlns:w16cid="http://schemas.microsoft.com/office/word/2016/wordml/cid" xmlns:w16="http://schemas.microsoft.com/office/word/2018/wordml" xmlns:w16sdtdh="http://schemas.microsoft.com/office/word/2020/wordml/sdtdatahash" xmlns:w16se="http://schemas.microsoft.com/office/word/2015/wordml/symex" xmlns:wpg="http://schemas.microsoft.com/office/word/2010/wordprocessingGroup" xmlns:wpi="http://schemas.microsoft.com/office/word/2010/wordprocessingInk" xmlns:wne="http://schemas.microsoft.com/office/word/2006/wordml" xmlns:wps="http://schemas.microsoft.com/office/word/2010/wordprocessingShape" mc:Ignorable="w14 w15 w16se w16cid w16 w16cex w16sdtdh wp14">
   <w:abstractNum w:abstractNumId="0" w15:restartNumberingAfterBreak="0">
-    <w:nsid w:val="03D117C0"/>
+    <w:nsid w:val="062E4252"/>
     <w:multiLevelType w:val="hybridMultilevel"/>
-    <w:tmpl w:val="AADA1DC8"/>
-    <w:lvl w:ilvl="0" w:tplc="E41CA2BA" w:tentative="1">
+    <w:tmpl w:val="1DA81F2E"/>
+    <w:lvl w:ilvl="0" w:tplc="9FF0579E">
+      <w:start w:val="1"/>
+      <w:numFmt w:val="decimal"/>
+      <w:lvlText w:val="%1."/>
+      <w:lvlJc w:val="left"/>
+      <w:pPr>
+        <w:ind w:left="360" w:hanging="300"/>
+      </w:pPr>
+    </w:lvl>
+    <w:lvl w:ilvl="1" w:tplc="A21815FE" w:tentative="1">
+      <w:start w:val="1"/>
+      <w:numFmt w:val="lowerLetter"/>
+      <w:lvlText w:val="%2."/>
+      <w:lvlJc w:val="left"/>
+      <w:pPr>
+        <w:ind w:left="720" w:hanging="300"/>
+      </w:pPr>
+    </w:lvl>
+    <w:lvl w:ilvl="2" w:tplc="FC42160A">
+      <w:numFmt w:val="decimal"/>
+      <w:lvlText w:val=""/>
+      <w:lvlJc w:val="left"/>
+    </w:lvl>
+    <w:lvl w:ilvl="3" w:tplc="011E4C36">
+      <w:numFmt w:val="decimal"/>
+      <w:lvlText w:val=""/>
+      <w:lvlJc w:val="left"/>
+    </w:lvl>
+    <w:lvl w:ilvl="4" w:tplc="02409DF8">
+      <w:numFmt w:val="decimal"/>
+      <w:lvlText w:val=""/>
+      <w:lvlJc w:val="left"/>
+    </w:lvl>
+    <w:lvl w:ilvl="5" w:tplc="CAE676EA">
+      <w:numFmt w:val="decimal"/>
+      <w:lvlText w:val=""/>
+      <w:lvlJc w:val="left"/>
+    </w:lvl>
+    <w:lvl w:ilvl="6" w:tplc="5324DCD0">
+      <w:numFmt w:val="decimal"/>
+      <w:lvlText w:val=""/>
+      <w:lvlJc w:val="left"/>
+    </w:lvl>
+    <w:lvl w:ilvl="7" w:tplc="B340407C">
+      <w:numFmt w:val="decimal"/>
+      <w:lvlText w:val=""/>
+      <w:lvlJc w:val="left"/>
+    </w:lvl>
+    <w:lvl w:ilvl="8" w:tplc="3FFE49D2">
+      <w:numFmt w:val="decimal"/>
+      <w:lvlText w:val=""/>
+      <w:lvlJc w:val="left"/>
+    </w:lvl>
+  </w:abstractNum>
+  <w:abstractNum w:abstractNumId="1" w15:restartNumberingAfterBreak="0">
+    <w:nsid w:val="32C912F6"/>
+    <w:multiLevelType w:val="hybridMultilevel"/>
+    <w:tmpl w:val="439AC5B8"/>
+    <w:lvl w:ilvl="0" w:tplc="C4B02B0C">
+      <w:start w:val="1"/>
+      <w:numFmt w:val="decimal"/>
+      <w:lvlText w:val="%1."/>
+      <w:lvlJc w:val="left"/>
+      <w:pPr>
+        <w:ind w:left="360" w:hanging="300"/>
+      </w:pPr>
+    </w:lvl>
+    <w:lvl w:ilvl="1" w:tplc="FA2E6458" w:tentative="1">
+      <w:start w:val="1"/>
+      <w:numFmt w:val="lowerLetter"/>
+      <w:lvlText w:val="%2."/>
+      <w:lvlJc w:val="left"/>
+      <w:pPr>
+        <w:ind w:left="720" w:hanging="300"/>
+      </w:pPr>
+    </w:lvl>
+    <w:lvl w:ilvl="2" w:tplc="1B9484A4">
+      <w:numFmt w:val="decimal"/>
+      <w:lvlText w:val=""/>
+      <w:lvlJc w:val="left"/>
+    </w:lvl>
+    <w:lvl w:ilvl="3" w:tplc="140A3746">
+      <w:numFmt w:val="decimal"/>
+      <w:lvlText w:val=""/>
+      <w:lvlJc w:val="left"/>
+    </w:lvl>
+    <w:lvl w:ilvl="4" w:tplc="C78E2954">
+      <w:numFmt w:val="decimal"/>
+      <w:lvlText w:val=""/>
+      <w:lvlJc w:val="left"/>
+    </w:lvl>
+    <w:lvl w:ilvl="5" w:tplc="04269ABE">
+      <w:numFmt w:val="decimal"/>
+      <w:lvlText w:val=""/>
+      <w:lvlJc w:val="left"/>
+    </w:lvl>
+    <w:lvl w:ilvl="6" w:tplc="16DE84EE">
+      <w:numFmt w:val="decimal"/>
+      <w:lvlText w:val=""/>
+      <w:lvlJc w:val="left"/>
+    </w:lvl>
+    <w:lvl w:ilvl="7" w:tplc="440C0558">
+      <w:numFmt w:val="decimal"/>
+      <w:lvlText w:val=""/>
+      <w:lvlJc w:val="left"/>
+    </w:lvl>
+    <w:lvl w:ilvl="8" w:tplc="4B06BE2E">
+      <w:numFmt w:val="decimal"/>
+      <w:lvlText w:val=""/>
+      <w:lvlJc w:val="left"/>
+    </w:lvl>
+  </w:abstractNum>
+  <w:abstractNum w:abstractNumId="2" w15:restartNumberingAfterBreak="0">
+    <w:nsid w:val="39054283"/>
+    <w:multiLevelType w:val="hybridMultilevel"/>
+    <w:tmpl w:val="B73ABBEE"/>
+    <w:lvl w:ilvl="0" w:tplc="3CBA1724">
+      <w:start w:val="1"/>
+      <w:numFmt w:val="decimal"/>
+      <w:lvlText w:val="%1."/>
+      <w:lvlJc w:val="left"/>
+      <w:pPr>
+        <w:ind w:left="360" w:hanging="300"/>
+      </w:pPr>
+    </w:lvl>
+    <w:lvl w:ilvl="1" w:tplc="05B68AB4" w:tentative="1">
+      <w:start w:val="1"/>
+      <w:numFmt w:val="lowerLetter"/>
+      <w:lvlText w:val="%2."/>
+      <w:lvlJc w:val="left"/>
+      <w:pPr>
+        <w:ind w:left="720" w:hanging="300"/>
+      </w:pPr>
+    </w:lvl>
+    <w:lvl w:ilvl="2" w:tplc="90DCAC60">
+      <w:numFmt w:val="decimal"/>
+      <w:lvlText w:val=""/>
+      <w:lvlJc w:val="left"/>
+    </w:lvl>
+    <w:lvl w:ilvl="3" w:tplc="4D8414A6">
+      <w:numFmt w:val="decimal"/>
+      <w:lvlText w:val=""/>
+      <w:lvlJc w:val="left"/>
+    </w:lvl>
+    <w:lvl w:ilvl="4" w:tplc="7A8CCB6A">
+      <w:numFmt w:val="decimal"/>
+      <w:lvlText w:val=""/>
+      <w:lvlJc w:val="left"/>
+    </w:lvl>
+    <w:lvl w:ilvl="5" w:tplc="49C6B6BE">
+      <w:numFmt w:val="decimal"/>
+      <w:lvlText w:val=""/>
+      <w:lvlJc w:val="left"/>
+    </w:lvl>
+    <w:lvl w:ilvl="6" w:tplc="0E589DDC">
+      <w:numFmt w:val="decimal"/>
+      <w:lvlText w:val=""/>
+      <w:lvlJc w:val="left"/>
+    </w:lvl>
+    <w:lvl w:ilvl="7" w:tplc="8342181E">
+      <w:numFmt w:val="decimal"/>
+      <w:lvlText w:val=""/>
+      <w:lvlJc w:val="left"/>
+    </w:lvl>
+    <w:lvl w:ilvl="8" w:tplc="95DC8226">
+      <w:numFmt w:val="decimal"/>
+      <w:lvlText w:val=""/>
+      <w:lvlJc w:val="left"/>
+    </w:lvl>
+  </w:abstractNum>
+  <w:abstractNum w:abstractNumId="3" w15:restartNumberingAfterBreak="0">
+    <w:nsid w:val="3E7F51FF"/>
+    <w:multiLevelType w:val="hybridMultilevel"/>
+    <w:tmpl w:val="E2488CEE"/>
+    <w:lvl w:ilvl="0" w:tplc="FC0E469C">
+      <w:start w:val="1"/>
+      <w:numFmt w:val="decimal"/>
+      <w:lvlText w:val="%1."/>
+      <w:lvlJc w:val="left"/>
+      <w:pPr>
+        <w:ind w:left="360" w:hanging="300"/>
+      </w:pPr>
+    </w:lvl>
+    <w:lvl w:ilvl="1" w:tplc="2D9E59F6" w:tentative="1">
+      <w:start w:val="1"/>
+      <w:numFmt w:val="lowerLetter"/>
+      <w:lvlText w:val="%2."/>
+      <w:lvlJc w:val="left"/>
+      <w:pPr>
+        <w:ind w:left="720" w:hanging="300"/>
+      </w:pPr>
+    </w:lvl>
+    <w:lvl w:ilvl="2" w:tplc="8ABA705A">
+      <w:numFmt w:val="decimal"/>
+      <w:lvlText w:val=""/>
+      <w:lvlJc w:val="left"/>
+    </w:lvl>
+    <w:lvl w:ilvl="3" w:tplc="90B274AE">
+      <w:numFmt w:val="decimal"/>
+      <w:lvlText w:val=""/>
+      <w:lvlJc w:val="left"/>
+    </w:lvl>
+    <w:lvl w:ilvl="4" w:tplc="D94A7552">
+      <w:numFmt w:val="decimal"/>
+      <w:lvlText w:val=""/>
+      <w:lvlJc w:val="left"/>
+    </w:lvl>
+    <w:lvl w:ilvl="5" w:tplc="4E22CF44">
+      <w:numFmt w:val="decimal"/>
+      <w:lvlText w:val=""/>
+      <w:lvlJc w:val="left"/>
+    </w:lvl>
+    <w:lvl w:ilvl="6" w:tplc="1ED41DCE">
+      <w:numFmt w:val="decimal"/>
+      <w:lvlText w:val=""/>
+      <w:lvlJc w:val="left"/>
+    </w:lvl>
+    <w:lvl w:ilvl="7" w:tplc="C26676A8">
+      <w:numFmt w:val="decimal"/>
+      <w:lvlText w:val=""/>
+      <w:lvlJc w:val="left"/>
+    </w:lvl>
+    <w:lvl w:ilvl="8" w:tplc="932CA86C">
+      <w:numFmt w:val="decimal"/>
+      <w:lvlText w:val=""/>
+      <w:lvlJc w:val="left"/>
+    </w:lvl>
+  </w:abstractNum>
+  <w:abstractNum w:abstractNumId="4" w15:restartNumberingAfterBreak="0">
+    <w:nsid w:val="491D1D35"/>
+    <w:multiLevelType w:val="hybridMultilevel"/>
+    <w:tmpl w:val="7090D716"/>
+    <w:lvl w:ilvl="0" w:tplc="0D90A60A" w:tentative="1">
       <w:start w:val="1"/>
       <w:numFmt w:val="bullet"/>
       <w:lvlText w:val="•"/>
@@ -3420,7 +3652,7 @@
         <w:ind w:left="360" w:hanging="260"/>
       </w:pPr>
     </w:lvl>
-    <w:lvl w:ilvl="1" w:tplc="2F8C9842" w:tentative="1">
+    <w:lvl w:ilvl="1" w:tplc="36083694" w:tentative="1">
       <w:start w:val="1"/>
       <w:numFmt w:val="bullet"/>
       <w:lvlText w:val="–"/>
@@ -3429,47 +3661,47 @@
         <w:ind w:left="720" w:hanging="260"/>
       </w:pPr>
     </w:lvl>
-    <w:lvl w:ilvl="2" w:tplc="C3845734">
+    <w:lvl w:ilvl="2" w:tplc="4B80E668">
       <w:numFmt w:val="decimal"/>
       <w:lvlText w:val=""/>
       <w:lvlJc w:val="left"/>
     </w:lvl>
-    <w:lvl w:ilvl="3" w:tplc="C10C830E">
+    <w:lvl w:ilvl="3" w:tplc="DE888200">
       <w:numFmt w:val="decimal"/>
       <w:lvlText w:val=""/>
       <w:lvlJc w:val="left"/>
     </w:lvl>
-    <w:lvl w:ilvl="4" w:tplc="311C608C">
+    <w:lvl w:ilvl="4" w:tplc="D1B831EE">
       <w:numFmt w:val="decimal"/>
       <w:lvlText w:val=""/>
       <w:lvlJc w:val="left"/>
     </w:lvl>
-    <w:lvl w:ilvl="5" w:tplc="64E88CA0">
+    <w:lvl w:ilvl="5" w:tplc="FB36EB98">
       <w:numFmt w:val="decimal"/>
       <w:lvlText w:val=""/>
       <w:lvlJc w:val="left"/>
     </w:lvl>
-    <w:lvl w:ilvl="6" w:tplc="50BA8120">
+    <w:lvl w:ilvl="6" w:tplc="DED2B27C">
       <w:numFmt w:val="decimal"/>
       <w:lvlText w:val=""/>
       <w:lvlJc w:val="left"/>
     </w:lvl>
-    <w:lvl w:ilvl="7" w:tplc="40D0DD82">
+    <w:lvl w:ilvl="7" w:tplc="E5F6C5F0">
       <w:numFmt w:val="decimal"/>
       <w:lvlText w:val=""/>
       <w:lvlJc w:val="left"/>
     </w:lvl>
-    <w:lvl w:ilvl="8" w:tplc="6560801C">
+    <w:lvl w:ilvl="8" w:tplc="242ACF12">
       <w:numFmt w:val="decimal"/>
       <w:lvlText w:val=""/>
       <w:lvlJc w:val="left"/>
     </w:lvl>
   </w:abstractNum>
-  <w:abstractNum w:abstractNumId="1" w15:restartNumberingAfterBreak="0">
-    <w:nsid w:val="198C563B"/>
+  <w:abstractNum w:abstractNumId="5" w15:restartNumberingAfterBreak="0">
+    <w:nsid w:val="4D6B3824"/>
     <w:multiLevelType w:val="hybridMultilevel"/>
-    <w:tmpl w:val="C512C25C"/>
-    <w:lvl w:ilvl="0" w:tplc="B6D0E2FA" w:tentative="1">
+    <w:tmpl w:val="D8525F8C"/>
+    <w:lvl w:ilvl="0" w:tplc="F73C72C8" w:tentative="1">
       <w:start w:val="1"/>
       <w:numFmt w:val="bullet"/>
       <w:lvlText w:val="●"/>
@@ -3478,7 +3710,7 @@
         <w:ind w:left="720" w:hanging="360"/>
       </w:pPr>
     </w:lvl>
-    <w:lvl w:ilvl="1" w:tplc="48FC7E70" w:tentative="1">
+    <w:lvl w:ilvl="1" w:tplc="ED2A256C" w:tentative="1">
       <w:start w:val="1"/>
       <w:numFmt w:val="bullet"/>
       <w:lvlText w:val="○"/>
@@ -3487,7 +3719,7 @@
         <w:ind w:left="1440" w:hanging="360"/>
       </w:pPr>
     </w:lvl>
-    <w:lvl w:ilvl="2" w:tplc="F716C9DC" w:tentative="1">
+    <w:lvl w:ilvl="2" w:tplc="EFBCA4AA" w:tentative="1">
       <w:start w:val="1"/>
       <w:numFmt w:val="bullet"/>
       <w:lvlText w:val="■"/>
@@ -3496,7 +3728,7 @@
         <w:ind w:left="2160" w:hanging="360"/>
       </w:pPr>
     </w:lvl>
-    <w:lvl w:ilvl="3" w:tplc="886E89EE" w:tentative="1">
+    <w:lvl w:ilvl="3" w:tplc="88D4B48E" w:tentative="1">
       <w:start w:val="1"/>
       <w:numFmt w:val="bullet"/>
       <w:lvlText w:val="●"/>
@@ -3505,7 +3737,7 @@
         <w:ind w:left="2880" w:hanging="360"/>
       </w:pPr>
     </w:lvl>
-    <w:lvl w:ilvl="4" w:tplc="E048DE10" w:tentative="1">
+    <w:lvl w:ilvl="4" w:tplc="3D4C07E6" w:tentative="1">
       <w:start w:val="1"/>
       <w:numFmt w:val="bullet"/>
       <w:lvlText w:val="○"/>
@@ -3514,7 +3746,7 @@
         <w:ind w:left="3600" w:hanging="360"/>
       </w:pPr>
     </w:lvl>
-    <w:lvl w:ilvl="5" w:tplc="9E1E8B20" w:tentative="1">
+    <w:lvl w:ilvl="5" w:tplc="4E8CB384" w:tentative="1">
       <w:start w:val="1"/>
       <w:numFmt w:val="bullet"/>
       <w:lvlText w:val="■"/>
@@ -3523,7 +3755,7 @@
         <w:ind w:left="4320" w:hanging="360"/>
       </w:pPr>
     </w:lvl>
-    <w:lvl w:ilvl="6" w:tplc="EBAA92FE" w:tentative="1">
+    <w:lvl w:ilvl="6" w:tplc="6E481E1A" w:tentative="1">
       <w:start w:val="1"/>
       <w:numFmt w:val="bullet"/>
       <w:lvlText w:val="●"/>
@@ -3532,7 +3764,7 @@
         <w:ind w:left="5040" w:hanging="360"/>
       </w:pPr>
     </w:lvl>
-    <w:lvl w:ilvl="7" w:tplc="90EE88F2" w:tentative="1">
+    <w:lvl w:ilvl="7" w:tplc="50FE8648" w:tentative="1">
       <w:start w:val="1"/>
       <w:numFmt w:val="bullet"/>
       <w:lvlText w:val="●"/>
@@ -3541,7 +3773,7 @@
         <w:ind w:left="5760" w:hanging="360"/>
       </w:pPr>
     </w:lvl>
-    <w:lvl w:ilvl="8" w:tplc="2CD67362" w:tentative="1">
+    <w:lvl w:ilvl="8" w:tplc="18CCA978" w:tentative="1">
       <w:start w:val="1"/>
       <w:numFmt w:val="bullet"/>
       <w:lvlText w:val="●"/>
@@ -3551,11 +3783,11 @@
       </w:pPr>
     </w:lvl>
   </w:abstractNum>
-  <w:abstractNum w:abstractNumId="2" w15:restartNumberingAfterBreak="0">
-    <w:nsid w:val="1C297883"/>
+  <w:abstractNum w:abstractNumId="6" w15:restartNumberingAfterBreak="0">
+    <w:nsid w:val="6666202B"/>
     <w:multiLevelType w:val="hybridMultilevel"/>
-    <w:tmpl w:val="391EBE66"/>
-    <w:lvl w:ilvl="0" w:tplc="E812A0AA">
+    <w:tmpl w:val="7B1EC70E"/>
+    <w:lvl w:ilvl="0" w:tplc="061CB624">
       <w:start w:val="1"/>
       <w:numFmt w:val="decimal"/>
       <w:lvlText w:val="%1."/>
@@ -3564,7 +3796,7 @@
         <w:ind w:left="360" w:hanging="300"/>
       </w:pPr>
     </w:lvl>
-    <w:lvl w:ilvl="1" w:tplc="14381A2A" w:tentative="1">
+    <w:lvl w:ilvl="1" w:tplc="18D06680" w:tentative="1">
       <w:start w:val="1"/>
       <w:numFmt w:val="lowerLetter"/>
       <w:lvlText w:val="%2."/>
@@ -3573,306 +3805,74 @@
         <w:ind w:left="720" w:hanging="300"/>
       </w:pPr>
     </w:lvl>
-    <w:lvl w:ilvl="2" w:tplc="44B43BB2">
+    <w:lvl w:ilvl="2" w:tplc="C458DC0C">
       <w:numFmt w:val="decimal"/>
       <w:lvlText w:val=""/>
       <w:lvlJc w:val="left"/>
     </w:lvl>
-    <w:lvl w:ilvl="3" w:tplc="7D243FA2">
+    <w:lvl w:ilvl="3" w:tplc="34A0613E">
       <w:numFmt w:val="decimal"/>
       <w:lvlText w:val=""/>
       <w:lvlJc w:val="left"/>
     </w:lvl>
-    <w:lvl w:ilvl="4" w:tplc="76ECA372">
+    <w:lvl w:ilvl="4" w:tplc="249272E2">
       <w:numFmt w:val="decimal"/>
       <w:lvlText w:val=""/>
       <w:lvlJc w:val="left"/>
     </w:lvl>
-    <w:lvl w:ilvl="5" w:tplc="FAFEAE88">
+    <w:lvl w:ilvl="5" w:tplc="B2A60300">
       <w:numFmt w:val="decimal"/>
       <w:lvlText w:val=""/>
       <w:lvlJc w:val="left"/>
     </w:lvl>
-    <w:lvl w:ilvl="6" w:tplc="136A157E">
+    <w:lvl w:ilvl="6" w:tplc="6A801222">
       <w:numFmt w:val="decimal"/>
       <w:lvlText w:val=""/>
       <w:lvlJc w:val="left"/>
     </w:lvl>
-    <w:lvl w:ilvl="7" w:tplc="FF061744">
+    <w:lvl w:ilvl="7" w:tplc="F2649582">
       <w:numFmt w:val="decimal"/>
       <w:lvlText w:val=""/>
       <w:lvlJc w:val="left"/>
     </w:lvl>
-    <w:lvl w:ilvl="8" w:tplc="F55200FC">
+    <w:lvl w:ilvl="8" w:tplc="33EC4192">
       <w:numFmt w:val="decimal"/>
       <w:lvlText w:val=""/>
       <w:lvlJc w:val="left"/>
     </w:lvl>
   </w:abstractNum>
-  <w:abstractNum w:abstractNumId="3" w15:restartNumberingAfterBreak="0">
-    <w:nsid w:val="260D7925"/>
-    <w:multiLevelType w:val="hybridMultilevel"/>
-    <w:tmpl w:val="A2341016"/>
-    <w:lvl w:ilvl="0" w:tplc="8A602CB6">
-      <w:start w:val="1"/>
-      <w:numFmt w:val="decimal"/>
-      <w:lvlText w:val="%1."/>
-      <w:lvlJc w:val="left"/>
-      <w:pPr>
-        <w:ind w:left="360" w:hanging="300"/>
-      </w:pPr>
-    </w:lvl>
-    <w:lvl w:ilvl="1" w:tplc="A6F0DCDE" w:tentative="1">
-      <w:start w:val="1"/>
-      <w:numFmt w:val="lowerLetter"/>
-      <w:lvlText w:val="%2."/>
-      <w:lvlJc w:val="left"/>
-      <w:pPr>
-        <w:ind w:left="720" w:hanging="300"/>
-      </w:pPr>
-    </w:lvl>
-    <w:lvl w:ilvl="2" w:tplc="CD9A18C8">
-      <w:numFmt w:val="decimal"/>
-      <w:lvlText w:val=""/>
-      <w:lvlJc w:val="left"/>
-    </w:lvl>
-    <w:lvl w:ilvl="3" w:tplc="39B8B1A6">
-      <w:numFmt w:val="decimal"/>
-      <w:lvlText w:val=""/>
-      <w:lvlJc w:val="left"/>
-    </w:lvl>
-    <w:lvl w:ilvl="4" w:tplc="9B70BE32">
-      <w:numFmt w:val="decimal"/>
-      <w:lvlText w:val=""/>
-      <w:lvlJc w:val="left"/>
-    </w:lvl>
-    <w:lvl w:ilvl="5" w:tplc="369A1D62">
-      <w:numFmt w:val="decimal"/>
-      <w:lvlText w:val=""/>
-      <w:lvlJc w:val="left"/>
-    </w:lvl>
-    <w:lvl w:ilvl="6" w:tplc="87729E56">
-      <w:numFmt w:val="decimal"/>
-      <w:lvlText w:val=""/>
-      <w:lvlJc w:val="left"/>
-    </w:lvl>
-    <w:lvl w:ilvl="7" w:tplc="B0D20BB4">
-      <w:numFmt w:val="decimal"/>
-      <w:lvlText w:val=""/>
-      <w:lvlJc w:val="left"/>
-    </w:lvl>
-    <w:lvl w:ilvl="8" w:tplc="325C81B2">
-      <w:numFmt w:val="decimal"/>
-      <w:lvlText w:val=""/>
-      <w:lvlJc w:val="left"/>
-    </w:lvl>
-  </w:abstractNum>
-  <w:abstractNum w:abstractNumId="4" w15:restartNumberingAfterBreak="0">
-    <w:nsid w:val="506A3F74"/>
-    <w:multiLevelType w:val="hybridMultilevel"/>
-    <w:tmpl w:val="E80A7722"/>
-    <w:lvl w:ilvl="0" w:tplc="F15E6220">
-      <w:start w:val="1"/>
-      <w:numFmt w:val="decimal"/>
-      <w:lvlText w:val="%1."/>
-      <w:lvlJc w:val="left"/>
-      <w:pPr>
-        <w:ind w:left="360" w:hanging="300"/>
-      </w:pPr>
-    </w:lvl>
-    <w:lvl w:ilvl="1" w:tplc="00FE8196" w:tentative="1">
-      <w:start w:val="1"/>
-      <w:numFmt w:val="lowerLetter"/>
-      <w:lvlText w:val="%2."/>
-      <w:lvlJc w:val="left"/>
-      <w:pPr>
-        <w:ind w:left="720" w:hanging="300"/>
-      </w:pPr>
-    </w:lvl>
-    <w:lvl w:ilvl="2" w:tplc="D4E6168E">
-      <w:numFmt w:val="decimal"/>
-      <w:lvlText w:val=""/>
-      <w:lvlJc w:val="left"/>
-    </w:lvl>
-    <w:lvl w:ilvl="3" w:tplc="C6C27F0A">
-      <w:numFmt w:val="decimal"/>
-      <w:lvlText w:val=""/>
-      <w:lvlJc w:val="left"/>
-    </w:lvl>
-    <w:lvl w:ilvl="4" w:tplc="13B69758">
-      <w:numFmt w:val="decimal"/>
-      <w:lvlText w:val=""/>
-      <w:lvlJc w:val="left"/>
-    </w:lvl>
-    <w:lvl w:ilvl="5" w:tplc="B62E7CE8">
-      <w:numFmt w:val="decimal"/>
-      <w:lvlText w:val=""/>
-      <w:lvlJc w:val="left"/>
-    </w:lvl>
-    <w:lvl w:ilvl="6" w:tplc="42B22804">
-      <w:numFmt w:val="decimal"/>
-      <w:lvlText w:val=""/>
-      <w:lvlJc w:val="left"/>
-    </w:lvl>
-    <w:lvl w:ilvl="7" w:tplc="73445086">
-      <w:numFmt w:val="decimal"/>
-      <w:lvlText w:val=""/>
-      <w:lvlJc w:val="left"/>
-    </w:lvl>
-    <w:lvl w:ilvl="8" w:tplc="88EA0F26">
-      <w:numFmt w:val="decimal"/>
-      <w:lvlText w:val=""/>
-      <w:lvlJc w:val="left"/>
-    </w:lvl>
-  </w:abstractNum>
-  <w:abstractNum w:abstractNumId="5" w15:restartNumberingAfterBreak="0">
-    <w:nsid w:val="51F44262"/>
-    <w:multiLevelType w:val="hybridMultilevel"/>
-    <w:tmpl w:val="B62643BE"/>
-    <w:lvl w:ilvl="0" w:tplc="23909094">
-      <w:start w:val="1"/>
-      <w:numFmt w:val="decimal"/>
-      <w:lvlText w:val="%1."/>
-      <w:lvlJc w:val="left"/>
-      <w:pPr>
-        <w:ind w:left="360" w:hanging="300"/>
-      </w:pPr>
-    </w:lvl>
-    <w:lvl w:ilvl="1" w:tplc="F4CA7F06" w:tentative="1">
-      <w:start w:val="1"/>
-      <w:numFmt w:val="lowerLetter"/>
-      <w:lvlText w:val="%2."/>
-      <w:lvlJc w:val="left"/>
-      <w:pPr>
-        <w:ind w:left="720" w:hanging="300"/>
-      </w:pPr>
-    </w:lvl>
-    <w:lvl w:ilvl="2" w:tplc="A45A9E76">
-      <w:numFmt w:val="decimal"/>
-      <w:lvlText w:val=""/>
-      <w:lvlJc w:val="left"/>
-    </w:lvl>
-    <w:lvl w:ilvl="3" w:tplc="93080780">
-      <w:numFmt w:val="decimal"/>
-      <w:lvlText w:val=""/>
-      <w:lvlJc w:val="left"/>
-    </w:lvl>
-    <w:lvl w:ilvl="4" w:tplc="F22E8614">
-      <w:numFmt w:val="decimal"/>
-      <w:lvlText w:val=""/>
-      <w:lvlJc w:val="left"/>
-    </w:lvl>
-    <w:lvl w:ilvl="5" w:tplc="39C82EA2">
-      <w:numFmt w:val="decimal"/>
-      <w:lvlText w:val=""/>
-      <w:lvlJc w:val="left"/>
-    </w:lvl>
-    <w:lvl w:ilvl="6" w:tplc="41DCEE90">
-      <w:numFmt w:val="decimal"/>
-      <w:lvlText w:val=""/>
-      <w:lvlJc w:val="left"/>
-    </w:lvl>
-    <w:lvl w:ilvl="7" w:tplc="CF6C1C24">
-      <w:numFmt w:val="decimal"/>
-      <w:lvlText w:val=""/>
-      <w:lvlJc w:val="left"/>
-    </w:lvl>
-    <w:lvl w:ilvl="8" w:tplc="DE7CD686">
-      <w:numFmt w:val="decimal"/>
-      <w:lvlText w:val=""/>
-      <w:lvlJc w:val="left"/>
-    </w:lvl>
-  </w:abstractNum>
-  <w:abstractNum w:abstractNumId="6" w15:restartNumberingAfterBreak="0">
-    <w:nsid w:val="5DDE5C0E"/>
-    <w:multiLevelType w:val="hybridMultilevel"/>
-    <w:tmpl w:val="9D148A4A"/>
-    <w:lvl w:ilvl="0" w:tplc="C00897A4">
-      <w:start w:val="1"/>
-      <w:numFmt w:val="decimal"/>
-      <w:lvlText w:val="%1."/>
-      <w:lvlJc w:val="left"/>
-      <w:pPr>
-        <w:ind w:left="360" w:hanging="300"/>
-      </w:pPr>
-    </w:lvl>
-    <w:lvl w:ilvl="1" w:tplc="D670206E" w:tentative="1">
-      <w:start w:val="1"/>
-      <w:numFmt w:val="lowerLetter"/>
-      <w:lvlText w:val="%2."/>
-      <w:lvlJc w:val="left"/>
-      <w:pPr>
-        <w:ind w:left="720" w:hanging="300"/>
-      </w:pPr>
-    </w:lvl>
-    <w:lvl w:ilvl="2" w:tplc="65CA8886">
-      <w:numFmt w:val="decimal"/>
-      <w:lvlText w:val=""/>
-      <w:lvlJc w:val="left"/>
-    </w:lvl>
-    <w:lvl w:ilvl="3" w:tplc="F824114A">
-      <w:numFmt w:val="decimal"/>
-      <w:lvlText w:val=""/>
-      <w:lvlJc w:val="left"/>
-    </w:lvl>
-    <w:lvl w:ilvl="4" w:tplc="958CC730">
-      <w:numFmt w:val="decimal"/>
-      <w:lvlText w:val=""/>
-      <w:lvlJc w:val="left"/>
-    </w:lvl>
-    <w:lvl w:ilvl="5" w:tplc="3236B58E">
-      <w:numFmt w:val="decimal"/>
-      <w:lvlText w:val=""/>
-      <w:lvlJc w:val="left"/>
-    </w:lvl>
-    <w:lvl w:ilvl="6" w:tplc="78B4352E">
-      <w:numFmt w:val="decimal"/>
-      <w:lvlText w:val=""/>
-      <w:lvlJc w:val="left"/>
-    </w:lvl>
-    <w:lvl w:ilvl="7" w:tplc="7AD00576">
-      <w:numFmt w:val="decimal"/>
-      <w:lvlText w:val=""/>
-      <w:lvlJc w:val="left"/>
-    </w:lvl>
-    <w:lvl w:ilvl="8" w:tplc="CAF0D01E">
-      <w:numFmt w:val="decimal"/>
-      <w:lvlText w:val=""/>
-      <w:lvlJc w:val="left"/>
-    </w:lvl>
-  </w:abstractNum>
-  <w:num w:numId="1" w16cid:durableId="170683557">
+  <w:num w:numId="1" w16cid:durableId="1583028200">
+    <w:abstractNumId w:val="5"/>
+    <w:lvlOverride w:ilvl="0">
+      <w:startOverride w:val="1"/>
+    </w:lvlOverride>
+  </w:num>
+  <w:num w:numId="2" w16cid:durableId="759717810">
+    <w:abstractNumId w:val="3"/>
+    <w:lvlOverride w:ilvl="0">
+      <w:startOverride w:val="1"/>
+    </w:lvlOverride>
+  </w:num>
+  <w:num w:numId="3" w16cid:durableId="262884424">
     <w:abstractNumId w:val="1"/>
     <w:lvlOverride w:ilvl="0">
       <w:startOverride w:val="1"/>
     </w:lvlOverride>
   </w:num>
-  <w:num w:numId="2" w16cid:durableId="345450930">
-    <w:abstractNumId w:val="5"/>
-    <w:lvlOverride w:ilvl="0">
-      <w:startOverride w:val="1"/>
-    </w:lvlOverride>
-  </w:num>
-  <w:num w:numId="3" w16cid:durableId="1957057781">
-    <w:abstractNumId w:val="4"/>
-    <w:lvlOverride w:ilvl="0">
-      <w:startOverride w:val="1"/>
-    </w:lvlOverride>
-  </w:num>
-  <w:num w:numId="4" w16cid:durableId="207031720">
-    <w:abstractNumId w:val="3"/>
-    <w:lvlOverride w:ilvl="0">
-      <w:startOverride w:val="1"/>
-    </w:lvlOverride>
-  </w:num>
-  <w:num w:numId="5" w16cid:durableId="770660625">
+  <w:num w:numId="4" w16cid:durableId="523010024">
     <w:abstractNumId w:val="2"/>
     <w:lvlOverride w:ilvl="0">
       <w:startOverride w:val="1"/>
     </w:lvlOverride>
   </w:num>
-  <w:num w:numId="6" w16cid:durableId="1822232034">
+  <w:num w:numId="5" w16cid:durableId="370809183">
     <w:abstractNumId w:val="6"/>
+    <w:lvlOverride w:ilvl="0">
+      <w:startOverride w:val="1"/>
+    </w:lvlOverride>
+  </w:num>
+  <w:num w:numId="6" w16cid:durableId="1415055098">
+    <w:abstractNumId w:val="0"/>
     <w:lvlOverride w:ilvl="0">
       <w:startOverride w:val="1"/>
     </w:lvlOverride>
@@ -4553,7 +4553,7 @@
     <w:autoRedefine/>
     <w:uiPriority w:val="39"/>
     <w:unhideWhenUsed/>
-    <w:rsid w:val="00C0517D"/>
+    <w:rsid w:val="000C7BE5"/>
     <w:pPr>
       <w:spacing w:after="100"/>
     </w:pPr>

--- a/discoverer-neo/docs/user-guide/manual/Discoverer-Neo-VIEWER-Guide-Quick-pt-PT.docx
+++ b/discoverer-neo/docs/user-guide/manual/Discoverer-Neo-VIEWER-Guide-Quick-pt-PT.docx
@@ -54,7 +54,7 @@
           <w:sz w:val="22"/>
           <w:szCs w:val="22"/>
         </w:rPr>
-        <w:t>Versão 2.1.0</w:t>
+        <w:t>Versão 2.1.1</w:t>
       </w:r>
     </w:p>
     <w:p>
@@ -74,7 +74,7 @@
     <w:sdt>
       <w:sdtPr>
         <w:alias w:val="Índice"/>
-        <w:id w:val="-1243640107"/>
+        <w:id w:val="1232274906"/>
       </w:sdtPr>
       <w:sdtEndPr/>
       <w:sdtContent>
@@ -102,7 +102,7 @@
           <w:r>
             <w:fldChar w:fldCharType="separate"/>
           </w:r>
-          <w:hyperlink w:anchor="_Toc241746070" w:history="1">
+          <w:hyperlink w:anchor="_Toc241748910" w:history="1">
             <w:r>
               <w:rPr>
                 <w:rStyle w:val="Hiperligao"/>
@@ -126,7 +126,7 @@
               <w:rPr>
                 <w:noProof/>
               </w:rPr>
-              <w:instrText xml:space="preserve"> PAGEREF _Toc241746070 \h </w:instrText>
+              <w:instrText xml:space="preserve"> PAGEREF _Toc241748910 \h </w:instrText>
             </w:r>
             <w:r>
               <w:rPr>
@@ -168,7 +168,7 @@
               <w14:ligatures w14:val="standardContextual"/>
             </w:rPr>
           </w:pPr>
-          <w:hyperlink w:anchor="_Toc241746071" w:history="1">
+          <w:hyperlink w:anchor="_Toc241748911" w:history="1">
             <w:r>
               <w:rPr>
                 <w:rStyle w:val="Hiperligao"/>
@@ -192,7 +192,7 @@
               <w:rPr>
                 <w:noProof/>
               </w:rPr>
-              <w:instrText xml:space="preserve"> PAGEREF _Toc241746071 \h </w:instrText>
+              <w:instrText xml:space="preserve"> PAGEREF _Toc241748911 \h </w:instrText>
             </w:r>
             <w:r>
               <w:rPr>
@@ -234,7 +234,7 @@
               <w14:ligatures w14:val="standardContextual"/>
             </w:rPr>
           </w:pPr>
-          <w:hyperlink w:anchor="_Toc241746072" w:history="1">
+          <w:hyperlink w:anchor="_Toc241748912" w:history="1">
             <w:r>
               <w:rPr>
                 <w:rStyle w:val="Hiperligao"/>
@@ -258,7 +258,7 @@
               <w:rPr>
                 <w:noProof/>
               </w:rPr>
-              <w:instrText xml:space="preserve"> PAGEREF _Toc241746072 \h </w:instrText>
+              <w:instrText xml:space="preserve"> PAGEREF _Toc241748912 \h </w:instrText>
             </w:r>
             <w:r>
               <w:rPr>
@@ -300,7 +300,7 @@
               <w14:ligatures w14:val="standardContextual"/>
             </w:rPr>
           </w:pPr>
-          <w:hyperlink w:anchor="_Toc241746073" w:history="1">
+          <w:hyperlink w:anchor="_Toc241748913" w:history="1">
             <w:r>
               <w:rPr>
                 <w:rStyle w:val="Hiperligao"/>
@@ -324,7 +324,7 @@
               <w:rPr>
                 <w:noProof/>
               </w:rPr>
-              <w:instrText xml:space="preserve"> PAGEREF _Toc241746073 \h </w:instrText>
+              <w:instrText xml:space="preserve"> PAGEREF _Toc241748913 \h </w:instrText>
             </w:r>
             <w:r>
               <w:rPr>
@@ -366,7 +366,7 @@
               <w14:ligatures w14:val="standardContextual"/>
             </w:rPr>
           </w:pPr>
-          <w:hyperlink w:anchor="_Toc241746074" w:history="1">
+          <w:hyperlink w:anchor="_Toc241748914" w:history="1">
             <w:r>
               <w:rPr>
                 <w:rStyle w:val="Hiperligao"/>
@@ -390,7 +390,7 @@
               <w:rPr>
                 <w:noProof/>
               </w:rPr>
-              <w:instrText xml:space="preserve"> PAGEREF _Toc241746074 \h </w:instrText>
+              <w:instrText xml:space="preserve"> PAGEREF _Toc241748914 \h </w:instrText>
             </w:r>
             <w:r>
               <w:rPr>
@@ -432,7 +432,7 @@
               <w14:ligatures w14:val="standardContextual"/>
             </w:rPr>
           </w:pPr>
-          <w:hyperlink w:anchor="_Toc241746075" w:history="1">
+          <w:hyperlink w:anchor="_Toc241748915" w:history="1">
             <w:r>
               <w:rPr>
                 <w:rStyle w:val="Hiperligao"/>
@@ -456,7 +456,7 @@
               <w:rPr>
                 <w:noProof/>
               </w:rPr>
-              <w:instrText xml:space="preserve"> PAGEREF _Toc241746075 \h </w:instrText>
+              <w:instrText xml:space="preserve"> PAGEREF _Toc241748915 \h </w:instrText>
             </w:r>
             <w:r>
               <w:rPr>
@@ -504,7 +504,7 @@
       <w:pPr>
         <w:pStyle w:val="Ttulo1"/>
       </w:pPr>
-      <w:bookmarkStart w:id="0" w:name="_Toc241746070"/>
+      <w:bookmarkStart w:id="0" w:name="_Toc241748910"/>
       <w:r>
         <w:lastRenderedPageBreak/>
         <w:t>A sua função numa página</w:t>
@@ -1010,7 +1010,7 @@
           <w:noProof/>
         </w:rPr>
         <w:drawing>
-          <wp:inline distT="0" distB="0" distL="0" distR="0" wp14:anchorId="2F83562C" wp14:editId="5C8DABDA">
+          <wp:inline distT="0" distB="0" distL="0" distR="0" wp14:anchorId="1E9C04C9" wp14:editId="627042E6">
             <wp:extent cx="5715000" cy="3571875"/>
             <wp:effectExtent l="0" t="0" r="0" b="0"/>
             <wp:docPr id="435" name="01-login.png" descr="A página de início de sessão com Email, Palavra-passe, Manter sessão iniciada e o botão Iniciar sessão." title="A página de início de sessão com Email, Palavra-passe, Manter sessão iniciada e o botão Iniciar sessão."/>
@@ -1063,7 +1063,7 @@
         <w:pStyle w:val="Ttulo1"/>
         <w:pageBreakBefore/>
       </w:pPr>
-      <w:bookmarkStart w:id="1" w:name="_Toc241746071"/>
+      <w:bookmarkStart w:id="1" w:name="_Toc241748911"/>
       <w:r>
         <w:lastRenderedPageBreak/>
         <w:t>Painel e Mapas</w:t>
@@ -1106,7 +1106,7 @@
           <w:noProof/>
         </w:rPr>
         <w:drawing>
-          <wp:inline distT="0" distB="0" distL="0" distR="0" wp14:anchorId="4206AA2E" wp14:editId="14BB7457">
+          <wp:inline distT="0" distB="0" distL="0" distR="0" wp14:anchorId="07C34E05" wp14:editId="6A94CED6">
             <wp:extent cx="5715000" cy="3429000"/>
             <wp:effectExtent l="0" t="0" r="0" b="0"/>
             <wp:docPr id="436" name="03-maps-all.png" descr="A lista de Mapas, separador Todos, onde cada mapa tem apenas o ícone Abrir." title="A lista de Mapas, separador Todos, onde cada mapa tem apenas o ícone Abrir."/>
@@ -1578,7 +1578,7 @@
         <w:pStyle w:val="Ttulo1"/>
         <w:pageBreakBefore/>
       </w:pPr>
-      <w:bookmarkStart w:id="2" w:name="_Toc241746072"/>
+      <w:bookmarkStart w:id="2" w:name="_Toc241748912"/>
       <w:r>
         <w:lastRenderedPageBreak/>
         <w:t>Executar e ler um mapa</w:t>
@@ -1601,7 +1601,7 @@
           <w:noProof/>
         </w:rPr>
         <w:drawing>
-          <wp:inline distT="0" distB="0" distL="0" distR="0" wp14:anchorId="766AE7F9" wp14:editId="7E522866">
+          <wp:inline distT="0" distB="0" distL="0" distR="0" wp14:anchorId="69CFCA58" wp14:editId="639293AB">
             <wp:extent cx="5715000" cy="3571875"/>
             <wp:effectExtent l="0" t="0" r="0" b="0"/>
             <wp:docPr id="437" name="06-viewer-results.png" descr="Uma execução concluída com os botões Excel, CSV e PDF por cima da grelha de resultados." title="Uma execução concluída com os botões Excel, CSV e PDF por cima da grelha de resultados."/>
@@ -2117,7 +2117,7 @@
         <w:pStyle w:val="Ttulo1"/>
         <w:pageBreakBefore/>
       </w:pPr>
-      <w:bookmarkStart w:id="3" w:name="_Toc241746073"/>
+      <w:bookmarkStart w:id="3" w:name="_Toc241748913"/>
       <w:r>
         <w:lastRenderedPageBreak/>
         <w:t>Execuções e Exportações</w:t>
@@ -2157,7 +2157,7 @@
           <w:noProof/>
         </w:rPr>
         <w:drawing>
-          <wp:inline distT="0" distB="0" distL="0" distR="0" wp14:anchorId="30E4D574" wp14:editId="55DD9B7B">
+          <wp:inline distT="0" distB="0" distL="0" distR="0" wp14:anchorId="0937F113" wp14:editId="4228133C">
             <wp:extent cx="5715000" cy="3571875"/>
             <wp:effectExtent l="0" t="0" r="0" b="0"/>
             <wp:docPr id="438" name="07-runs.png" descr="A página Execuções com as execuções do próprio Viewer." title="A página Execuções com as execuções do próprio Viewer."/>
@@ -2538,7 +2538,7 @@
         <w:pStyle w:val="Ttulo1"/>
         <w:pageBreakBefore/>
       </w:pPr>
-      <w:bookmarkStart w:id="4" w:name="_Toc241746074"/>
+      <w:bookmarkStart w:id="4" w:name="_Toc241748914"/>
       <w:r>
         <w:lastRenderedPageBreak/>
         <w:t>Agendamentos</w:t>
@@ -2591,7 +2591,7 @@
           <w:noProof/>
         </w:rPr>
         <w:drawing>
-          <wp:inline distT="0" distB="0" distL="0" distR="0" wp14:anchorId="31A29D71" wp14:editId="467ED722">
+          <wp:inline distT="0" distB="0" distL="0" distR="0" wp14:anchorId="1676BA85" wp14:editId="63DE2BFF">
             <wp:extent cx="5715000" cy="3571875"/>
             <wp:effectExtent l="0" t="0" r="0" b="0"/>
             <wp:docPr id="439" name="09-schedules.png" descr="A página Agendamentos com a mensagem Ainda não existem agendamentos." title="A página Agendamentos com a mensagem Ainda não existem agendamentos."/>
@@ -3057,7 +3057,7 @@
         <w:pStyle w:val="Ttulo1"/>
         <w:pageBreakBefore/>
       </w:pPr>
-      <w:bookmarkStart w:id="5" w:name="_Toc241746075"/>
+      <w:bookmarkStart w:id="5" w:name="_Toc241748915"/>
       <w:r>
         <w:lastRenderedPageBreak/>
         <w:t>Definições</w:t>
@@ -3090,7 +3090,7 @@
           <w:noProof/>
         </w:rPr>
         <w:drawing>
-          <wp:inline distT="0" distB="0" distL="0" distR="0" wp14:anchorId="0B102073" wp14:editId="04B9A13D">
+          <wp:inline distT="0" distB="0" distL="0" distR="0" wp14:anchorId="5D4AD1DE" wp14:editId="1A6211A2">
             <wp:extent cx="5715000" cy="3571875"/>
             <wp:effectExtent l="0" t="0" r="0" b="0"/>
             <wp:docPr id="440" name="04-settings.png" descr="A página Definições com os cartões Idioma de exibição, Aparência e Paleta." title="A página Definições com os cartões Idioma de exibição, Aparência e Paleta."/>
@@ -3399,7 +3399,7 @@
         <w:sz w:val="16"/>
         <w:szCs w:val="16"/>
       </w:rPr>
-      <w:t>Discoverer Neo 2.1.0 · Guia rápido · VIEWER</w:t>
+      <w:t>Discoverer Neo 2.1.1 · Guia rápido · VIEWER</w:t>
     </w:r>
   </w:p>
 </w:hdr>
@@ -3408,10 +3408,96 @@
 <file path=word/numbering.xml><?xml version="1.0" encoding="utf-8"?>
 <w:numbering xmlns:wpc="http://schemas.microsoft.com/office/word/2010/wordprocessingCanvas" xmlns:cx="http://schemas.microsoft.com/office/drawing/2014/chartex" xmlns:cx1="http://schemas.microsoft.com/office/drawing/2015/9/8/chartex" xmlns:cx2="http://schemas.microsoft.com/office/drawing/2015/10/21/chartex" xmlns:cx3="http://schemas.microsoft.com/office/drawing/2016/5/9/chartex" xmlns:cx4="http://schemas.microsoft.com/office/drawing/2016/5/10/chartex" xmlns:cx5="http://schemas.microsoft.com/office/drawing/2016/5/11/chartex" xmlns:cx6="http://schemas.microsoft.com/office/drawing/2016/5/12/chartex" xmlns:cx7="http://schemas.microsoft.com/office/drawing/2016/5/13/chartex" xmlns:cx8="http://schemas.microsoft.com/office/drawing/2016/5/14/chartex" xmlns:mc="http://schemas.openxmlformats.org/markup-compatibility/2006" xmlns:aink="http://schemas.microsoft.com/office/drawing/2016/ink" xmlns:am3d="http://schemas.microsoft.com/office/drawing/2017/model3d" xmlns:o="urn:schemas-microsoft-com:office:office" xmlns:oel="http://schemas.microsoft.com/office/2019/extlst" xmlns:r="http://schemas.openxmlformats.org/officeDocument/2006/relationships" xmlns:m="http://schemas.openxmlformats.org/officeDocument/2006/math" xmlns:v="urn:schemas-microsoft-com:vml" xmlns:wp14="http://schemas.microsoft.com/office/word/2010/wordprocessingDrawing" xmlns:wp="http://schemas.openxmlformats.org/drawingml/2006/wordprocessingDrawing" xmlns:w10="urn:schemas-microsoft-com:office:word" xmlns:w="http://schemas.openxmlformats.org/wordprocessingml/2006/main" xmlns:w14="http://schemas.microsoft.com/office/word/2010/wordml" xmlns:w15="http://schemas.microsoft.com/office/word/2012/wordml" xmlns:w16cex="http://schemas.microsoft.com/office/word/2018/wordml/cex" xmlns:w16cid="http://schemas.microsoft.com/office/word/2016/wordml/cid" xmlns:w16="http://schemas.microsoft.com/office/word/2018/wordml" xmlns:w16sdtdh="http://schemas.microsoft.com/office/word/2020/wordml/sdtdatahash" xmlns:w16se="http://schemas.microsoft.com/office/word/2015/wordml/symex" xmlns:wpg="http://schemas.microsoft.com/office/word/2010/wordprocessingGroup" xmlns:wpi="http://schemas.microsoft.com/office/word/2010/wordprocessingInk" xmlns:wne="http://schemas.microsoft.com/office/word/2006/wordml" xmlns:wps="http://schemas.microsoft.com/office/word/2010/wordprocessingShape" mc:Ignorable="w14 w15 w16se w16cid w16 w16cex w16sdtdh wp14">
   <w:abstractNum w:abstractNumId="0" w15:restartNumberingAfterBreak="0">
-    <w:nsid w:val="062E4252"/>
+    <w:nsid w:val="0A644F69"/>
     <w:multiLevelType w:val="hybridMultilevel"/>
-    <w:tmpl w:val="1DA81F2E"/>
-    <w:lvl w:ilvl="0" w:tplc="9FF0579E">
+    <w:tmpl w:val="8D5A3AAC"/>
+    <w:lvl w:ilvl="0" w:tplc="3EC4387A" w:tentative="1">
+      <w:start w:val="1"/>
+      <w:numFmt w:val="bullet"/>
+      <w:lvlText w:val="●"/>
+      <w:lvlJc w:val="left"/>
+      <w:pPr>
+        <w:ind w:left="720" w:hanging="360"/>
+      </w:pPr>
+    </w:lvl>
+    <w:lvl w:ilvl="1" w:tplc="190C3DA2" w:tentative="1">
+      <w:start w:val="1"/>
+      <w:numFmt w:val="bullet"/>
+      <w:lvlText w:val="○"/>
+      <w:lvlJc w:val="left"/>
+      <w:pPr>
+        <w:ind w:left="1440" w:hanging="360"/>
+      </w:pPr>
+    </w:lvl>
+    <w:lvl w:ilvl="2" w:tplc="C01EB338" w:tentative="1">
+      <w:start w:val="1"/>
+      <w:numFmt w:val="bullet"/>
+      <w:lvlText w:val="■"/>
+      <w:lvlJc w:val="left"/>
+      <w:pPr>
+        <w:ind w:left="2160" w:hanging="360"/>
+      </w:pPr>
+    </w:lvl>
+    <w:lvl w:ilvl="3" w:tplc="12F8358E" w:tentative="1">
+      <w:start w:val="1"/>
+      <w:numFmt w:val="bullet"/>
+      <w:lvlText w:val="●"/>
+      <w:lvlJc w:val="left"/>
+      <w:pPr>
+        <w:ind w:left="2880" w:hanging="360"/>
+      </w:pPr>
+    </w:lvl>
+    <w:lvl w:ilvl="4" w:tplc="00400210" w:tentative="1">
+      <w:start w:val="1"/>
+      <w:numFmt w:val="bullet"/>
+      <w:lvlText w:val="○"/>
+      <w:lvlJc w:val="left"/>
+      <w:pPr>
+        <w:ind w:left="3600" w:hanging="360"/>
+      </w:pPr>
+    </w:lvl>
+    <w:lvl w:ilvl="5" w:tplc="A2947EE8" w:tentative="1">
+      <w:start w:val="1"/>
+      <w:numFmt w:val="bullet"/>
+      <w:lvlText w:val="■"/>
+      <w:lvlJc w:val="left"/>
+      <w:pPr>
+        <w:ind w:left="4320" w:hanging="360"/>
+      </w:pPr>
+    </w:lvl>
+    <w:lvl w:ilvl="6" w:tplc="0492BED2" w:tentative="1">
+      <w:start w:val="1"/>
+      <w:numFmt w:val="bullet"/>
+      <w:lvlText w:val="●"/>
+      <w:lvlJc w:val="left"/>
+      <w:pPr>
+        <w:ind w:left="5040" w:hanging="360"/>
+      </w:pPr>
+    </w:lvl>
+    <w:lvl w:ilvl="7" w:tplc="2E38A9AE" w:tentative="1">
+      <w:start w:val="1"/>
+      <w:numFmt w:val="bullet"/>
+      <w:lvlText w:val="●"/>
+      <w:lvlJc w:val="left"/>
+      <w:pPr>
+        <w:ind w:left="5760" w:hanging="360"/>
+      </w:pPr>
+    </w:lvl>
+    <w:lvl w:ilvl="8" w:tplc="F34C6FF8" w:tentative="1">
+      <w:start w:val="1"/>
+      <w:numFmt w:val="bullet"/>
+      <w:lvlText w:val="●"/>
+      <w:lvlJc w:val="left"/>
+      <w:pPr>
+        <w:ind w:left="6480" w:hanging="360"/>
+      </w:pPr>
+    </w:lvl>
+  </w:abstractNum>
+  <w:abstractNum w:abstractNumId="1" w15:restartNumberingAfterBreak="0">
+    <w:nsid w:val="234D79F6"/>
+    <w:multiLevelType w:val="hybridMultilevel"/>
+    <w:tmpl w:val="3462E246"/>
+    <w:lvl w:ilvl="0" w:tplc="20223B1E">
       <w:start w:val="1"/>
       <w:numFmt w:val="decimal"/>
       <w:lvlText w:val="%1."/>
@@ -3420,7 +3506,7 @@
         <w:ind w:left="360" w:hanging="300"/>
       </w:pPr>
     </w:lvl>
-    <w:lvl w:ilvl="1" w:tplc="A21815FE" w:tentative="1">
+    <w:lvl w:ilvl="1" w:tplc="75BAC356" w:tentative="1">
       <w:start w:val="1"/>
       <w:numFmt w:val="lowerLetter"/>
       <w:lvlText w:val="%2."/>
@@ -3429,47 +3515,105 @@
         <w:ind w:left="720" w:hanging="300"/>
       </w:pPr>
     </w:lvl>
-    <w:lvl w:ilvl="2" w:tplc="FC42160A">
+    <w:lvl w:ilvl="2" w:tplc="6AC804A2">
       <w:numFmt w:val="decimal"/>
       <w:lvlText w:val=""/>
       <w:lvlJc w:val="left"/>
     </w:lvl>
-    <w:lvl w:ilvl="3" w:tplc="011E4C36">
+    <w:lvl w:ilvl="3" w:tplc="0828340A">
       <w:numFmt w:val="decimal"/>
       <w:lvlText w:val=""/>
       <w:lvlJc w:val="left"/>
     </w:lvl>
-    <w:lvl w:ilvl="4" w:tplc="02409DF8">
+    <w:lvl w:ilvl="4" w:tplc="E6D879B8">
       <w:numFmt w:val="decimal"/>
       <w:lvlText w:val=""/>
       <w:lvlJc w:val="left"/>
     </w:lvl>
-    <w:lvl w:ilvl="5" w:tplc="CAE676EA">
+    <w:lvl w:ilvl="5" w:tplc="1B7AA158">
       <w:numFmt w:val="decimal"/>
       <w:lvlText w:val=""/>
       <w:lvlJc w:val="left"/>
     </w:lvl>
-    <w:lvl w:ilvl="6" w:tplc="5324DCD0">
+    <w:lvl w:ilvl="6" w:tplc="24F8B674">
       <w:numFmt w:val="decimal"/>
       <w:lvlText w:val=""/>
       <w:lvlJc w:val="left"/>
     </w:lvl>
-    <w:lvl w:ilvl="7" w:tplc="B340407C">
+    <w:lvl w:ilvl="7" w:tplc="F796C018">
       <w:numFmt w:val="decimal"/>
       <w:lvlText w:val=""/>
       <w:lvlJc w:val="left"/>
     </w:lvl>
-    <w:lvl w:ilvl="8" w:tplc="3FFE49D2">
+    <w:lvl w:ilvl="8" w:tplc="1416CFA6">
       <w:numFmt w:val="decimal"/>
       <w:lvlText w:val=""/>
       <w:lvlJc w:val="left"/>
     </w:lvl>
   </w:abstractNum>
-  <w:abstractNum w:abstractNumId="1" w15:restartNumberingAfterBreak="0">
-    <w:nsid w:val="32C912F6"/>
+  <w:abstractNum w:abstractNumId="2" w15:restartNumberingAfterBreak="0">
+    <w:nsid w:val="24603DAA"/>
     <w:multiLevelType w:val="hybridMultilevel"/>
-    <w:tmpl w:val="439AC5B8"/>
-    <w:lvl w:ilvl="0" w:tplc="C4B02B0C">
+    <w:tmpl w:val="B1A20792"/>
+    <w:lvl w:ilvl="0" w:tplc="B11AD9CA" w:tentative="1">
+      <w:start w:val="1"/>
+      <w:numFmt w:val="bullet"/>
+      <w:lvlText w:val="•"/>
+      <w:lvlJc w:val="left"/>
+      <w:pPr>
+        <w:ind w:left="360" w:hanging="260"/>
+      </w:pPr>
+    </w:lvl>
+    <w:lvl w:ilvl="1" w:tplc="9FD42994" w:tentative="1">
+      <w:start w:val="1"/>
+      <w:numFmt w:val="bullet"/>
+      <w:lvlText w:val="–"/>
+      <w:lvlJc w:val="left"/>
+      <w:pPr>
+        <w:ind w:left="720" w:hanging="260"/>
+      </w:pPr>
+    </w:lvl>
+    <w:lvl w:ilvl="2" w:tplc="949A751E">
+      <w:numFmt w:val="decimal"/>
+      <w:lvlText w:val=""/>
+      <w:lvlJc w:val="left"/>
+    </w:lvl>
+    <w:lvl w:ilvl="3" w:tplc="659C8034">
+      <w:numFmt w:val="decimal"/>
+      <w:lvlText w:val=""/>
+      <w:lvlJc w:val="left"/>
+    </w:lvl>
+    <w:lvl w:ilvl="4" w:tplc="CDEEA7A6">
+      <w:numFmt w:val="decimal"/>
+      <w:lvlText w:val=""/>
+      <w:lvlJc w:val="left"/>
+    </w:lvl>
+    <w:lvl w:ilvl="5" w:tplc="04DE16CE">
+      <w:numFmt w:val="decimal"/>
+      <w:lvlText w:val=""/>
+      <w:lvlJc w:val="left"/>
+    </w:lvl>
+    <w:lvl w:ilvl="6" w:tplc="1BEEE7C2">
+      <w:numFmt w:val="decimal"/>
+      <w:lvlText w:val=""/>
+      <w:lvlJc w:val="left"/>
+    </w:lvl>
+    <w:lvl w:ilvl="7" w:tplc="7BE81618">
+      <w:numFmt w:val="decimal"/>
+      <w:lvlText w:val=""/>
+      <w:lvlJc w:val="left"/>
+    </w:lvl>
+    <w:lvl w:ilvl="8" w:tplc="0D4A1464">
+      <w:numFmt w:val="decimal"/>
+      <w:lvlText w:val=""/>
+      <w:lvlJc w:val="left"/>
+    </w:lvl>
+  </w:abstractNum>
+  <w:abstractNum w:abstractNumId="3" w15:restartNumberingAfterBreak="0">
+    <w:nsid w:val="2C527429"/>
+    <w:multiLevelType w:val="hybridMultilevel"/>
+    <w:tmpl w:val="0DBC4CCA"/>
+    <w:lvl w:ilvl="0" w:tplc="45D0B232">
       <w:start w:val="1"/>
       <w:numFmt w:val="decimal"/>
       <w:lvlText w:val="%1."/>
@@ -3478,7 +3622,7 @@
         <w:ind w:left="360" w:hanging="300"/>
       </w:pPr>
     </w:lvl>
-    <w:lvl w:ilvl="1" w:tplc="FA2E6458" w:tentative="1">
+    <w:lvl w:ilvl="1" w:tplc="DD5498D6" w:tentative="1">
       <w:start w:val="1"/>
       <w:numFmt w:val="lowerLetter"/>
       <w:lvlText w:val="%2."/>
@@ -3487,47 +3631,47 @@
         <w:ind w:left="720" w:hanging="300"/>
       </w:pPr>
     </w:lvl>
-    <w:lvl w:ilvl="2" w:tplc="1B9484A4">
+    <w:lvl w:ilvl="2" w:tplc="EEEEE066">
       <w:numFmt w:val="decimal"/>
       <w:lvlText w:val=""/>
       <w:lvlJc w:val="left"/>
     </w:lvl>
-    <w:lvl w:ilvl="3" w:tplc="140A3746">
+    <w:lvl w:ilvl="3" w:tplc="58BA489C">
       <w:numFmt w:val="decimal"/>
       <w:lvlText w:val=""/>
       <w:lvlJc w:val="left"/>
     </w:lvl>
-    <w:lvl w:ilvl="4" w:tplc="C78E2954">
+    <w:lvl w:ilvl="4" w:tplc="EAD0E71A">
       <w:numFmt w:val="decimal"/>
       <w:lvlText w:val=""/>
       <w:lvlJc w:val="left"/>
     </w:lvl>
-    <w:lvl w:ilvl="5" w:tplc="04269ABE">
+    <w:lvl w:ilvl="5" w:tplc="941EC842">
       <w:numFmt w:val="decimal"/>
       <w:lvlText w:val=""/>
       <w:lvlJc w:val="left"/>
     </w:lvl>
-    <w:lvl w:ilvl="6" w:tplc="16DE84EE">
+    <w:lvl w:ilvl="6" w:tplc="2744D416">
       <w:numFmt w:val="decimal"/>
       <w:lvlText w:val=""/>
       <w:lvlJc w:val="left"/>
     </w:lvl>
-    <w:lvl w:ilvl="7" w:tplc="440C0558">
+    <w:lvl w:ilvl="7" w:tplc="F1E8EE6C">
       <w:numFmt w:val="decimal"/>
       <w:lvlText w:val=""/>
       <w:lvlJc w:val="left"/>
     </w:lvl>
-    <w:lvl w:ilvl="8" w:tplc="4B06BE2E">
+    <w:lvl w:ilvl="8" w:tplc="5C907414">
       <w:numFmt w:val="decimal"/>
       <w:lvlText w:val=""/>
       <w:lvlJc w:val="left"/>
     </w:lvl>
   </w:abstractNum>
-  <w:abstractNum w:abstractNumId="2" w15:restartNumberingAfterBreak="0">
-    <w:nsid w:val="39054283"/>
+  <w:abstractNum w:abstractNumId="4" w15:restartNumberingAfterBreak="0">
+    <w:nsid w:val="4BC04C46"/>
     <w:multiLevelType w:val="hybridMultilevel"/>
-    <w:tmpl w:val="B73ABBEE"/>
-    <w:lvl w:ilvl="0" w:tplc="3CBA1724">
+    <w:tmpl w:val="AE06A6DC"/>
+    <w:lvl w:ilvl="0" w:tplc="CB8A1260">
       <w:start w:val="1"/>
       <w:numFmt w:val="decimal"/>
       <w:lvlText w:val="%1."/>
@@ -3536,7 +3680,7 @@
         <w:ind w:left="360" w:hanging="300"/>
       </w:pPr>
     </w:lvl>
-    <w:lvl w:ilvl="1" w:tplc="05B68AB4" w:tentative="1">
+    <w:lvl w:ilvl="1" w:tplc="60E8373A" w:tentative="1">
       <w:start w:val="1"/>
       <w:numFmt w:val="lowerLetter"/>
       <w:lvlText w:val="%2."/>
@@ -3545,47 +3689,47 @@
         <w:ind w:left="720" w:hanging="300"/>
       </w:pPr>
     </w:lvl>
-    <w:lvl w:ilvl="2" w:tplc="90DCAC60">
+    <w:lvl w:ilvl="2" w:tplc="3D08BF4E">
       <w:numFmt w:val="decimal"/>
       <w:lvlText w:val=""/>
       <w:lvlJc w:val="left"/>
     </w:lvl>
-    <w:lvl w:ilvl="3" w:tplc="4D8414A6">
+    <w:lvl w:ilvl="3" w:tplc="C780F8F2">
       <w:numFmt w:val="decimal"/>
       <w:lvlText w:val=""/>
       <w:lvlJc w:val="left"/>
     </w:lvl>
-    <w:lvl w:ilvl="4" w:tplc="7A8CCB6A">
+    <w:lvl w:ilvl="4" w:tplc="FF8427BA">
       <w:numFmt w:val="decimal"/>
       <w:lvlText w:val=""/>
       <w:lvlJc w:val="left"/>
     </w:lvl>
-    <w:lvl w:ilvl="5" w:tplc="49C6B6BE">
+    <w:lvl w:ilvl="5" w:tplc="8652949C">
       <w:numFmt w:val="decimal"/>
       <w:lvlText w:val=""/>
       <w:lvlJc w:val="left"/>
     </w:lvl>
-    <w:lvl w:ilvl="6" w:tplc="0E589DDC">
+    <w:lvl w:ilvl="6" w:tplc="D1F8CD4E">
       <w:numFmt w:val="decimal"/>
       <w:lvlText w:val=""/>
       <w:lvlJc w:val="left"/>
     </w:lvl>
-    <w:lvl w:ilvl="7" w:tplc="8342181E">
+    <w:lvl w:ilvl="7" w:tplc="D03C16B0">
       <w:numFmt w:val="decimal"/>
       <w:lvlText w:val=""/>
       <w:lvlJc w:val="left"/>
     </w:lvl>
-    <w:lvl w:ilvl="8" w:tplc="95DC8226">
+    <w:lvl w:ilvl="8" w:tplc="D3B69128">
       <w:numFmt w:val="decimal"/>
       <w:lvlText w:val=""/>
       <w:lvlJc w:val="left"/>
     </w:lvl>
   </w:abstractNum>
-  <w:abstractNum w:abstractNumId="3" w15:restartNumberingAfterBreak="0">
-    <w:nsid w:val="3E7F51FF"/>
+  <w:abstractNum w:abstractNumId="5" w15:restartNumberingAfterBreak="0">
+    <w:nsid w:val="6F793688"/>
     <w:multiLevelType w:val="hybridMultilevel"/>
-    <w:tmpl w:val="E2488CEE"/>
-    <w:lvl w:ilvl="0" w:tplc="FC0E469C">
+    <w:tmpl w:val="7A800F56"/>
+    <w:lvl w:ilvl="0" w:tplc="99E0AF38">
       <w:start w:val="1"/>
       <w:numFmt w:val="decimal"/>
       <w:lvlText w:val="%1."/>
@@ -3594,7 +3738,7 @@
         <w:ind w:left="360" w:hanging="300"/>
       </w:pPr>
     </w:lvl>
-    <w:lvl w:ilvl="1" w:tplc="2D9E59F6" w:tentative="1">
+    <w:lvl w:ilvl="1" w:tplc="801C3D92" w:tentative="1">
       <w:start w:val="1"/>
       <w:numFmt w:val="lowerLetter"/>
       <w:lvlText w:val="%2."/>
@@ -3603,191 +3747,47 @@
         <w:ind w:left="720" w:hanging="300"/>
       </w:pPr>
     </w:lvl>
-    <w:lvl w:ilvl="2" w:tplc="8ABA705A">
+    <w:lvl w:ilvl="2" w:tplc="61B6E49E">
       <w:numFmt w:val="decimal"/>
       <w:lvlText w:val=""/>
       <w:lvlJc w:val="left"/>
     </w:lvl>
-    <w:lvl w:ilvl="3" w:tplc="90B274AE">
+    <w:lvl w:ilvl="3" w:tplc="1A0EDD52">
       <w:numFmt w:val="decimal"/>
       <w:lvlText w:val=""/>
       <w:lvlJc w:val="left"/>
     </w:lvl>
-    <w:lvl w:ilvl="4" w:tplc="D94A7552">
+    <w:lvl w:ilvl="4" w:tplc="3FBEE8D0">
       <w:numFmt w:val="decimal"/>
       <w:lvlText w:val=""/>
       <w:lvlJc w:val="left"/>
     </w:lvl>
-    <w:lvl w:ilvl="5" w:tplc="4E22CF44">
+    <w:lvl w:ilvl="5" w:tplc="07606602">
       <w:numFmt w:val="decimal"/>
       <w:lvlText w:val=""/>
       <w:lvlJc w:val="left"/>
     </w:lvl>
-    <w:lvl w:ilvl="6" w:tplc="1ED41DCE">
+    <w:lvl w:ilvl="6" w:tplc="B2840762">
       <w:numFmt w:val="decimal"/>
       <w:lvlText w:val=""/>
       <w:lvlJc w:val="left"/>
     </w:lvl>
-    <w:lvl w:ilvl="7" w:tplc="C26676A8">
+    <w:lvl w:ilvl="7" w:tplc="787E03B4">
       <w:numFmt w:val="decimal"/>
       <w:lvlText w:val=""/>
       <w:lvlJc w:val="left"/>
     </w:lvl>
-    <w:lvl w:ilvl="8" w:tplc="932CA86C">
+    <w:lvl w:ilvl="8" w:tplc="82B035FC">
       <w:numFmt w:val="decimal"/>
       <w:lvlText w:val=""/>
       <w:lvlJc w:val="left"/>
     </w:lvl>
   </w:abstractNum>
-  <w:abstractNum w:abstractNumId="4" w15:restartNumberingAfterBreak="0">
-    <w:nsid w:val="491D1D35"/>
+  <w:abstractNum w:abstractNumId="6" w15:restartNumberingAfterBreak="0">
+    <w:nsid w:val="7A0D1DA3"/>
     <w:multiLevelType w:val="hybridMultilevel"/>
-    <w:tmpl w:val="7090D716"/>
-    <w:lvl w:ilvl="0" w:tplc="0D90A60A" w:tentative="1">
-      <w:start w:val="1"/>
-      <w:numFmt w:val="bullet"/>
-      <w:lvlText w:val="•"/>
-      <w:lvlJc w:val="left"/>
-      <w:pPr>
-        <w:ind w:left="360" w:hanging="260"/>
-      </w:pPr>
-    </w:lvl>
-    <w:lvl w:ilvl="1" w:tplc="36083694" w:tentative="1">
-      <w:start w:val="1"/>
-      <w:numFmt w:val="bullet"/>
-      <w:lvlText w:val="–"/>
-      <w:lvlJc w:val="left"/>
-      <w:pPr>
-        <w:ind w:left="720" w:hanging="260"/>
-      </w:pPr>
-    </w:lvl>
-    <w:lvl w:ilvl="2" w:tplc="4B80E668">
-      <w:numFmt w:val="decimal"/>
-      <w:lvlText w:val=""/>
-      <w:lvlJc w:val="left"/>
-    </w:lvl>
-    <w:lvl w:ilvl="3" w:tplc="DE888200">
-      <w:numFmt w:val="decimal"/>
-      <w:lvlText w:val=""/>
-      <w:lvlJc w:val="left"/>
-    </w:lvl>
-    <w:lvl w:ilvl="4" w:tplc="D1B831EE">
-      <w:numFmt w:val="decimal"/>
-      <w:lvlText w:val=""/>
-      <w:lvlJc w:val="left"/>
-    </w:lvl>
-    <w:lvl w:ilvl="5" w:tplc="FB36EB98">
-      <w:numFmt w:val="decimal"/>
-      <w:lvlText w:val=""/>
-      <w:lvlJc w:val="left"/>
-    </w:lvl>
-    <w:lvl w:ilvl="6" w:tplc="DED2B27C">
-      <w:numFmt w:val="decimal"/>
-      <w:lvlText w:val=""/>
-      <w:lvlJc w:val="left"/>
-    </w:lvl>
-    <w:lvl w:ilvl="7" w:tplc="E5F6C5F0">
-      <w:numFmt w:val="decimal"/>
-      <w:lvlText w:val=""/>
-      <w:lvlJc w:val="left"/>
-    </w:lvl>
-    <w:lvl w:ilvl="8" w:tplc="242ACF12">
-      <w:numFmt w:val="decimal"/>
-      <w:lvlText w:val=""/>
-      <w:lvlJc w:val="left"/>
-    </w:lvl>
-  </w:abstractNum>
-  <w:abstractNum w:abstractNumId="5" w15:restartNumberingAfterBreak="0">
-    <w:nsid w:val="4D6B3824"/>
-    <w:multiLevelType w:val="hybridMultilevel"/>
-    <w:tmpl w:val="D8525F8C"/>
-    <w:lvl w:ilvl="0" w:tplc="F73C72C8" w:tentative="1">
-      <w:start w:val="1"/>
-      <w:numFmt w:val="bullet"/>
-      <w:lvlText w:val="●"/>
-      <w:lvlJc w:val="left"/>
-      <w:pPr>
-        <w:ind w:left="720" w:hanging="360"/>
-      </w:pPr>
-    </w:lvl>
-    <w:lvl w:ilvl="1" w:tplc="ED2A256C" w:tentative="1">
-      <w:start w:val="1"/>
-      <w:numFmt w:val="bullet"/>
-      <w:lvlText w:val="○"/>
-      <w:lvlJc w:val="left"/>
-      <w:pPr>
-        <w:ind w:left="1440" w:hanging="360"/>
-      </w:pPr>
-    </w:lvl>
-    <w:lvl w:ilvl="2" w:tplc="EFBCA4AA" w:tentative="1">
-      <w:start w:val="1"/>
-      <w:numFmt w:val="bullet"/>
-      <w:lvlText w:val="■"/>
-      <w:lvlJc w:val="left"/>
-      <w:pPr>
-        <w:ind w:left="2160" w:hanging="360"/>
-      </w:pPr>
-    </w:lvl>
-    <w:lvl w:ilvl="3" w:tplc="88D4B48E" w:tentative="1">
-      <w:start w:val="1"/>
-      <w:numFmt w:val="bullet"/>
-      <w:lvlText w:val="●"/>
-      <w:lvlJc w:val="left"/>
-      <w:pPr>
-        <w:ind w:left="2880" w:hanging="360"/>
-      </w:pPr>
-    </w:lvl>
-    <w:lvl w:ilvl="4" w:tplc="3D4C07E6" w:tentative="1">
-      <w:start w:val="1"/>
-      <w:numFmt w:val="bullet"/>
-      <w:lvlText w:val="○"/>
-      <w:lvlJc w:val="left"/>
-      <w:pPr>
-        <w:ind w:left="3600" w:hanging="360"/>
-      </w:pPr>
-    </w:lvl>
-    <w:lvl w:ilvl="5" w:tplc="4E8CB384" w:tentative="1">
-      <w:start w:val="1"/>
-      <w:numFmt w:val="bullet"/>
-      <w:lvlText w:val="■"/>
-      <w:lvlJc w:val="left"/>
-      <w:pPr>
-        <w:ind w:left="4320" w:hanging="360"/>
-      </w:pPr>
-    </w:lvl>
-    <w:lvl w:ilvl="6" w:tplc="6E481E1A" w:tentative="1">
-      <w:start w:val="1"/>
-      <w:numFmt w:val="bullet"/>
-      <w:lvlText w:val="●"/>
-      <w:lvlJc w:val="left"/>
-      <w:pPr>
-        <w:ind w:left="5040" w:hanging="360"/>
-      </w:pPr>
-    </w:lvl>
-    <w:lvl w:ilvl="7" w:tplc="50FE8648" w:tentative="1">
-      <w:start w:val="1"/>
-      <w:numFmt w:val="bullet"/>
-      <w:lvlText w:val="●"/>
-      <w:lvlJc w:val="left"/>
-      <w:pPr>
-        <w:ind w:left="5760" w:hanging="360"/>
-      </w:pPr>
-    </w:lvl>
-    <w:lvl w:ilvl="8" w:tplc="18CCA978" w:tentative="1">
-      <w:start w:val="1"/>
-      <w:numFmt w:val="bullet"/>
-      <w:lvlText w:val="●"/>
-      <w:lvlJc w:val="left"/>
-      <w:pPr>
-        <w:ind w:left="6480" w:hanging="360"/>
-      </w:pPr>
-    </w:lvl>
-  </w:abstractNum>
-  <w:abstractNum w:abstractNumId="6" w15:restartNumberingAfterBreak="0">
-    <w:nsid w:val="6666202B"/>
-    <w:multiLevelType w:val="hybridMultilevel"/>
-    <w:tmpl w:val="7B1EC70E"/>
-    <w:lvl w:ilvl="0" w:tplc="061CB624">
+    <w:tmpl w:val="59FEE0A4"/>
+    <w:lvl w:ilvl="0" w:tplc="86CCE6DE">
       <w:start w:val="1"/>
       <w:numFmt w:val="decimal"/>
       <w:lvlText w:val="%1."/>
@@ -3796,7 +3796,7 @@
         <w:ind w:left="360" w:hanging="300"/>
       </w:pPr>
     </w:lvl>
-    <w:lvl w:ilvl="1" w:tplc="18D06680" w:tentative="1">
+    <w:lvl w:ilvl="1" w:tplc="8A72C158" w:tentative="1">
       <w:start w:val="1"/>
       <w:numFmt w:val="lowerLetter"/>
       <w:lvlText w:val="%2."/>
@@ -3805,74 +3805,74 @@
         <w:ind w:left="720" w:hanging="300"/>
       </w:pPr>
     </w:lvl>
-    <w:lvl w:ilvl="2" w:tplc="C458DC0C">
+    <w:lvl w:ilvl="2" w:tplc="EAECFD28">
       <w:numFmt w:val="decimal"/>
       <w:lvlText w:val=""/>
       <w:lvlJc w:val="left"/>
     </w:lvl>
-    <w:lvl w:ilvl="3" w:tplc="34A0613E">
+    <w:lvl w:ilvl="3" w:tplc="7E200D1C">
       <w:numFmt w:val="decimal"/>
       <w:lvlText w:val=""/>
       <w:lvlJc w:val="left"/>
     </w:lvl>
-    <w:lvl w:ilvl="4" w:tplc="249272E2">
+    <w:lvl w:ilvl="4" w:tplc="4A40F298">
       <w:numFmt w:val="decimal"/>
       <w:lvlText w:val=""/>
       <w:lvlJc w:val="left"/>
     </w:lvl>
-    <w:lvl w:ilvl="5" w:tplc="B2A60300">
+    <w:lvl w:ilvl="5" w:tplc="6458EC98">
       <w:numFmt w:val="decimal"/>
       <w:lvlText w:val=""/>
       <w:lvlJc w:val="left"/>
     </w:lvl>
-    <w:lvl w:ilvl="6" w:tplc="6A801222">
+    <w:lvl w:ilvl="6" w:tplc="2C4CE38C">
       <w:numFmt w:val="decimal"/>
       <w:lvlText w:val=""/>
       <w:lvlJc w:val="left"/>
     </w:lvl>
-    <w:lvl w:ilvl="7" w:tplc="F2649582">
+    <w:lvl w:ilvl="7" w:tplc="F5C6448A">
       <w:numFmt w:val="decimal"/>
       <w:lvlText w:val=""/>
       <w:lvlJc w:val="left"/>
     </w:lvl>
-    <w:lvl w:ilvl="8" w:tplc="33EC4192">
+    <w:lvl w:ilvl="8" w:tplc="C8AE5ADA">
       <w:numFmt w:val="decimal"/>
       <w:lvlText w:val=""/>
       <w:lvlJc w:val="left"/>
     </w:lvl>
   </w:abstractNum>
-  <w:num w:numId="1" w16cid:durableId="1583028200">
+  <w:num w:numId="1" w16cid:durableId="878591538">
+    <w:abstractNumId w:val="0"/>
+    <w:lvlOverride w:ilvl="0">
+      <w:startOverride w:val="1"/>
+    </w:lvlOverride>
+  </w:num>
+  <w:num w:numId="2" w16cid:durableId="79572027">
+    <w:abstractNumId w:val="4"/>
+    <w:lvlOverride w:ilvl="0">
+      <w:startOverride w:val="1"/>
+    </w:lvlOverride>
+  </w:num>
+  <w:num w:numId="3" w16cid:durableId="1891335539">
     <w:abstractNumId w:val="5"/>
     <w:lvlOverride w:ilvl="0">
       <w:startOverride w:val="1"/>
     </w:lvlOverride>
   </w:num>
-  <w:num w:numId="2" w16cid:durableId="759717810">
+  <w:num w:numId="4" w16cid:durableId="1786919203">
     <w:abstractNumId w:val="3"/>
     <w:lvlOverride w:ilvl="0">
       <w:startOverride w:val="1"/>
     </w:lvlOverride>
   </w:num>
-  <w:num w:numId="3" w16cid:durableId="262884424">
+  <w:num w:numId="5" w16cid:durableId="1792476482">
     <w:abstractNumId w:val="1"/>
     <w:lvlOverride w:ilvl="0">
       <w:startOverride w:val="1"/>
     </w:lvlOverride>
   </w:num>
-  <w:num w:numId="4" w16cid:durableId="523010024">
-    <w:abstractNumId w:val="2"/>
-    <w:lvlOverride w:ilvl="0">
-      <w:startOverride w:val="1"/>
-    </w:lvlOverride>
-  </w:num>
-  <w:num w:numId="5" w16cid:durableId="370809183">
+  <w:num w:numId="6" w16cid:durableId="704136839">
     <w:abstractNumId w:val="6"/>
-    <w:lvlOverride w:ilvl="0">
-      <w:startOverride w:val="1"/>
-    </w:lvlOverride>
-  </w:num>
-  <w:num w:numId="6" w16cid:durableId="1415055098">
-    <w:abstractNumId w:val="0"/>
     <w:lvlOverride w:ilvl="0">
       <w:startOverride w:val="1"/>
     </w:lvlOverride>
@@ -4553,7 +4553,7 @@
     <w:autoRedefine/>
     <w:uiPriority w:val="39"/>
     <w:unhideWhenUsed/>
-    <w:rsid w:val="000C7BE5"/>
+    <w:rsid w:val="003145EE"/>
     <w:pPr>
       <w:spacing w:after="100"/>
     </w:pPr>

--- a/discoverer-neo/docs/user-guide/manual/Discoverer-Neo-VIEWER-Guide-Quick-pt-PT.docx
+++ b/discoverer-neo/docs/user-guide/manual/Discoverer-Neo-VIEWER-Guide-Quick-pt-PT.docx
@@ -54,7 +54,7 @@
           <w:sz w:val="22"/>
           <w:szCs w:val="22"/>
         </w:rPr>
-        <w:t>Versão 2.1.1</w:t>
+        <w:t>Versão 2.2.0</w:t>
       </w:r>
     </w:p>
     <w:p>
@@ -74,7 +74,7 @@
     <w:sdt>
       <w:sdtPr>
         <w:alias w:val="Índice"/>
-        <w:id w:val="1232274906"/>
+        <w:id w:val="-1811395638"/>
       </w:sdtPr>
       <w:sdtEndPr/>
       <w:sdtContent>
@@ -102,7 +102,7 @@
           <w:r>
             <w:fldChar w:fldCharType="separate"/>
           </w:r>
-          <w:hyperlink w:anchor="_Toc241748910" w:history="1">
+          <w:hyperlink w:anchor="_Toc241849158" w:history="1">
             <w:r>
               <w:rPr>
                 <w:rStyle w:val="Hiperligao"/>
@@ -126,7 +126,7 @@
               <w:rPr>
                 <w:noProof/>
               </w:rPr>
-              <w:instrText xml:space="preserve"> PAGEREF _Toc241748910 \h </w:instrText>
+              <w:instrText xml:space="preserve"> PAGEREF _Toc241849158 \h </w:instrText>
             </w:r>
             <w:r>
               <w:rPr>
@@ -168,7 +168,7 @@
               <w14:ligatures w14:val="standardContextual"/>
             </w:rPr>
           </w:pPr>
-          <w:hyperlink w:anchor="_Toc241748911" w:history="1">
+          <w:hyperlink w:anchor="_Toc241849159" w:history="1">
             <w:r>
               <w:rPr>
                 <w:rStyle w:val="Hiperligao"/>
@@ -192,7 +192,7 @@
               <w:rPr>
                 <w:noProof/>
               </w:rPr>
-              <w:instrText xml:space="preserve"> PAGEREF _Toc241748911 \h </w:instrText>
+              <w:instrText xml:space="preserve"> PAGEREF _Toc241849159 \h </w:instrText>
             </w:r>
             <w:r>
               <w:rPr>
@@ -234,7 +234,7 @@
               <w14:ligatures w14:val="standardContextual"/>
             </w:rPr>
           </w:pPr>
-          <w:hyperlink w:anchor="_Toc241748912" w:history="1">
+          <w:hyperlink w:anchor="_Toc241849160" w:history="1">
             <w:r>
               <w:rPr>
                 <w:rStyle w:val="Hiperligao"/>
@@ -258,7 +258,7 @@
               <w:rPr>
                 <w:noProof/>
               </w:rPr>
-              <w:instrText xml:space="preserve"> PAGEREF _Toc241748912 \h </w:instrText>
+              <w:instrText xml:space="preserve"> PAGEREF _Toc241849160 \h </w:instrText>
             </w:r>
             <w:r>
               <w:rPr>
@@ -300,7 +300,7 @@
               <w14:ligatures w14:val="standardContextual"/>
             </w:rPr>
           </w:pPr>
-          <w:hyperlink w:anchor="_Toc241748913" w:history="1">
+          <w:hyperlink w:anchor="_Toc241849161" w:history="1">
             <w:r>
               <w:rPr>
                 <w:rStyle w:val="Hiperligao"/>
@@ -324,7 +324,7 @@
               <w:rPr>
                 <w:noProof/>
               </w:rPr>
-              <w:instrText xml:space="preserve"> PAGEREF _Toc241748913 \h </w:instrText>
+              <w:instrText xml:space="preserve"> PAGEREF _Toc241849161 \h </w:instrText>
             </w:r>
             <w:r>
               <w:rPr>
@@ -366,7 +366,7 @@
               <w14:ligatures w14:val="standardContextual"/>
             </w:rPr>
           </w:pPr>
-          <w:hyperlink w:anchor="_Toc241748914" w:history="1">
+          <w:hyperlink w:anchor="_Toc241849162" w:history="1">
             <w:r>
               <w:rPr>
                 <w:rStyle w:val="Hiperligao"/>
@@ -390,7 +390,7 @@
               <w:rPr>
                 <w:noProof/>
               </w:rPr>
-              <w:instrText xml:space="preserve"> PAGEREF _Toc241748914 \h </w:instrText>
+              <w:instrText xml:space="preserve"> PAGEREF _Toc241849162 \h </w:instrText>
             </w:r>
             <w:r>
               <w:rPr>
@@ -432,7 +432,7 @@
               <w14:ligatures w14:val="standardContextual"/>
             </w:rPr>
           </w:pPr>
-          <w:hyperlink w:anchor="_Toc241748915" w:history="1">
+          <w:hyperlink w:anchor="_Toc241849163" w:history="1">
             <w:r>
               <w:rPr>
                 <w:rStyle w:val="Hiperligao"/>
@@ -456,7 +456,7 @@
               <w:rPr>
                 <w:noProof/>
               </w:rPr>
-              <w:instrText xml:space="preserve"> PAGEREF _Toc241748915 \h </w:instrText>
+              <w:instrText xml:space="preserve"> PAGEREF _Toc241849163 \h </w:instrText>
             </w:r>
             <w:r>
               <w:rPr>
@@ -504,7 +504,7 @@
       <w:pPr>
         <w:pStyle w:val="Ttulo1"/>
       </w:pPr>
-      <w:bookmarkStart w:id="0" w:name="_Toc241748910"/>
+      <w:bookmarkStart w:id="0" w:name="_Toc241849158"/>
       <w:r>
         <w:lastRenderedPageBreak/>
         <w:t>A sua função numa página</w:t>
@@ -561,7 +561,7 @@
           <w:left w:w="10" w:type="dxa"/>
           <w:right w:w="10" w:type="dxa"/>
         </w:tblCellMar>
-        <w:tblLook w:val="04A0" w:firstRow="1" w:lastRow="0" w:firstColumn="1" w:lastColumn="0" w:noHBand="0" w:noVBand="1"/>
+        <w:tblLook w:val="0000" w:firstRow="0" w:lastRow="0" w:firstColumn="0" w:lastColumn="0" w:noHBand="0" w:noVBand="0"/>
       </w:tblPr>
       <w:tblGrid>
         <w:gridCol w:w="4513"/>
@@ -1010,10 +1010,10 @@
           <w:noProof/>
         </w:rPr>
         <w:drawing>
-          <wp:inline distT="0" distB="0" distL="0" distR="0" wp14:anchorId="1E9C04C9" wp14:editId="627042E6">
+          <wp:inline distT="0" distB="0" distL="0" distR="0" wp14:anchorId="102663B4" wp14:editId="2BCBA96A">
             <wp:extent cx="5715000" cy="3571875"/>
             <wp:effectExtent l="0" t="0" r="0" b="0"/>
-            <wp:docPr id="435" name="01-login.png" descr="A página de início de sessão com Email, Palavra-passe, Manter sessão iniciada e o botão Iniciar sessão." title="A página de início de sessão com Email, Palavra-passe, Manter sessão iniciada e o botão Iniciar sessão."/>
+            <wp:docPr id="447" name="01-login.png" descr="A página de início de sessão com Email, Palavra-passe, Manter sessão iniciada e o botão Iniciar sessão." title="A página de início de sessão com Email, Palavra-passe, Manter sessão iniciada e o botão Iniciar sessão."/>
             <wp:cNvGraphicFramePr>
               <a:graphicFrameLocks xmlns:a="http://schemas.openxmlformats.org/drawingml/2006/main" noChangeAspect="1"/>
             </wp:cNvGraphicFramePr>
@@ -1063,7 +1063,7 @@
         <w:pStyle w:val="Ttulo1"/>
         <w:pageBreakBefore/>
       </w:pPr>
-      <w:bookmarkStart w:id="1" w:name="_Toc241748911"/>
+      <w:bookmarkStart w:id="1" w:name="_Toc241849159"/>
       <w:r>
         <w:lastRenderedPageBreak/>
         <w:t>Painel e Mapas</w:t>
@@ -1106,10 +1106,10 @@
           <w:noProof/>
         </w:rPr>
         <w:drawing>
-          <wp:inline distT="0" distB="0" distL="0" distR="0" wp14:anchorId="07C34E05" wp14:editId="6A94CED6">
+          <wp:inline distT="0" distB="0" distL="0" distR="0" wp14:anchorId="3F2F03C0" wp14:editId="09AFB817">
             <wp:extent cx="5715000" cy="3429000"/>
             <wp:effectExtent l="0" t="0" r="0" b="0"/>
-            <wp:docPr id="436" name="03-maps-all.png" descr="A lista de Mapas, separador Todos, onde cada mapa tem apenas o ícone Abrir." title="A lista de Mapas, separador Todos, onde cada mapa tem apenas o ícone Abrir."/>
+            <wp:docPr id="448" name="03-maps-all.png" descr="A lista de Mapas, separador Todos, onde cada mapa tem apenas o ícone Abrir." title="A lista de Mapas, separador Todos, onde cada mapa tem apenas o ícone Abrir."/>
             <wp:cNvGraphicFramePr>
               <a:graphicFrameLocks xmlns:a="http://schemas.openxmlformats.org/drawingml/2006/main" noChangeAspect="1"/>
             </wp:cNvGraphicFramePr>
@@ -1266,7 +1266,7 @@
           <w:left w:w="10" w:type="dxa"/>
           <w:right w:w="10" w:type="dxa"/>
         </w:tblCellMar>
-        <w:tblLook w:val="04A0" w:firstRow="1" w:lastRow="0" w:firstColumn="1" w:lastColumn="0" w:noHBand="0" w:noVBand="1"/>
+        <w:tblLook w:val="0000" w:firstRow="0" w:lastRow="0" w:firstColumn="0" w:lastColumn="0" w:noHBand="0" w:noVBand="0"/>
       </w:tblPr>
       <w:tblGrid>
         <w:gridCol w:w="4513"/>
@@ -1578,7 +1578,7 @@
         <w:pStyle w:val="Ttulo1"/>
         <w:pageBreakBefore/>
       </w:pPr>
-      <w:bookmarkStart w:id="2" w:name="_Toc241748912"/>
+      <w:bookmarkStart w:id="2" w:name="_Toc241849160"/>
       <w:r>
         <w:lastRenderedPageBreak/>
         <w:t>Executar e ler um mapa</w:t>
@@ -1601,10 +1601,10 @@
           <w:noProof/>
         </w:rPr>
         <w:drawing>
-          <wp:inline distT="0" distB="0" distL="0" distR="0" wp14:anchorId="69CFCA58" wp14:editId="639293AB">
+          <wp:inline distT="0" distB="0" distL="0" distR="0" wp14:anchorId="35360DF1" wp14:editId="75C1AA3E">
             <wp:extent cx="5715000" cy="3571875"/>
             <wp:effectExtent l="0" t="0" r="0" b="0"/>
-            <wp:docPr id="437" name="06-viewer-results.png" descr="Uma execução concluída com os botões Excel, CSV e PDF por cima da grelha de resultados." title="Uma execução concluída com os botões Excel, CSV e PDF por cima da grelha de resultados."/>
+            <wp:docPr id="449" name="06-viewer-results.png" descr="Uma execução concluída com os botões Excel, CSV e PDF por cima da grelha de resultados." title="Uma execução concluída com os botões Excel, CSV e PDF por cima da grelha de resultados."/>
             <wp:cNvGraphicFramePr>
               <a:graphicFrameLocks xmlns:a="http://schemas.openxmlformats.org/drawingml/2006/main" noChangeAspect="1"/>
             </wp:cNvGraphicFramePr>
@@ -1794,7 +1794,7 @@
           <w:left w:w="10" w:type="dxa"/>
           <w:right w:w="10" w:type="dxa"/>
         </w:tblCellMar>
-        <w:tblLook w:val="04A0" w:firstRow="1" w:lastRow="0" w:firstColumn="1" w:lastColumn="0" w:noHBand="0" w:noVBand="1"/>
+        <w:tblLook w:val="0000" w:firstRow="0" w:lastRow="0" w:firstColumn="0" w:lastColumn="0" w:noHBand="0" w:noVBand="0"/>
       </w:tblPr>
       <w:tblGrid>
         <w:gridCol w:w="4513"/>
@@ -2117,7 +2117,7 @@
         <w:pStyle w:val="Ttulo1"/>
         <w:pageBreakBefore/>
       </w:pPr>
-      <w:bookmarkStart w:id="3" w:name="_Toc241748913"/>
+      <w:bookmarkStart w:id="3" w:name="_Toc241849161"/>
       <w:r>
         <w:lastRenderedPageBreak/>
         <w:t>Execuções e Exportações</w:t>
@@ -2157,10 +2157,10 @@
           <w:noProof/>
         </w:rPr>
         <w:drawing>
-          <wp:inline distT="0" distB="0" distL="0" distR="0" wp14:anchorId="0937F113" wp14:editId="4228133C">
+          <wp:inline distT="0" distB="0" distL="0" distR="0" wp14:anchorId="21AD089B" wp14:editId="062FF45C">
             <wp:extent cx="5715000" cy="3571875"/>
             <wp:effectExtent l="0" t="0" r="0" b="0"/>
-            <wp:docPr id="438" name="07-runs.png" descr="A página Execuções com as execuções do próprio Viewer." title="A página Execuções com as execuções do próprio Viewer."/>
+            <wp:docPr id="450" name="07-runs.png" descr="A página Execuções com as execuções do próprio Viewer." title="A página Execuções com as execuções do próprio Viewer."/>
             <wp:cNvGraphicFramePr>
               <a:graphicFrameLocks xmlns:a="http://schemas.openxmlformats.org/drawingml/2006/main" noChangeAspect="1"/>
             </wp:cNvGraphicFramePr>
@@ -2324,7 +2324,7 @@
           <w:left w:w="10" w:type="dxa"/>
           <w:right w:w="10" w:type="dxa"/>
         </w:tblCellMar>
-        <w:tblLook w:val="04A0" w:firstRow="1" w:lastRow="0" w:firstColumn="1" w:lastColumn="0" w:noHBand="0" w:noVBand="1"/>
+        <w:tblLook w:val="0000" w:firstRow="0" w:lastRow="0" w:firstColumn="0" w:lastColumn="0" w:noHBand="0" w:noVBand="0"/>
       </w:tblPr>
       <w:tblGrid>
         <w:gridCol w:w="4513"/>
@@ -2538,7 +2538,7 @@
         <w:pStyle w:val="Ttulo1"/>
         <w:pageBreakBefore/>
       </w:pPr>
-      <w:bookmarkStart w:id="4" w:name="_Toc241748914"/>
+      <w:bookmarkStart w:id="4" w:name="_Toc241849162"/>
       <w:r>
         <w:lastRenderedPageBreak/>
         <w:t>Agendamentos</w:t>
@@ -2591,10 +2591,10 @@
           <w:noProof/>
         </w:rPr>
         <w:drawing>
-          <wp:inline distT="0" distB="0" distL="0" distR="0" wp14:anchorId="1676BA85" wp14:editId="63DE2BFF">
+          <wp:inline distT="0" distB="0" distL="0" distR="0" wp14:anchorId="78BE1CEC" wp14:editId="30689015">
             <wp:extent cx="5715000" cy="3571875"/>
             <wp:effectExtent l="0" t="0" r="0" b="0"/>
-            <wp:docPr id="439" name="09-schedules.png" descr="A página Agendamentos com a mensagem Ainda não existem agendamentos." title="A página Agendamentos com a mensagem Ainda não existem agendamentos."/>
+            <wp:docPr id="451" name="09-schedules.png" descr="A página Agendamentos com a mensagem Ainda não existem agendamentos." title="A página Agendamentos com a mensagem Ainda não existem agendamentos."/>
             <wp:cNvGraphicFramePr>
               <a:graphicFrameLocks xmlns:a="http://schemas.openxmlformats.org/drawingml/2006/main" noChangeAspect="1"/>
             </wp:cNvGraphicFramePr>
@@ -2791,7 +2791,7 @@
           <w:left w:w="10" w:type="dxa"/>
           <w:right w:w="10" w:type="dxa"/>
         </w:tblCellMar>
-        <w:tblLook w:val="04A0" w:firstRow="1" w:lastRow="0" w:firstColumn="1" w:lastColumn="0" w:noHBand="0" w:noVBand="1"/>
+        <w:tblLook w:val="0000" w:firstRow="0" w:lastRow="0" w:firstColumn="0" w:lastColumn="0" w:noHBand="0" w:noVBand="0"/>
       </w:tblPr>
       <w:tblGrid>
         <w:gridCol w:w="4513"/>
@@ -2935,7 +2935,7 @@
                 <w:b/>
                 <w:bCs/>
               </w:rPr>
-              <w:t>Diariamente (meia-noite)</w:t>
+              <w:t>Diário</w:t>
             </w:r>
             <w:r>
               <w:t xml:space="preserve">, </w:t>
@@ -2945,7 +2945,7 @@
                 <w:b/>
                 <w:bCs/>
               </w:rPr>
-              <w:t>Semanalmente (domingo, meia-noite)</w:t>
+              <w:t>Semanal</w:t>
             </w:r>
             <w:r>
               <w:t xml:space="preserve">, </w:t>
@@ -2955,7 +2955,7 @@
                 <w:b/>
                 <w:bCs/>
               </w:rPr>
-              <w:t>Mensalmente (dia 1, meia-noite)</w:t>
+              <w:t>Quinzenal</w:t>
             </w:r>
             <w:r>
               <w:t xml:space="preserve">, </w:t>
@@ -2965,7 +2965,27 @@
                 <w:b/>
                 <w:bCs/>
               </w:rPr>
-              <w:t>Personalizado</w:t>
+              <w:t>Mensal</w:t>
+            </w:r>
+            <w:r>
+              <w:t xml:space="preserve">, a cada 2, 3, 4 ou 6 meses, </w:t>
+            </w:r>
+            <w:r>
+              <w:rPr>
+                <w:b/>
+                <w:bCs/>
+              </w:rPr>
+              <w:t>Anual</w:t>
+            </w:r>
+            <w:r>
+              <w:t xml:space="preserve">, ou </w:t>
+            </w:r>
+            <w:r>
+              <w:rPr>
+                <w:b/>
+                <w:bCs/>
+              </w:rPr>
+              <w:t>Personalizado (cron)</w:t>
             </w:r>
           </w:p>
         </w:tc>
@@ -3057,7 +3077,7 @@
         <w:pStyle w:val="Ttulo1"/>
         <w:pageBreakBefore/>
       </w:pPr>
-      <w:bookmarkStart w:id="5" w:name="_Toc241748915"/>
+      <w:bookmarkStart w:id="5" w:name="_Toc241849163"/>
       <w:r>
         <w:lastRenderedPageBreak/>
         <w:t>Definições</w:t>
@@ -3090,10 +3110,10 @@
           <w:noProof/>
         </w:rPr>
         <w:drawing>
-          <wp:inline distT="0" distB="0" distL="0" distR="0" wp14:anchorId="5D4AD1DE" wp14:editId="1A6211A2">
+          <wp:inline distT="0" distB="0" distL="0" distR="0" wp14:anchorId="366C4355" wp14:editId="725FD537">
             <wp:extent cx="5715000" cy="3571875"/>
             <wp:effectExtent l="0" t="0" r="0" b="0"/>
-            <wp:docPr id="440" name="04-settings.png" descr="A página Definições com os cartões Idioma de exibição, Aparência e Paleta." title="A página Definições com os cartões Idioma de exibição, Aparência e Paleta."/>
+            <wp:docPr id="452" name="04-settings.png" descr="A página Definições com os cartões Idioma de exibição, Aparência e Paleta." title="A página Definições com os cartões Idioma de exibição, Aparência e Paleta."/>
             <wp:cNvGraphicFramePr>
               <a:graphicFrameLocks xmlns:a="http://schemas.openxmlformats.org/drawingml/2006/main" noChangeAspect="1"/>
             </wp:cNvGraphicFramePr>
@@ -3399,7 +3419,7 @@
         <w:sz w:val="16"/>
         <w:szCs w:val="16"/>
       </w:rPr>
-      <w:t>Discoverer Neo 2.1.1 · Guia rápido · VIEWER</w:t>
+      <w:t>Discoverer Neo 2.2.0 · Guia rápido · VIEWER</w:t>
     </w:r>
   </w:p>
 </w:hdr>
@@ -3408,10 +3428,126 @@
 <file path=word/numbering.xml><?xml version="1.0" encoding="utf-8"?>
 <w:numbering xmlns:wpc="http://schemas.microsoft.com/office/word/2010/wordprocessingCanvas" xmlns:cx="http://schemas.microsoft.com/office/drawing/2014/chartex" xmlns:cx1="http://schemas.microsoft.com/office/drawing/2015/9/8/chartex" xmlns:cx2="http://schemas.microsoft.com/office/drawing/2015/10/21/chartex" xmlns:cx3="http://schemas.microsoft.com/office/drawing/2016/5/9/chartex" xmlns:cx4="http://schemas.microsoft.com/office/drawing/2016/5/10/chartex" xmlns:cx5="http://schemas.microsoft.com/office/drawing/2016/5/11/chartex" xmlns:cx6="http://schemas.microsoft.com/office/drawing/2016/5/12/chartex" xmlns:cx7="http://schemas.microsoft.com/office/drawing/2016/5/13/chartex" xmlns:cx8="http://schemas.microsoft.com/office/drawing/2016/5/14/chartex" xmlns:mc="http://schemas.openxmlformats.org/markup-compatibility/2006" xmlns:aink="http://schemas.microsoft.com/office/drawing/2016/ink" xmlns:am3d="http://schemas.microsoft.com/office/drawing/2017/model3d" xmlns:o="urn:schemas-microsoft-com:office:office" xmlns:oel="http://schemas.microsoft.com/office/2019/extlst" xmlns:r="http://schemas.openxmlformats.org/officeDocument/2006/relationships" xmlns:m="http://schemas.openxmlformats.org/officeDocument/2006/math" xmlns:v="urn:schemas-microsoft-com:vml" xmlns:wp14="http://schemas.microsoft.com/office/word/2010/wordprocessingDrawing" xmlns:wp="http://schemas.openxmlformats.org/drawingml/2006/wordprocessingDrawing" xmlns:w10="urn:schemas-microsoft-com:office:word" xmlns:w="http://schemas.openxmlformats.org/wordprocessingml/2006/main" xmlns:w14="http://schemas.microsoft.com/office/word/2010/wordml" xmlns:w15="http://schemas.microsoft.com/office/word/2012/wordml" xmlns:w16cex="http://schemas.microsoft.com/office/word/2018/wordml/cex" xmlns:w16cid="http://schemas.microsoft.com/office/word/2016/wordml/cid" xmlns:w16="http://schemas.microsoft.com/office/word/2018/wordml" xmlns:w16sdtdh="http://schemas.microsoft.com/office/word/2020/wordml/sdtdatahash" xmlns:w16se="http://schemas.microsoft.com/office/word/2015/wordml/symex" xmlns:wpg="http://schemas.microsoft.com/office/word/2010/wordprocessingGroup" xmlns:wpi="http://schemas.microsoft.com/office/word/2010/wordprocessingInk" xmlns:wne="http://schemas.microsoft.com/office/word/2006/wordml" xmlns:wps="http://schemas.microsoft.com/office/word/2010/wordprocessingShape" mc:Ignorable="w14 w15 w16se w16cid w16 w16cex w16sdtdh wp14">
   <w:abstractNum w:abstractNumId="0" w15:restartNumberingAfterBreak="0">
-    <w:nsid w:val="0A644F69"/>
+    <w:nsid w:val="077B1A92"/>
     <w:multiLevelType w:val="hybridMultilevel"/>
-    <w:tmpl w:val="8D5A3AAC"/>
-    <w:lvl w:ilvl="0" w:tplc="3EC4387A" w:tentative="1">
+    <w:tmpl w:val="FC74AA78"/>
+    <w:lvl w:ilvl="0" w:tplc="70DE621E">
+      <w:start w:val="1"/>
+      <w:numFmt w:val="decimal"/>
+      <w:lvlText w:val="%1."/>
+      <w:lvlJc w:val="left"/>
+      <w:pPr>
+        <w:ind w:left="360" w:hanging="300"/>
+      </w:pPr>
+    </w:lvl>
+    <w:lvl w:ilvl="1" w:tplc="AC9E9944" w:tentative="1">
+      <w:start w:val="1"/>
+      <w:numFmt w:val="lowerLetter"/>
+      <w:lvlText w:val="%2."/>
+      <w:lvlJc w:val="left"/>
+      <w:pPr>
+        <w:ind w:left="720" w:hanging="300"/>
+      </w:pPr>
+    </w:lvl>
+    <w:lvl w:ilvl="2" w:tplc="58BED80C">
+      <w:numFmt w:val="decimal"/>
+      <w:lvlText w:val=""/>
+      <w:lvlJc w:val="left"/>
+    </w:lvl>
+    <w:lvl w:ilvl="3" w:tplc="DFE01904">
+      <w:numFmt w:val="decimal"/>
+      <w:lvlText w:val=""/>
+      <w:lvlJc w:val="left"/>
+    </w:lvl>
+    <w:lvl w:ilvl="4" w:tplc="1A58FC4A">
+      <w:numFmt w:val="decimal"/>
+      <w:lvlText w:val=""/>
+      <w:lvlJc w:val="left"/>
+    </w:lvl>
+    <w:lvl w:ilvl="5" w:tplc="3E464C54">
+      <w:numFmt w:val="decimal"/>
+      <w:lvlText w:val=""/>
+      <w:lvlJc w:val="left"/>
+    </w:lvl>
+    <w:lvl w:ilvl="6" w:tplc="88246F44">
+      <w:numFmt w:val="decimal"/>
+      <w:lvlText w:val=""/>
+      <w:lvlJc w:val="left"/>
+    </w:lvl>
+    <w:lvl w:ilvl="7" w:tplc="ECD66914">
+      <w:numFmt w:val="decimal"/>
+      <w:lvlText w:val=""/>
+      <w:lvlJc w:val="left"/>
+    </w:lvl>
+    <w:lvl w:ilvl="8" w:tplc="949A3C86">
+      <w:numFmt w:val="decimal"/>
+      <w:lvlText w:val=""/>
+      <w:lvlJc w:val="left"/>
+    </w:lvl>
+  </w:abstractNum>
+  <w:abstractNum w:abstractNumId="1" w15:restartNumberingAfterBreak="0">
+    <w:nsid w:val="097A3D76"/>
+    <w:multiLevelType w:val="hybridMultilevel"/>
+    <w:tmpl w:val="32C28482"/>
+    <w:lvl w:ilvl="0" w:tplc="D9D8B7FC">
+      <w:start w:val="1"/>
+      <w:numFmt w:val="decimal"/>
+      <w:lvlText w:val="%1."/>
+      <w:lvlJc w:val="left"/>
+      <w:pPr>
+        <w:ind w:left="360" w:hanging="300"/>
+      </w:pPr>
+    </w:lvl>
+    <w:lvl w:ilvl="1" w:tplc="C7C0B474" w:tentative="1">
+      <w:start w:val="1"/>
+      <w:numFmt w:val="lowerLetter"/>
+      <w:lvlText w:val="%2."/>
+      <w:lvlJc w:val="left"/>
+      <w:pPr>
+        <w:ind w:left="720" w:hanging="300"/>
+      </w:pPr>
+    </w:lvl>
+    <w:lvl w:ilvl="2" w:tplc="34A2AC34">
+      <w:numFmt w:val="decimal"/>
+      <w:lvlText w:val=""/>
+      <w:lvlJc w:val="left"/>
+    </w:lvl>
+    <w:lvl w:ilvl="3" w:tplc="EB2231A6">
+      <w:numFmt w:val="decimal"/>
+      <w:lvlText w:val=""/>
+      <w:lvlJc w:val="left"/>
+    </w:lvl>
+    <w:lvl w:ilvl="4" w:tplc="34806340">
+      <w:numFmt w:val="decimal"/>
+      <w:lvlText w:val=""/>
+      <w:lvlJc w:val="left"/>
+    </w:lvl>
+    <w:lvl w:ilvl="5" w:tplc="1F069ECE">
+      <w:numFmt w:val="decimal"/>
+      <w:lvlText w:val=""/>
+      <w:lvlJc w:val="left"/>
+    </w:lvl>
+    <w:lvl w:ilvl="6" w:tplc="CA1E6E5A">
+      <w:numFmt w:val="decimal"/>
+      <w:lvlText w:val=""/>
+      <w:lvlJc w:val="left"/>
+    </w:lvl>
+    <w:lvl w:ilvl="7" w:tplc="03BA46A8">
+      <w:numFmt w:val="decimal"/>
+      <w:lvlText w:val=""/>
+      <w:lvlJc w:val="left"/>
+    </w:lvl>
+    <w:lvl w:ilvl="8" w:tplc="F142FBD2">
+      <w:numFmt w:val="decimal"/>
+      <w:lvlText w:val=""/>
+      <w:lvlJc w:val="left"/>
+    </w:lvl>
+  </w:abstractNum>
+  <w:abstractNum w:abstractNumId="2" w15:restartNumberingAfterBreak="0">
+    <w:nsid w:val="31F95205"/>
+    <w:multiLevelType w:val="hybridMultilevel"/>
+    <w:tmpl w:val="C490417C"/>
+    <w:lvl w:ilvl="0" w:tplc="BEE27978" w:tentative="1">
       <w:start w:val="1"/>
       <w:numFmt w:val="bullet"/>
       <w:lvlText w:val="●"/>
@@ -3420,7 +3556,7 @@
         <w:ind w:left="720" w:hanging="360"/>
       </w:pPr>
     </w:lvl>
-    <w:lvl w:ilvl="1" w:tplc="190C3DA2" w:tentative="1">
+    <w:lvl w:ilvl="1" w:tplc="8DDA8DC8" w:tentative="1">
       <w:start w:val="1"/>
       <w:numFmt w:val="bullet"/>
       <w:lvlText w:val="○"/>
@@ -3429,7 +3565,7 @@
         <w:ind w:left="1440" w:hanging="360"/>
       </w:pPr>
     </w:lvl>
-    <w:lvl w:ilvl="2" w:tplc="C01EB338" w:tentative="1">
+    <w:lvl w:ilvl="2" w:tplc="959E37C8" w:tentative="1">
       <w:start w:val="1"/>
       <w:numFmt w:val="bullet"/>
       <w:lvlText w:val="■"/>
@@ -3438,7 +3574,7 @@
         <w:ind w:left="2160" w:hanging="360"/>
       </w:pPr>
     </w:lvl>
-    <w:lvl w:ilvl="3" w:tplc="12F8358E" w:tentative="1">
+    <w:lvl w:ilvl="3" w:tplc="3C4EC68E" w:tentative="1">
       <w:start w:val="1"/>
       <w:numFmt w:val="bullet"/>
       <w:lvlText w:val="●"/>
@@ -3447,7 +3583,7 @@
         <w:ind w:left="2880" w:hanging="360"/>
       </w:pPr>
     </w:lvl>
-    <w:lvl w:ilvl="4" w:tplc="00400210" w:tentative="1">
+    <w:lvl w:ilvl="4" w:tplc="F3A6C638" w:tentative="1">
       <w:start w:val="1"/>
       <w:numFmt w:val="bullet"/>
       <w:lvlText w:val="○"/>
@@ -3456,7 +3592,7 @@
         <w:ind w:left="3600" w:hanging="360"/>
       </w:pPr>
     </w:lvl>
-    <w:lvl w:ilvl="5" w:tplc="A2947EE8" w:tentative="1">
+    <w:lvl w:ilvl="5" w:tplc="05C25A18" w:tentative="1">
       <w:start w:val="1"/>
       <w:numFmt w:val="bullet"/>
       <w:lvlText w:val="■"/>
@@ -3465,7 +3601,7 @@
         <w:ind w:left="4320" w:hanging="360"/>
       </w:pPr>
     </w:lvl>
-    <w:lvl w:ilvl="6" w:tplc="0492BED2" w:tentative="1">
+    <w:lvl w:ilvl="6" w:tplc="B642993A" w:tentative="1">
       <w:start w:val="1"/>
       <w:numFmt w:val="bullet"/>
       <w:lvlText w:val="●"/>
@@ -3474,7 +3610,7 @@
         <w:ind w:left="5040" w:hanging="360"/>
       </w:pPr>
     </w:lvl>
-    <w:lvl w:ilvl="7" w:tplc="2E38A9AE" w:tentative="1">
+    <w:lvl w:ilvl="7" w:tplc="C5C25C6E" w:tentative="1">
       <w:start w:val="1"/>
       <w:numFmt w:val="bullet"/>
       <w:lvlText w:val="●"/>
@@ -3483,7 +3619,7 @@
         <w:ind w:left="5760" w:hanging="360"/>
       </w:pPr>
     </w:lvl>
-    <w:lvl w:ilvl="8" w:tplc="F34C6FF8" w:tentative="1">
+    <w:lvl w:ilvl="8" w:tplc="4F7E1BD6" w:tentative="1">
       <w:start w:val="1"/>
       <w:numFmt w:val="bullet"/>
       <w:lvlText w:val="●"/>
@@ -3493,11 +3629,11 @@
       </w:pPr>
     </w:lvl>
   </w:abstractNum>
-  <w:abstractNum w:abstractNumId="1" w15:restartNumberingAfterBreak="0">
-    <w:nsid w:val="234D79F6"/>
+  <w:abstractNum w:abstractNumId="3" w15:restartNumberingAfterBreak="0">
+    <w:nsid w:val="3F600DD2"/>
     <w:multiLevelType w:val="hybridMultilevel"/>
-    <w:tmpl w:val="3462E246"/>
-    <w:lvl w:ilvl="0" w:tplc="20223B1E">
+    <w:tmpl w:val="AABEEB46"/>
+    <w:lvl w:ilvl="0" w:tplc="71924D6C">
       <w:start w:val="1"/>
       <w:numFmt w:val="decimal"/>
       <w:lvlText w:val="%1."/>
@@ -3506,7 +3642,7 @@
         <w:ind w:left="360" w:hanging="300"/>
       </w:pPr>
     </w:lvl>
-    <w:lvl w:ilvl="1" w:tplc="75BAC356" w:tentative="1">
+    <w:lvl w:ilvl="1" w:tplc="8A94CF60" w:tentative="1">
       <w:start w:val="1"/>
       <w:numFmt w:val="lowerLetter"/>
       <w:lvlText w:val="%2."/>
@@ -3515,47 +3651,47 @@
         <w:ind w:left="720" w:hanging="300"/>
       </w:pPr>
     </w:lvl>
-    <w:lvl w:ilvl="2" w:tplc="6AC804A2">
+    <w:lvl w:ilvl="2" w:tplc="53F8CD48">
       <w:numFmt w:val="decimal"/>
       <w:lvlText w:val=""/>
       <w:lvlJc w:val="left"/>
     </w:lvl>
-    <w:lvl w:ilvl="3" w:tplc="0828340A">
+    <w:lvl w:ilvl="3" w:tplc="ED26556E">
       <w:numFmt w:val="decimal"/>
       <w:lvlText w:val=""/>
       <w:lvlJc w:val="left"/>
     </w:lvl>
-    <w:lvl w:ilvl="4" w:tplc="E6D879B8">
+    <w:lvl w:ilvl="4" w:tplc="D9C86208">
       <w:numFmt w:val="decimal"/>
       <w:lvlText w:val=""/>
       <w:lvlJc w:val="left"/>
     </w:lvl>
-    <w:lvl w:ilvl="5" w:tplc="1B7AA158">
+    <w:lvl w:ilvl="5" w:tplc="52366DB0">
       <w:numFmt w:val="decimal"/>
       <w:lvlText w:val=""/>
       <w:lvlJc w:val="left"/>
     </w:lvl>
-    <w:lvl w:ilvl="6" w:tplc="24F8B674">
+    <w:lvl w:ilvl="6" w:tplc="58588110">
       <w:numFmt w:val="decimal"/>
       <w:lvlText w:val=""/>
       <w:lvlJc w:val="left"/>
     </w:lvl>
-    <w:lvl w:ilvl="7" w:tplc="F796C018">
+    <w:lvl w:ilvl="7" w:tplc="D7EAB7DA">
       <w:numFmt w:val="decimal"/>
       <w:lvlText w:val=""/>
       <w:lvlJc w:val="left"/>
     </w:lvl>
-    <w:lvl w:ilvl="8" w:tplc="1416CFA6">
+    <w:lvl w:ilvl="8" w:tplc="AF387FDE">
       <w:numFmt w:val="decimal"/>
       <w:lvlText w:val=""/>
       <w:lvlJc w:val="left"/>
     </w:lvl>
   </w:abstractNum>
-  <w:abstractNum w:abstractNumId="2" w15:restartNumberingAfterBreak="0">
-    <w:nsid w:val="24603DAA"/>
+  <w:abstractNum w:abstractNumId="4" w15:restartNumberingAfterBreak="0">
+    <w:nsid w:val="51A57712"/>
     <w:multiLevelType w:val="hybridMultilevel"/>
-    <w:tmpl w:val="B1A20792"/>
-    <w:lvl w:ilvl="0" w:tplc="B11AD9CA" w:tentative="1">
+    <w:tmpl w:val="845C2908"/>
+    <w:lvl w:ilvl="0" w:tplc="5C42CEFA" w:tentative="1">
       <w:start w:val="1"/>
       <w:numFmt w:val="bullet"/>
       <w:lvlText w:val="•"/>
@@ -3564,7 +3700,7 @@
         <w:ind w:left="360" w:hanging="260"/>
       </w:pPr>
     </w:lvl>
-    <w:lvl w:ilvl="1" w:tplc="9FD42994" w:tentative="1">
+    <w:lvl w:ilvl="1" w:tplc="ECF89FC0" w:tentative="1">
       <w:start w:val="1"/>
       <w:numFmt w:val="bullet"/>
       <w:lvlText w:val="–"/>
@@ -3573,47 +3709,47 @@
         <w:ind w:left="720" w:hanging="260"/>
       </w:pPr>
     </w:lvl>
-    <w:lvl w:ilvl="2" w:tplc="949A751E">
+    <w:lvl w:ilvl="2" w:tplc="27CC2A3A">
       <w:numFmt w:val="decimal"/>
       <w:lvlText w:val=""/>
       <w:lvlJc w:val="left"/>
     </w:lvl>
-    <w:lvl w:ilvl="3" w:tplc="659C8034">
+    <w:lvl w:ilvl="3" w:tplc="7C08BB30">
       <w:numFmt w:val="decimal"/>
       <w:lvlText w:val=""/>
       <w:lvlJc w:val="left"/>
     </w:lvl>
-    <w:lvl w:ilvl="4" w:tplc="CDEEA7A6">
+    <w:lvl w:ilvl="4" w:tplc="99E09E3A">
       <w:numFmt w:val="decimal"/>
       <w:lvlText w:val=""/>
       <w:lvlJc w:val="left"/>
     </w:lvl>
-    <w:lvl w:ilvl="5" w:tplc="04DE16CE">
+    <w:lvl w:ilvl="5" w:tplc="AF5E5654">
       <w:numFmt w:val="decimal"/>
       <w:lvlText w:val=""/>
       <w:lvlJc w:val="left"/>
     </w:lvl>
-    <w:lvl w:ilvl="6" w:tplc="1BEEE7C2">
+    <w:lvl w:ilvl="6" w:tplc="62C2266E">
       <w:numFmt w:val="decimal"/>
       <w:lvlText w:val=""/>
       <w:lvlJc w:val="left"/>
     </w:lvl>
-    <w:lvl w:ilvl="7" w:tplc="7BE81618">
+    <w:lvl w:ilvl="7" w:tplc="9F4E0A88">
       <w:numFmt w:val="decimal"/>
       <w:lvlText w:val=""/>
       <w:lvlJc w:val="left"/>
     </w:lvl>
-    <w:lvl w:ilvl="8" w:tplc="0D4A1464">
+    <w:lvl w:ilvl="8" w:tplc="80581DA8">
       <w:numFmt w:val="decimal"/>
       <w:lvlText w:val=""/>
       <w:lvlJc w:val="left"/>
     </w:lvl>
   </w:abstractNum>
-  <w:abstractNum w:abstractNumId="3" w15:restartNumberingAfterBreak="0">
-    <w:nsid w:val="2C527429"/>
+  <w:abstractNum w:abstractNumId="5" w15:restartNumberingAfterBreak="0">
+    <w:nsid w:val="5D361FE1"/>
     <w:multiLevelType w:val="hybridMultilevel"/>
-    <w:tmpl w:val="0DBC4CCA"/>
-    <w:lvl w:ilvl="0" w:tplc="45D0B232">
+    <w:tmpl w:val="7E3EA890"/>
+    <w:lvl w:ilvl="0" w:tplc="0E1EECF0">
       <w:start w:val="1"/>
       <w:numFmt w:val="decimal"/>
       <w:lvlText w:val="%1."/>
@@ -3622,7 +3758,7 @@
         <w:ind w:left="360" w:hanging="300"/>
       </w:pPr>
     </w:lvl>
-    <w:lvl w:ilvl="1" w:tplc="DD5498D6" w:tentative="1">
+    <w:lvl w:ilvl="1" w:tplc="69428C98" w:tentative="1">
       <w:start w:val="1"/>
       <w:numFmt w:val="lowerLetter"/>
       <w:lvlText w:val="%2."/>
@@ -3631,47 +3767,47 @@
         <w:ind w:left="720" w:hanging="300"/>
       </w:pPr>
     </w:lvl>
-    <w:lvl w:ilvl="2" w:tplc="EEEEE066">
+    <w:lvl w:ilvl="2" w:tplc="0E5C431A">
       <w:numFmt w:val="decimal"/>
       <w:lvlText w:val=""/>
       <w:lvlJc w:val="left"/>
     </w:lvl>
-    <w:lvl w:ilvl="3" w:tplc="58BA489C">
+    <w:lvl w:ilvl="3" w:tplc="B9EAB988">
       <w:numFmt w:val="decimal"/>
       <w:lvlText w:val=""/>
       <w:lvlJc w:val="left"/>
     </w:lvl>
-    <w:lvl w:ilvl="4" w:tplc="EAD0E71A">
+    <w:lvl w:ilvl="4" w:tplc="23E0C164">
       <w:numFmt w:val="decimal"/>
       <w:lvlText w:val=""/>
       <w:lvlJc w:val="left"/>
     </w:lvl>
-    <w:lvl w:ilvl="5" w:tplc="941EC842">
+    <w:lvl w:ilvl="5" w:tplc="968A9148">
       <w:numFmt w:val="decimal"/>
       <w:lvlText w:val=""/>
       <w:lvlJc w:val="left"/>
     </w:lvl>
-    <w:lvl w:ilvl="6" w:tplc="2744D416">
+    <w:lvl w:ilvl="6" w:tplc="F3D60828">
       <w:numFmt w:val="decimal"/>
       <w:lvlText w:val=""/>
       <w:lvlJc w:val="left"/>
     </w:lvl>
-    <w:lvl w:ilvl="7" w:tplc="F1E8EE6C">
+    <w:lvl w:ilvl="7" w:tplc="38CC6AF4">
       <w:numFmt w:val="decimal"/>
       <w:lvlText w:val=""/>
       <w:lvlJc w:val="left"/>
     </w:lvl>
-    <w:lvl w:ilvl="8" w:tplc="5C907414">
+    <w:lvl w:ilvl="8" w:tplc="6CAC6542">
       <w:numFmt w:val="decimal"/>
       <w:lvlText w:val=""/>
       <w:lvlJc w:val="left"/>
     </w:lvl>
   </w:abstractNum>
-  <w:abstractNum w:abstractNumId="4" w15:restartNumberingAfterBreak="0">
-    <w:nsid w:val="4BC04C46"/>
+  <w:abstractNum w:abstractNumId="6" w15:restartNumberingAfterBreak="0">
+    <w:nsid w:val="759C4594"/>
     <w:multiLevelType w:val="hybridMultilevel"/>
-    <w:tmpl w:val="AE06A6DC"/>
-    <w:lvl w:ilvl="0" w:tplc="CB8A1260">
+    <w:tmpl w:val="0C542EB2"/>
+    <w:lvl w:ilvl="0" w:tplc="D264F87C">
       <w:start w:val="1"/>
       <w:numFmt w:val="decimal"/>
       <w:lvlText w:val="%1."/>
@@ -3680,7 +3816,7 @@
         <w:ind w:left="360" w:hanging="300"/>
       </w:pPr>
     </w:lvl>
-    <w:lvl w:ilvl="1" w:tplc="60E8373A" w:tentative="1">
+    <w:lvl w:ilvl="1" w:tplc="39E438FA" w:tentative="1">
       <w:start w:val="1"/>
       <w:numFmt w:val="lowerLetter"/>
       <w:lvlText w:val="%2."/>
@@ -3689,190 +3825,74 @@
         <w:ind w:left="720" w:hanging="300"/>
       </w:pPr>
     </w:lvl>
-    <w:lvl w:ilvl="2" w:tplc="3D08BF4E">
+    <w:lvl w:ilvl="2" w:tplc="5936C188">
       <w:numFmt w:val="decimal"/>
       <w:lvlText w:val=""/>
       <w:lvlJc w:val="left"/>
     </w:lvl>
-    <w:lvl w:ilvl="3" w:tplc="C780F8F2">
+    <w:lvl w:ilvl="3" w:tplc="16CCDF3C">
       <w:numFmt w:val="decimal"/>
       <w:lvlText w:val=""/>
       <w:lvlJc w:val="left"/>
     </w:lvl>
-    <w:lvl w:ilvl="4" w:tplc="FF8427BA">
+    <w:lvl w:ilvl="4" w:tplc="9140D7BC">
       <w:numFmt w:val="decimal"/>
       <w:lvlText w:val=""/>
       <w:lvlJc w:val="left"/>
     </w:lvl>
-    <w:lvl w:ilvl="5" w:tplc="8652949C">
+    <w:lvl w:ilvl="5" w:tplc="CA40A72C">
       <w:numFmt w:val="decimal"/>
       <w:lvlText w:val=""/>
       <w:lvlJc w:val="left"/>
     </w:lvl>
-    <w:lvl w:ilvl="6" w:tplc="D1F8CD4E">
+    <w:lvl w:ilvl="6" w:tplc="E68E835E">
       <w:numFmt w:val="decimal"/>
       <w:lvlText w:val=""/>
       <w:lvlJc w:val="left"/>
     </w:lvl>
-    <w:lvl w:ilvl="7" w:tplc="D03C16B0">
+    <w:lvl w:ilvl="7" w:tplc="283CD212">
       <w:numFmt w:val="decimal"/>
       <w:lvlText w:val=""/>
       <w:lvlJc w:val="left"/>
     </w:lvl>
-    <w:lvl w:ilvl="8" w:tplc="D3B69128">
+    <w:lvl w:ilvl="8" w:tplc="71F6554C">
       <w:numFmt w:val="decimal"/>
       <w:lvlText w:val=""/>
       <w:lvlJc w:val="left"/>
     </w:lvl>
   </w:abstractNum>
-  <w:abstractNum w:abstractNumId="5" w15:restartNumberingAfterBreak="0">
-    <w:nsid w:val="6F793688"/>
-    <w:multiLevelType w:val="hybridMultilevel"/>
-    <w:tmpl w:val="7A800F56"/>
-    <w:lvl w:ilvl="0" w:tplc="99E0AF38">
-      <w:start w:val="1"/>
-      <w:numFmt w:val="decimal"/>
-      <w:lvlText w:val="%1."/>
-      <w:lvlJc w:val="left"/>
-      <w:pPr>
-        <w:ind w:left="360" w:hanging="300"/>
-      </w:pPr>
-    </w:lvl>
-    <w:lvl w:ilvl="1" w:tplc="801C3D92" w:tentative="1">
-      <w:start w:val="1"/>
-      <w:numFmt w:val="lowerLetter"/>
-      <w:lvlText w:val="%2."/>
-      <w:lvlJc w:val="left"/>
-      <w:pPr>
-        <w:ind w:left="720" w:hanging="300"/>
-      </w:pPr>
-    </w:lvl>
-    <w:lvl w:ilvl="2" w:tplc="61B6E49E">
-      <w:numFmt w:val="decimal"/>
-      <w:lvlText w:val=""/>
-      <w:lvlJc w:val="left"/>
-    </w:lvl>
-    <w:lvl w:ilvl="3" w:tplc="1A0EDD52">
-      <w:numFmt w:val="decimal"/>
-      <w:lvlText w:val=""/>
-      <w:lvlJc w:val="left"/>
-    </w:lvl>
-    <w:lvl w:ilvl="4" w:tplc="3FBEE8D0">
-      <w:numFmt w:val="decimal"/>
-      <w:lvlText w:val=""/>
-      <w:lvlJc w:val="left"/>
-    </w:lvl>
-    <w:lvl w:ilvl="5" w:tplc="07606602">
-      <w:numFmt w:val="decimal"/>
-      <w:lvlText w:val=""/>
-      <w:lvlJc w:val="left"/>
-    </w:lvl>
-    <w:lvl w:ilvl="6" w:tplc="B2840762">
-      <w:numFmt w:val="decimal"/>
-      <w:lvlText w:val=""/>
-      <w:lvlJc w:val="left"/>
-    </w:lvl>
-    <w:lvl w:ilvl="7" w:tplc="787E03B4">
-      <w:numFmt w:val="decimal"/>
-      <w:lvlText w:val=""/>
-      <w:lvlJc w:val="left"/>
-    </w:lvl>
-    <w:lvl w:ilvl="8" w:tplc="82B035FC">
-      <w:numFmt w:val="decimal"/>
-      <w:lvlText w:val=""/>
-      <w:lvlJc w:val="left"/>
-    </w:lvl>
-  </w:abstractNum>
-  <w:abstractNum w:abstractNumId="6" w15:restartNumberingAfterBreak="0">
-    <w:nsid w:val="7A0D1DA3"/>
-    <w:multiLevelType w:val="hybridMultilevel"/>
-    <w:tmpl w:val="59FEE0A4"/>
-    <w:lvl w:ilvl="0" w:tplc="86CCE6DE">
-      <w:start w:val="1"/>
-      <w:numFmt w:val="decimal"/>
-      <w:lvlText w:val="%1."/>
-      <w:lvlJc w:val="left"/>
-      <w:pPr>
-        <w:ind w:left="360" w:hanging="300"/>
-      </w:pPr>
-    </w:lvl>
-    <w:lvl w:ilvl="1" w:tplc="8A72C158" w:tentative="1">
-      <w:start w:val="1"/>
-      <w:numFmt w:val="lowerLetter"/>
-      <w:lvlText w:val="%2."/>
-      <w:lvlJc w:val="left"/>
-      <w:pPr>
-        <w:ind w:left="720" w:hanging="300"/>
-      </w:pPr>
-    </w:lvl>
-    <w:lvl w:ilvl="2" w:tplc="EAECFD28">
-      <w:numFmt w:val="decimal"/>
-      <w:lvlText w:val=""/>
-      <w:lvlJc w:val="left"/>
-    </w:lvl>
-    <w:lvl w:ilvl="3" w:tplc="7E200D1C">
-      <w:numFmt w:val="decimal"/>
-      <w:lvlText w:val=""/>
-      <w:lvlJc w:val="left"/>
-    </w:lvl>
-    <w:lvl w:ilvl="4" w:tplc="4A40F298">
-      <w:numFmt w:val="decimal"/>
-      <w:lvlText w:val=""/>
-      <w:lvlJc w:val="left"/>
-    </w:lvl>
-    <w:lvl w:ilvl="5" w:tplc="6458EC98">
-      <w:numFmt w:val="decimal"/>
-      <w:lvlText w:val=""/>
-      <w:lvlJc w:val="left"/>
-    </w:lvl>
-    <w:lvl w:ilvl="6" w:tplc="2C4CE38C">
-      <w:numFmt w:val="decimal"/>
-      <w:lvlText w:val=""/>
-      <w:lvlJc w:val="left"/>
-    </w:lvl>
-    <w:lvl w:ilvl="7" w:tplc="F5C6448A">
-      <w:numFmt w:val="decimal"/>
-      <w:lvlText w:val=""/>
-      <w:lvlJc w:val="left"/>
-    </w:lvl>
-    <w:lvl w:ilvl="8" w:tplc="C8AE5ADA">
-      <w:numFmt w:val="decimal"/>
-      <w:lvlText w:val=""/>
-      <w:lvlJc w:val="left"/>
-    </w:lvl>
-  </w:abstractNum>
-  <w:num w:numId="1" w16cid:durableId="878591538">
+  <w:num w:numId="1" w16cid:durableId="176043389">
+    <w:abstractNumId w:val="2"/>
+    <w:lvlOverride w:ilvl="0">
+      <w:startOverride w:val="1"/>
+    </w:lvlOverride>
+  </w:num>
+  <w:num w:numId="2" w16cid:durableId="648049649">
+    <w:abstractNumId w:val="5"/>
+    <w:lvlOverride w:ilvl="0">
+      <w:startOverride w:val="1"/>
+    </w:lvlOverride>
+  </w:num>
+  <w:num w:numId="3" w16cid:durableId="1478306347">
     <w:abstractNumId w:val="0"/>
     <w:lvlOverride w:ilvl="0">
       <w:startOverride w:val="1"/>
     </w:lvlOverride>
   </w:num>
-  <w:num w:numId="2" w16cid:durableId="79572027">
-    <w:abstractNumId w:val="4"/>
-    <w:lvlOverride w:ilvl="0">
-      <w:startOverride w:val="1"/>
-    </w:lvlOverride>
-  </w:num>
-  <w:num w:numId="3" w16cid:durableId="1891335539">
-    <w:abstractNumId w:val="5"/>
-    <w:lvlOverride w:ilvl="0">
-      <w:startOverride w:val="1"/>
-    </w:lvlOverride>
-  </w:num>
-  <w:num w:numId="4" w16cid:durableId="1786919203">
+  <w:num w:numId="4" w16cid:durableId="367142857">
     <w:abstractNumId w:val="3"/>
     <w:lvlOverride w:ilvl="0">
       <w:startOverride w:val="1"/>
     </w:lvlOverride>
   </w:num>
-  <w:num w:numId="5" w16cid:durableId="1792476482">
-    <w:abstractNumId w:val="1"/>
+  <w:num w:numId="5" w16cid:durableId="1847746261">
+    <w:abstractNumId w:val="6"/>
     <w:lvlOverride w:ilvl="0">
       <w:startOverride w:val="1"/>
     </w:lvlOverride>
   </w:num>
-  <w:num w:numId="6" w16cid:durableId="704136839">
-    <w:abstractNumId w:val="6"/>
+  <w:num w:numId="6" w16cid:durableId="24064911">
+    <w:abstractNumId w:val="1"/>
     <w:lvlOverride w:ilvl="0">
       <w:startOverride w:val="1"/>
     </w:lvlOverride>
@@ -4553,7 +4573,7 @@
     <w:autoRedefine/>
     <w:uiPriority w:val="39"/>
     <w:unhideWhenUsed/>
-    <w:rsid w:val="003145EE"/>
+    <w:rsid w:val="00942DED"/>
     <w:pPr>
       <w:spacing w:after="100"/>
     </w:pPr>
